--- a/4-Website/downloads/DAF-Act-Tokeniser-Explainer.docx
+++ b/4-Website/downloads/DAF-Act-Tokeniser-Explainer.docx
@@ -37,7 +37,7 @@
         <w:t xml:space="preserve"> </w:t>
       </w:r>
       <w:r>
-        <w:t xml:space="preserve">Information current as at 26 October 2026. Not an official publication of Redbelly Network, Tokeniser, ASIC or the Australian Government. Explainer files and sources online:</w:t>
+        <w:t xml:space="preserve">Information current as at 26 October 2026. Not an official publication of Redbelly Network, Tokeniser, ASIC or the Australian Government. Read online, with the community summary and downloads:</w:t>
       </w:r>
       <w:r>
         <w:t xml:space="preserve"> </w:t>
@@ -47,7 +47,7 @@
           <w:rPr>
             <w:rStyle w:val="Hyperlink"/>
           </w:rPr>
-          <w:t xml:space="preserve">https://github.com/martinalphas/digital-assets-act-guide</w:t>
+          <w:t xml:space="preserve">https://digital-assets-act-guide.vercel.app</w:t>
         </w:r>
       </w:hyperlink>
     </w:p>
@@ -235,6 +235,45 @@
       </w:r>
       <w:r>
         <w:t xml:space="preserve">The writer's interpretation. This is not settled law.</w:t>
+      </w:r>
+    </w:p>
+    <w:p>
+      <w:pPr>
+        <w:pStyle w:val="FirstParagraph"/>
+      </w:pPr>
+      <w:r>
+        <w:t xml:space="preserve">The explainer takes about 20 minutes to read. If you are short on time, read</w:t>
+      </w:r>
+      <w:r>
+        <w:t xml:space="preserve"> </w:t>
+      </w:r>
+      <w:hyperlink w:anchor="glance">
+        <w:r>
+          <w:rPr>
+            <w:rStyle w:val="Hyperlink"/>
+          </w:rPr>
+          <w:t xml:space="preserve">01 The short version</w:t>
+        </w:r>
+      </w:hyperlink>
+      <w:r>
+        <w:t xml:space="preserve"> </w:t>
+      </w:r>
+      <w:r>
+        <w:t xml:space="preserve">and</w:t>
+      </w:r>
+      <w:r>
+        <w:t xml:space="preserve"> </w:t>
+      </w:r>
+      <w:hyperlink w:anchor="timeline">
+        <w:r>
+          <w:rPr>
+            <w:rStyle w:val="Hyperlink"/>
+          </w:rPr>
+          <w:t xml:space="preserve">05 Timeline</w:t>
+        </w:r>
+      </w:hyperlink>
+      <w:r>
+        <w:t xml:space="preserve">.</w:t>
       </w:r>
     </w:p>
     <w:bookmarkEnd w:id="23"/>
@@ -1105,7 +1144,7 @@
               <w:jc w:val="left"/>
             </w:pPr>
             <w:r>
-              <w:t xml:space="preserve">Software or hardware for sending, processing or recording tokens. Its rules (protocols) must be open-source and publicly accessible, must let</w:t>
+              <w:t xml:space="preserve">Software or hardware used for transmitting, processing or recording tokens. In the Act's words, its protocols must be "a set of open source and publicly accessible standards" that work "in a non-discretionary manner". They must also let</w:t>
             </w:r>
             <w:r>
               <w:t xml:space="preserve"> </w:t>
@@ -1121,7 +1160,7 @@
               <w:t xml:space="preserve"> </w:t>
             </w:r>
             <w:r>
-              <w:t xml:space="preserve">contribute (for example by validating), and must not depend on any single critical participant. Infrastructure can also qualify if regulations prescribe it. PDTI is not a managed investment scheme or a financial product, and validating it is not a financial service.</w:t>
+              <w:t xml:space="preserve">contribute (for example by validating), and must not rely on any one participant whose role is critical. Infrastructure can also qualify if regulations prescribe it. PDTI is not a managed investment scheme or a financial product, and validating it is not a financial service.</w:t>
             </w:r>
           </w:p>
         </w:tc>
@@ -1137,7 +1176,7 @@
                 <w:rPr>
                   <w:rStyle w:val="Hyperlink"/>
                 </w:rPr>
-                <w:t xml:space="preserve">[S1 · s 9E; s 9 "managed investment scheme" (mf); s 765A(1)(xa); s 766A(3)(b)]</w:t>
+                <w:t xml:space="preserve">[S1 · s 9E(2)(a)–(c), (3); s 9 "managed investment scheme" (mf); s 765A(1)(xa); s 766A(3)(b)]</w:t>
               </w:r>
             </w:hyperlink>
           </w:p>
@@ -5022,23 +5061,7 @@
         <w:pStyle w:val="BodyText"/>
       </w:pPr>
       <w:r>
-        <w:t xml:space="preserve">Infrastructure qualifies if its protocols are open-source and publicly accessible standards that work in a non-discretionary way, if they let</w:t>
-      </w:r>
-      <w:r>
-        <w:t xml:space="preserve"> </w:t>
-      </w:r>
-      <w:r>
-        <w:rPr>
-          <w:iCs/>
-          <w:i/>
-        </w:rPr>
-        <w:t xml:space="preserve">any person</w:t>
-      </w:r>
-      <w:r>
-        <w:t xml:space="preserve"> </w:t>
-      </w:r>
-      <w:r>
-        <w:t xml:space="preserve">contribute by transmitting, processing and recording records, and if they do not depend on any participant whose role is critical. It can also qualify if regulations prescribe it.</w:t>
+        <w:t xml:space="preserve">Infrastructure qualifies if the protocols that apply to it meet three tests, and no regulation has been made to exclude them. First, they must be "a set of open source and publicly accessible standards for transmitting, processing and recording electronic records in a non-discretionary manner". Second, they must "permit any person to contribute" to the infrastructure by transmitting, processing and recording such records. Third, they must not rely on any participant whose role is so critical that the records cannot be transmitted, processed or recorded without it. Infrastructure can also qualify if regulations prescribe it.</w:t>
       </w:r>
       <w:r>
         <w:t xml:space="preserve"> </w:t>
@@ -5048,7 +5071,7 @@
           <w:rPr>
             <w:rStyle w:val="Hyperlink"/>
           </w:rPr>
-          <w:t xml:space="preserve">[S1 · s 9E(2)–(3)]</w:t>
+          <w:t xml:space="preserve">[S1 · s 9E(2)(a)–(d), (3)]</w:t>
         </w:r>
       </w:hyperlink>
     </w:p>
@@ -5563,378 +5586,14 @@
     </w:p>
     <w:bookmarkEnd w:id="52"/>
     <w:bookmarkEnd w:id="53"/>
-    <w:bookmarkStart w:id="58" w:name="community"/>
-    <w:bookmarkStart w:id="57" w:name="community-h"/>
+    <w:bookmarkStart w:id="55" w:name="verification"/>
+    <w:bookmarkStart w:id="54" w:name="verification-h"/>
     <w:p>
       <w:pPr>
         <w:pStyle w:val="Heading2"/>
       </w:pPr>
       <w:r>
-        <w:t xml:space="preserve">Community summary</w:t>
-      </w:r>
-    </w:p>
-    <w:p>
-      <w:pPr>
-        <w:pStyle w:val="FirstParagraph"/>
-      </w:pPr>
-      <w:r>
-        <w:t xml:space="preserve">A short version for the DAO to share. It has no price talk, makes no claims of compliance, and keeps the "not legal advice" line. Every point is drawn from the cited sections above.</w:t>
-      </w:r>
-    </w:p>
-    <w:bookmarkStart w:id="54" w:name="x-thread-9-posts"/>
-    <w:p>
-      <w:pPr>
-        <w:pStyle w:val="Heading3"/>
-      </w:pPr>
-      <w:r>
-        <w:t xml:space="preserve">X thread (9 posts)</w:t>
-      </w:r>
-    </w:p>
-    <w:bookmarkEnd w:id="54"/>
-    <w:p>
-      <w:pPr>
-        <w:pStyle w:val="FirstParagraph"/>
-      </w:pPr>
-      <w:r>
-        <w:t xml:space="preserve">1/9</w:t>
-      </w:r>
-      <w:r>
-        <w:t xml:space="preserve">278/280 characters</w:t>
-      </w:r>
-    </w:p>
-    <w:p>
-      <w:pPr>
-        <w:pStyle w:val="BodyText"/>
-      </w:pPr>
-      <w:r>
-        <w:t xml:space="preserve">Australia's Digital Assets Framework Act is now law. From 8 April 2027, digital asset platforms and tokenised custody platforms become regulated financial products, licensed by ASIC.</w:t>
-      </w:r>
-      <w:r>
-        <w:t xml:space="preserve"> </w:t>
-      </w:r>
-      <w:r>
-        <w:t xml:space="preserve">What it means for issuers and Tokeniser, in plain English 🧵</w:t>
-      </w:r>
-      <w:r>
-        <w:t xml:space="preserve"> </w:t>
-      </w:r>
-      <w:r>
-        <w:t xml:space="preserve">(General info, not legal advice.)</w:t>
-      </w:r>
-    </w:p>
-    <w:p>
-      <w:pPr>
-        <w:pStyle w:val="BodyText"/>
-      </w:pPr>
-      <w:r>
-        <w:t xml:space="preserve">2/9</w:t>
-      </w:r>
-      <w:r>
-        <w:t xml:space="preserve">243/280 characters</w:t>
-      </w:r>
-    </w:p>
-    <w:p>
-      <w:pPr>
-        <w:pStyle w:val="BodyText"/>
-      </w:pPr>
-      <w:r>
-        <w:t xml:space="preserve">Two new products:</w:t>
-      </w:r>
-      <w:r>
-        <w:t xml:space="preserve"> </w:t>
-      </w:r>
-      <w:r>
-        <w:t xml:space="preserve">• Digital asset platform (DAP): an operator holds tokens for clients</w:t>
-      </w:r>
-      <w:r>
-        <w:t xml:space="preserve"> </w:t>
-      </w:r>
-      <w:r>
-        <w:t xml:space="preserve">• Tokenised custody platform (TCP): an operator holds a real asset and issues one redeemable token per asset</w:t>
-      </w:r>
-      <w:r>
-        <w:t xml:space="preserve"> </w:t>
-      </w:r>
-      <w:r>
-        <w:t xml:space="preserve">Operators will generally need an AFS licence.</w:t>
-      </w:r>
-    </w:p>
-    <w:p>
-      <w:pPr>
-        <w:pStyle w:val="BodyText"/>
-      </w:pPr>
-      <w:r>
-        <w:t xml:space="preserve">3/9</w:t>
-      </w:r>
-      <w:r>
-        <w:t xml:space="preserve">249/280 characters</w:t>
-      </w:r>
-    </w:p>
-    <w:p>
-      <w:pPr>
-        <w:pStyle w:val="BodyText"/>
-      </w:pPr>
-      <w:r>
-        <w:t xml:space="preserve">Key dates:</w:t>
-      </w:r>
-      <w:r>
-        <w:t xml:space="preserve"> </w:t>
-      </w:r>
-      <w:r>
-        <w:t xml:space="preserve">• 8 Apr 2026: Royal Assent</w:t>
-      </w:r>
-      <w:r>
-        <w:t xml:space="preserve"> </w:t>
-      </w:r>
-      <w:r>
-        <w:t xml:space="preserve">• 8 Apr 2027: Act starts, applications open</w:t>
-      </w:r>
-      <w:r>
-        <w:t xml:space="preserve"> </w:t>
-      </w:r>
-      <w:r>
-        <w:t xml:space="preserve">• 7 Oct 2027: last day for existing operators to apply (they can keep operating while ASIC decides)</w:t>
-      </w:r>
-      <w:r>
-        <w:t xml:space="preserve"> </w:t>
-      </w:r>
-      <w:r>
-        <w:t xml:space="preserve">Some earlier ASIC pages said 9 April. ASIC's latest says 8 April.</w:t>
-      </w:r>
-    </w:p>
-    <w:p>
-      <w:pPr>
-        <w:pStyle w:val="BodyText"/>
-      </w:pPr>
-      <w:r>
-        <w:t xml:space="preserve">4/9</w:t>
-      </w:r>
-      <w:r>
-        <w:t xml:space="preserve">276/280 characters</w:t>
-      </w:r>
-    </w:p>
-    <w:p>
-      <w:pPr>
-        <w:pStyle w:val="BodyText"/>
-      </w:pPr>
-      <w:r>
-        <w:t xml:space="preserve">Not everyone needs a licence. Exemptions include:</w:t>
-      </w:r>
-      <w:r>
-        <w:t xml:space="preserve"> </w:t>
-      </w:r>
-      <w:r>
-        <w:t xml:space="preserve">• low-value platforms (up to $10m in transactions a year and $5,000 per client, plus other conditions)</w:t>
-      </w:r>
-      <w:r>
-        <w:t xml:space="preserve"> </w:t>
-      </w:r>
-      <w:r>
-        <w:t xml:space="preserve">• people who only mention or arrange a platform as a minor part of their business</w:t>
-      </w:r>
-      <w:r>
-        <w:t xml:space="preserve"> </w:t>
-      </w:r>
-      <w:r>
-        <w:t xml:space="preserve">• qualifying public token infrastructure</w:t>
-      </w:r>
-    </w:p>
-    <w:p>
-      <w:pPr>
-        <w:pStyle w:val="BodyText"/>
-      </w:pPr>
-      <w:r>
-        <w:t xml:space="preserve">5/9</w:t>
-      </w:r>
-      <w:r>
-        <w:t xml:space="preserve">242/280 characters</w:t>
-      </w:r>
-    </w:p>
-    <w:p>
-      <w:pPr>
-        <w:pStyle w:val="BodyText"/>
-      </w:pPr>
-      <w:r>
-        <w:t xml:space="preserve">For issuers on Tokeniser: the Act regulates platforms, not the act of tokenising.</w:t>
-      </w:r>
-      <w:r>
-        <w:t xml:space="preserve"> </w:t>
-      </w:r>
-      <w:r>
-        <w:t xml:space="preserve">Tokenised fund units and shares stay under existing law. ASIC's draft guide says a natively tokenised fund is generally a managed investment scheme, not a TCP.</w:t>
-      </w:r>
-    </w:p>
-    <w:p>
-      <w:pPr>
-        <w:pStyle w:val="BodyText"/>
-      </w:pPr>
-      <w:r>
-        <w:t xml:space="preserve">6/9</w:t>
-      </w:r>
-      <w:r>
-        <w:t xml:space="preserve">258/280 characters</w:t>
-      </w:r>
-    </w:p>
-    <w:p>
-      <w:pPr>
-        <w:pStyle w:val="BodyText"/>
-      </w:pPr>
-      <w:r>
-        <w:t xml:space="preserve">Where it can bite: if anyone holds investors' tokens or keys, or an issuer mints custody-backed tokens, the new platform rules may apply.</w:t>
-      </w:r>
-      <w:r>
-        <w:t xml:space="preserve"> </w:t>
-      </w:r>
-      <w:r>
-        <w:t xml:space="preserve">Open question: do freeze, recovery or forced-transfer admin powers count as "possessing" tokens? Worth asking a lawyer.</w:t>
-      </w:r>
-    </w:p>
-    <w:p>
-      <w:pPr>
-        <w:pStyle w:val="BodyText"/>
-      </w:pPr>
-      <w:r>
-        <w:t xml:space="preserve">7/9</w:t>
-      </w:r>
-      <w:r>
-        <w:t xml:space="preserve">246/280 characters</w:t>
-      </w:r>
-    </w:p>
-    <w:p>
-      <w:pPr>
-        <w:pStyle w:val="BodyText"/>
-      </w:pPr>
-      <w:r>
-        <w:t xml:space="preserve">Redbelly's tools (verifiable credentials, programmable eligibility, KYC'd onboarding, final settlement) could help licensees meet parts of the rules.</w:t>
-      </w:r>
-      <w:r>
-        <w:t xml:space="preserve"> </w:t>
-      </w:r>
-      <w:r>
-        <w:t xml:space="preserve">But the legal duties sit with licensees, and no source says Redbelly or Tokeniser is compliant.</w:t>
-      </w:r>
-    </w:p>
-    <w:p>
-      <w:pPr>
-        <w:pStyle w:val="BodyText"/>
-      </w:pPr>
-      <w:r>
-        <w:t xml:space="preserve">8/9</w:t>
-      </w:r>
-      <w:r>
-        <w:t xml:space="preserve">265/280 characters</w:t>
-      </w:r>
-    </w:p>
-    <w:p>
-      <w:pPr>
-        <w:pStyle w:val="BodyText"/>
-      </w:pPr>
-      <w:r>
-        <w:t xml:space="preserve">Biggest open question: is Redbelly "public digital token infrastructure" under s 9E?</w:t>
-      </w:r>
-      <w:r>
-        <w:t xml:space="preserve"> </w:t>
-      </w:r>
-      <w:r>
-        <w:t xml:space="preserve">ASIC's draft view: if only select people can validate (e.g. because of KYC limits), it may not qualify. Redbelly's docs gate network access and node operators. Unresolved for now.</w:t>
-      </w:r>
-    </w:p>
-    <w:p>
-      <w:pPr>
-        <w:pStyle w:val="BodyText"/>
-      </w:pPr>
-      <w:r>
-        <w:t xml:space="preserve">9/9</w:t>
-      </w:r>
-      <w:r>
-        <w:t xml:space="preserve">230/280 characters</w:t>
-      </w:r>
-    </w:p>
-    <w:p>
-      <w:pPr>
-        <w:pStyle w:val="BodyText"/>
-      </w:pPr>
-      <w:r>
-        <w:t xml:space="preserve">Next: ASIC's CP 392 consultation closes 27 Nov 2026. Final rules are planned for March 2027.</w:t>
-      </w:r>
-      <w:r>
-        <w:t xml:space="preserve"> </w:t>
-      </w:r>
-      <w:r>
-        <w:t xml:space="preserve">Full explainer, timeline and every source:</w:t>
-      </w:r>
-      <w:r>
-        <w:t xml:space="preserve"> </w:t>
-      </w:r>
-      <w:hyperlink r:id="rId20">
-        <w:r>
-          <w:rPr>
-            <w:rStyle w:val="Hyperlink"/>
-          </w:rPr>
-          <w:t xml:space="preserve">https://github.com/martinalphas/digital-assets-act-guide</w:t>
-        </w:r>
-      </w:hyperlink>
-      <w:r>
-        <w:t xml:space="preserve"> </w:t>
-      </w:r>
-      <w:r>
-        <w:t xml:space="preserve">General information only. Not legal, financial or investment advice.</w:t>
-      </w:r>
-    </w:p>
-    <w:bookmarkStart w:id="55" w:name="short-paragraphs"/>
-    <w:p>
-      <w:pPr>
-        <w:pStyle w:val="Heading3"/>
-      </w:pPr>
-      <w:r>
-        <w:t xml:space="preserve">Short paragraphs</w:t>
-      </w:r>
-    </w:p>
-    <w:bookmarkEnd w:id="55"/>
-    <w:bookmarkStart w:id="56" w:name="summary-paras"/>
-    <w:p>
-      <w:pPr>
-        <w:pStyle w:val="FirstParagraph"/>
-      </w:pPr>
-      <w:r>
-        <w:t xml:space="preserve">Australia's Corporations Amendment (Digital Assets Framework) Act 2026 received Royal Assent on 8 April 2026 and starts on 8 April 2027. It makes two kinds of platform into regulated financial products. In a digital asset platform, an operator holds tokens for clients. In a tokenised custody platform, an operator holds a real asset and issues one redeemable token for each asset. Operators will generally need an Australian financial services licence from ASIC. Platforms already operating must apply by 7 October 2027 and can keep operating while ASIC decides. Some low-value platforms, people who only introduce a platform as a minor part of their business, and qualifying public blockchain infrastructure are exempt.</w:t>
-      </w:r>
-    </w:p>
-    <w:p>
-      <w:pPr>
-        <w:pStyle w:val="BodyText"/>
-      </w:pPr>
-      <w:r>
-        <w:t xml:space="preserve">For issuers who tokenise through Tokeniser, the Act regulates platforms rather than the act of tokenising. Tokenised fund units and shares stay under the existing rules. ASIC's draft guidance says a natively tokenised fund is generally a managed investment scheme rather than a tokenised custody platform. The new rules matter where someone holds tokens or keys for investors, or where an issuer creates tokens backed by assets held in custody.</w:t>
-      </w:r>
-    </w:p>
-    <w:p>
-      <w:pPr>
-        <w:pStyle w:val="BodyText"/>
-      </w:pPr>
-      <w:r>
-        <w:t xml:space="preserve">Redbelly's identity and eligibility tools could help licensees meet parts of the new rules. But the legal duties sit with licensees, and no source we reviewed says Redbelly or Tokeniser is compliant. The biggest open question is whether Redbelly counts as "public digital token infrastructure", given ASIC's draft view on identity checks for validators. ASIC is consulting until 27 November 2026. This is general information, not legal advice.</w:t>
-      </w:r>
-    </w:p>
-    <w:bookmarkEnd w:id="56"/>
-    <w:bookmarkEnd w:id="57"/>
-    <w:bookmarkEnd w:id="58"/>
-    <w:bookmarkStart w:id="114" w:name="sources"/>
-    <w:bookmarkStart w:id="113" w:name="sources-h"/>
-    <w:p>
-      <w:pPr>
-        <w:pStyle w:val="Heading2"/>
-      </w:pPr>
-      <w:r>
-        <w:t xml:space="preserve">Sources</w:t>
-      </w:r>
-    </w:p>
-    <w:p>
-      <w:pPr>
-        <w:pStyle w:val="FirstParagraph"/>
-      </w:pPr>
-      <w:r>
-        <w:t xml:space="preserve">Primary sources come first: the Act itself (S1) and ASIC material (S2–S10). Redbelly and Tokeniser pages (S11–S27) are used only to report what those organisations say about themselves, and are labelled that way in the text. No factual claim relies on news coverage or law-firm commentary. Every in-text citation gives a pinpoint (a section, paragraph, table or page section).</w:t>
+        <w:t xml:space="preserve">How we checked</w:t>
       </w:r>
     </w:p>
     <w:p>
@@ -5945,1955 +5604,26 @@
         </w:numPr>
         <w:pStyle w:val="Compact"/>
       </w:pPr>
-      <w:bookmarkStart w:id="59" w:name="S1"/>
-      <w:r>
-        <w:t xml:space="preserve">S1</w:t>
-      </w:r>
-      <w:r>
-        <w:t xml:space="preserve">Corporations Amendment (Digital Assets Framework) Act 2026 (No. 38, 2026), as made, C2026A00038</w:t>
-      </w:r>
-      <w:r>
-        <w:t xml:space="preserve">Primary: legislation</w:t>
-      </w:r>
-      <w:bookmarkEnd w:id="59"/>
-    </w:p>
-    <w:p>
-      <w:pPr>
-        <w:numPr>
-          <w:ilvl w:val="0"/>
-          <w:numId w:val="1000"/>
-        </w:numPr>
-        <w:pStyle w:val="Compact"/>
-      </w:pPr>
-      <w:r>
-        <w:t xml:space="preserve">Federal Register of Legislation (Australian Government) · Assented to 8 April 2026</w:t>
-      </w:r>
-    </w:p>
-    <w:p>
-      <w:pPr>
-        <w:numPr>
-          <w:ilvl w:val="0"/>
-          <w:numId w:val="1000"/>
-        </w:numPr>
-        <w:pStyle w:val="Compact"/>
-      </w:pPr>
-      <w:hyperlink r:id="rId60">
-        <w:r>
-          <w:rPr>
-            <w:rStyle w:val="Hyperlink"/>
-          </w:rPr>
-          <w:t xml:space="preserve">https://www.legislation.gov.au/C2026A00038/asmade/text</w:t>
-        </w:r>
-      </w:hyperlink>
-    </w:p>
-    <w:p>
-      <w:pPr>
-        <w:numPr>
-          <w:ilvl w:val="0"/>
-          <w:numId w:val="1000"/>
-        </w:numPr>
-        <w:pStyle w:val="Compact"/>
-      </w:pPr>
-      <w:r>
-        <w:rPr>
-          <w:bCs/>
-          <w:b/>
-        </w:rPr>
-        <w:t xml:space="preserve">Supports:</w:t>
-      </w:r>
-      <w:r>
-        <w:t xml:space="preserve"> </w:t>
-      </w:r>
-      <w:r>
-        <w:t xml:space="preserve">Definitions (s 761GB digital token, s 86 possession, s 761GC DAP, s 761GD TCP, s 9E PDTI, s 9F custodial staking, s 765E wrapped tokens); DAPs/TCPs as financial products (s 764A(1)(la)-(lb)); constitutionally-covered corporation rule (s 766M, s 9); new dealing (s 766C(1)(ca)); exemptions (s 911A(2)(ja)-(jb), s 911A(4B), s 766A(3)(b)); operator duties (ss 912BB-912BI, 1020AN-1020AR); fundraising (ss 741A-741B); commencement (s 2) and transition (ss 1730-1735); second reading speech dates (endnote).</w:t>
-      </w:r>
+      <w:r>
+        <w:t xml:space="preserve">We read the full text of the Act as made, from the Federal Register of Legislation, and took every definition, threshold and date from it.</w:t>
+      </w:r>
+      <w:r>
+        <w:t xml:space="preserve"> </w:t>
+      </w:r>
+      <w:hyperlink w:anchor="S1">
+        <w:r>
+          <w:rPr>
+            <w:rStyle w:val="Hyperlink"/>
+          </w:rPr>
+          <w:t xml:space="preserve">[S1 · whole Act]</w:t>
+        </w:r>
+      </w:hyperlink>
     </w:p>
     <w:p>
       <w:pPr>
         <w:numPr>
           <w:ilvl w:val="0"/>
           <w:numId w:val="1016"/>
-        </w:numPr>
-        <w:pStyle w:val="Compact"/>
-      </w:pPr>
-      <w:bookmarkStart w:id="61" w:name="S2"/>
-      <w:r>
-        <w:t xml:space="preserve">S2</w:t>
-      </w:r>
-      <w:r>
-        <w:t xml:space="preserve">ASIC's roadmap for digital assets law reform implementation</w:t>
-      </w:r>
-      <w:r>
-        <w:t xml:space="preserve">Primary: regulator</w:t>
-      </w:r>
-      <w:bookmarkEnd w:id="61"/>
-    </w:p>
-    <w:p>
-      <w:pPr>
-        <w:numPr>
-          <w:ilvl w:val="0"/>
-          <w:numId w:val="1000"/>
-        </w:numPr>
-        <w:pStyle w:val="Compact"/>
-      </w:pPr>
-      <w:r>
-        <w:t xml:space="preserve">Australian Securities and Investments Commission (ASIC) · 20 April 2026</w:t>
-      </w:r>
-    </w:p>
-    <w:p>
-      <w:pPr>
-        <w:numPr>
-          <w:ilvl w:val="0"/>
-          <w:numId w:val="1000"/>
-        </w:numPr>
-        <w:pStyle w:val="Compact"/>
-      </w:pPr>
-      <w:hyperlink r:id="rId62">
-        <w:r>
-          <w:rPr>
-            <w:rStyle w:val="Hyperlink"/>
-          </w:rPr>
-          <w:t xml:space="preserve">https://www.asic.gov.au/about-asic/news-centre/news-items/asics-roadmap-for-digital-assets-law-reform-implementation</w:t>
-        </w:r>
-      </w:hyperlink>
-    </w:p>
-    <w:p>
-      <w:pPr>
-        <w:numPr>
-          <w:ilvl w:val="0"/>
-          <w:numId w:val="1000"/>
-        </w:numPr>
-        <w:pStyle w:val="Compact"/>
-      </w:pPr>
-      <w:r>
-        <w:rPr>
-          <w:bCs/>
-          <w:b/>
-        </w:rPr>
-        <w:t xml:space="preserve">Supports:</w:t>
-      </w:r>
-      <w:r>
-        <w:t xml:space="preserve"> </w:t>
-      </w:r>
-      <w:r>
-        <w:t xml:space="preserve">Passage on 1 April 2026; 18-month implementation timeline; original statement of 9 April 2027 commencement; duty to comply with existing licensing during implementation; indicative content of asset-holding and transactional and settlement standards (Table 1); 'Month 18 onwards' full implementation.</w:t>
-      </w:r>
-    </w:p>
-    <w:p>
-      <w:pPr>
-        <w:numPr>
-          <w:ilvl w:val="0"/>
-          <w:numId w:val="1016"/>
-        </w:numPr>
-        <w:pStyle w:val="Compact"/>
-      </w:pPr>
-      <w:bookmarkStart w:id="63" w:name="S3"/>
-      <w:r>
-        <w:t xml:space="preserve">S3</w:t>
-      </w:r>
-      <w:r>
-        <w:t xml:space="preserve">26-245MR ASIC consults on implementation of new digital asset laws</w:t>
-      </w:r>
-      <w:r>
-        <w:t xml:space="preserve">Primary: regulator</w:t>
-      </w:r>
-      <w:bookmarkEnd w:id="63"/>
-    </w:p>
-    <w:p>
-      <w:pPr>
-        <w:numPr>
-          <w:ilvl w:val="0"/>
-          <w:numId w:val="1000"/>
-        </w:numPr>
-        <w:pStyle w:val="Compact"/>
-      </w:pPr>
-      <w:r>
-        <w:t xml:space="preserve">ASIC · 15 October 2026</w:t>
-      </w:r>
-    </w:p>
-    <w:p>
-      <w:pPr>
-        <w:numPr>
-          <w:ilvl w:val="0"/>
-          <w:numId w:val="1000"/>
-        </w:numPr>
-        <w:pStyle w:val="Compact"/>
-      </w:pPr>
-      <w:hyperlink r:id="rId64">
-        <w:r>
-          <w:rPr>
-            <w:rStyle w:val="Hyperlink"/>
-          </w:rPr>
-          <w:t xml:space="preserve">https://www.asic.gov.au/about-asic/news-centre/find-a-media-release/2026-releases/26-245mr-asic-consults-on-implementation-of-new-digital-asset-laws</w:t>
-        </w:r>
-      </w:hyperlink>
-    </w:p>
-    <w:p>
-      <w:pPr>
-        <w:numPr>
-          <w:ilvl w:val="0"/>
-          <w:numId w:val="1000"/>
-        </w:numPr>
-        <w:pStyle w:val="Compact"/>
-      </w:pPr>
-      <w:r>
-        <w:rPr>
-          <w:bCs/>
-          <w:b/>
-        </w:rPr>
-        <w:t xml:space="preserve">Supports:</w:t>
-      </w:r>
-      <w:r>
-        <w:t xml:space="preserve"> </w:t>
-      </w:r>
-      <w:r>
-        <w:t xml:space="preserve">Laws commence 8 April 2027; 'same activity, same risk, same regulatory outcome' and Commissioner Kirkland quote; what firms will need to do; consultation closes 5pm AEDT 27 November 2026; no-action period October 2025 to 30 September 2026; over 140 applications; Project Acacia (2025-26); Government regulatory design in parallel.</w:t>
-      </w:r>
-    </w:p>
-    <w:p>
-      <w:pPr>
-        <w:numPr>
-          <w:ilvl w:val="0"/>
-          <w:numId w:val="1016"/>
-        </w:numPr>
-        <w:pStyle w:val="Compact"/>
-      </w:pPr>
-      <w:bookmarkStart w:id="65" w:name="S4"/>
-      <w:r>
-        <w:t xml:space="preserve">S4</w:t>
-      </w:r>
-      <w:r>
-        <w:t xml:space="preserve">CP 392 Digital asset law reform implementation: Proposed standards and guidance (landing page and downloads)</w:t>
-      </w:r>
-      <w:r>
-        <w:t xml:space="preserve">Primary: regulator</w:t>
-      </w:r>
-      <w:bookmarkEnd w:id="65"/>
-    </w:p>
-    <w:p>
-      <w:pPr>
-        <w:numPr>
-          <w:ilvl w:val="0"/>
-          <w:numId w:val="1000"/>
-        </w:numPr>
-        <w:pStyle w:val="Compact"/>
-      </w:pPr>
-      <w:r>
-        <w:t xml:space="preserve">ASIC · 15 October 2026</w:t>
-      </w:r>
-    </w:p>
-    <w:p>
-      <w:pPr>
-        <w:numPr>
-          <w:ilvl w:val="0"/>
-          <w:numId w:val="1000"/>
-        </w:numPr>
-        <w:pStyle w:val="Compact"/>
-      </w:pPr>
-      <w:hyperlink r:id="rId66">
-        <w:r>
-          <w:rPr>
-            <w:rStyle w:val="Hyperlink"/>
-          </w:rPr>
-          <w:t xml:space="preserve">https://www.asic.gov.au/regulatory-resources/find-a-document/consultations/cp-392-digital-asset-law-reform-implementation-proposed-standards-and-guidance</w:t>
-        </w:r>
-      </w:hyperlink>
-    </w:p>
-    <w:p>
-      <w:pPr>
-        <w:numPr>
-          <w:ilvl w:val="0"/>
-          <w:numId w:val="1000"/>
-        </w:numPr>
-        <w:pStyle w:val="Compact"/>
-      </w:pPr>
-      <w:r>
-        <w:rPr>
-          <w:bCs/>
-          <w:b/>
-        </w:rPr>
-        <w:t xml:space="preserve">Supports:</w:t>
-      </w:r>
-      <w:r>
-        <w:t xml:space="preserve"> </w:t>
-      </w:r>
-      <w:r>
-        <w:t xml:space="preserve">Contents of the consultation package: draft regulatory guide, draft asset-holding standards, draft transactional and settlement standards, draft financial requirements.</w:t>
-      </w:r>
-    </w:p>
-    <w:p>
-      <w:pPr>
-        <w:numPr>
-          <w:ilvl w:val="0"/>
-          <w:numId w:val="1016"/>
-        </w:numPr>
-        <w:pStyle w:val="Compact"/>
-      </w:pPr>
-      <w:bookmarkStart w:id="67" w:name="S5"/>
-      <w:r>
-        <w:t xml:space="preserve">S5</w:t>
-      </w:r>
-      <w:r>
-        <w:t xml:space="preserve">Consultation Paper 392 (CP 392), Digital asset law reform implementation: Proposed standards and guidance (PDF)</w:t>
-      </w:r>
-      <w:r>
-        <w:t xml:space="preserve">Primary: regulator (consultation, proposals may change)</w:t>
-      </w:r>
-      <w:bookmarkEnd w:id="67"/>
-    </w:p>
-    <w:p>
-      <w:pPr>
-        <w:numPr>
-          <w:ilvl w:val="0"/>
-          <w:numId w:val="1000"/>
-        </w:numPr>
-        <w:pStyle w:val="Compact"/>
-      </w:pPr>
-      <w:r>
-        <w:t xml:space="preserve">ASIC · October 2026 (issued 15 October 2026)</w:t>
-      </w:r>
-    </w:p>
-    <w:p>
-      <w:pPr>
-        <w:numPr>
-          <w:ilvl w:val="0"/>
-          <w:numId w:val="1000"/>
-        </w:numPr>
-        <w:pStyle w:val="Compact"/>
-      </w:pPr>
-      <w:hyperlink r:id="rId68">
-        <w:r>
-          <w:rPr>
-            <w:rStyle w:val="Hyperlink"/>
-          </w:rPr>
-          <w:t xml:space="preserve">https://download.asic.gov.au/media/0pqj5lgc/cp392-published-15-october-2026.pdf</w:t>
-        </w:r>
-      </w:hyperlink>
-    </w:p>
-    <w:p>
-      <w:pPr>
-        <w:numPr>
-          <w:ilvl w:val="0"/>
-          <w:numId w:val="1000"/>
-        </w:numPr>
-        <w:pStyle w:val="Compact"/>
-      </w:pPr>
-      <w:r>
-        <w:rPr>
-          <w:bCs/>
-          <w:b/>
-        </w:rPr>
-        <w:t xml:space="preserve">Supports:</w:t>
-      </w:r>
-      <w:r>
-        <w:t xml:space="preserve"> </w:t>
-      </w:r>
-      <w:r>
-        <w:t xml:space="preserve">Timeline (p 5: stages 1-6, incl. 8 April 2027 and 7 October 2027); purpose of the Act (paras 2-5); payments reforms (paras 6-7); international context (paras 8-9); risk warning (para 14); transparency (para 22); exemptions list (para 38); authorisation needed from 8 October 2027 (para 39); apply by 7 October 2027 (para 45); proposal A4 (list of applicants); platform vs asset protections (para 53); proposal B5 (wallet and address reporting); Section D (three NTA options); Table 9 (proposed INFO 225 guidance on PDTI).</w:t>
-      </w:r>
-    </w:p>
-    <w:p>
-      <w:pPr>
-        <w:numPr>
-          <w:ilvl w:val="0"/>
-          <w:numId w:val="1016"/>
-        </w:numPr>
-        <w:pStyle w:val="Compact"/>
-      </w:pPr>
-      <w:bookmarkStart w:id="69" w:name="S6"/>
-      <w:r>
-        <w:t xml:space="preserve">S6</w:t>
-      </w:r>
-      <w:r>
-        <w:t xml:space="preserve">Attachment 1 to CP 392: Draft Regulatory Guide 000 Digital asset platforms and tokenised custody platforms (draft RG 000)</w:t>
-      </w:r>
-      <w:r>
-        <w:t xml:space="preserve">Primary: regulator (draft guidance, may change)</w:t>
-      </w:r>
-      <w:bookmarkEnd w:id="69"/>
-    </w:p>
-    <w:p>
-      <w:pPr>
-        <w:numPr>
-          <w:ilvl w:val="0"/>
-          <w:numId w:val="1000"/>
-        </w:numPr>
-        <w:pStyle w:val="Compact"/>
-      </w:pPr>
-      <w:r>
-        <w:t xml:space="preserve">ASIC · October 2026</w:t>
-      </w:r>
-    </w:p>
-    <w:p>
-      <w:pPr>
-        <w:numPr>
-          <w:ilvl w:val="0"/>
-          <w:numId w:val="1000"/>
-        </w:numPr>
-        <w:pStyle w:val="Compact"/>
-      </w:pPr>
-      <w:hyperlink r:id="rId70">
-        <w:r>
-          <w:rPr>
-            <w:rStyle w:val="Hyperlink"/>
-          </w:rPr>
-          <w:t xml:space="preserve">https://download.asic.gov.au/media/a3cpo5ds/attachment-1-to-cp392-published-15-october-2026.pdf</w:t>
-        </w:r>
-      </w:hyperlink>
-    </w:p>
-    <w:p>
-      <w:pPr>
-        <w:numPr>
-          <w:ilvl w:val="0"/>
-          <w:numId w:val="1000"/>
-        </w:numPr>
-        <w:pStyle w:val="Compact"/>
-      </w:pPr>
-      <w:r>
-        <w:rPr>
-          <w:bCs/>
-          <w:b/>
-        </w:rPr>
-        <w:t xml:space="preserve">Supports:</w:t>
-      </w:r>
-      <w:r>
-        <w:t xml:space="preserve"> </w:t>
-      </w:r>
-      <w:r>
-        <w:t xml:space="preserve">RG 000.7-000.8 (regime overview, operators need an AFS licence); RG 000.20 (platform is a separate financial product); RG 000.22 note (INFO 225 update before finalisation in early 2027); Figure 1 (seven questions); RG 000.35 and note (what is not a TCP; native tokenised fund generally a managed investment scheme); RG 000.36-000.42 (DAP definition and what is not a DAP, incl. MPC technology providers); RG 000.43 (agents); RG 000.46-000.48 (tokens that are financial products); RG 000.60-000.62 (markets and CS facilities); RG 000.67, Table 2, RG 000.80 (financial services around platforms); Table 3 (exemptions, incl. anticipated regulations and inflation indexing); RG 000.76; RG 000.78; RG 000.82-000.84 (no corporate authorised representative issue; authorised intermediary exemption); Table 4 (issue authorisations by business model).</w:t>
-      </w:r>
-    </w:p>
-    <w:p>
-      <w:pPr>
-        <w:numPr>
-          <w:ilvl w:val="0"/>
-          <w:numId w:val="1016"/>
-        </w:numPr>
-        <w:pStyle w:val="Compact"/>
-      </w:pPr>
-      <w:bookmarkStart w:id="71" w:name="S7"/>
-      <w:r>
-        <w:t xml:space="preserve">S7</w:t>
-      </w:r>
-      <w:r>
-        <w:t xml:space="preserve">User guide for CP 392: Digital asset law reform implementation, consultation package reader guide (PDF)</w:t>
-      </w:r>
-      <w:r>
-        <w:t xml:space="preserve">Primary: regulator</w:t>
-      </w:r>
-      <w:bookmarkEnd w:id="71"/>
-    </w:p>
-    <w:p>
-      <w:pPr>
-        <w:numPr>
-          <w:ilvl w:val="0"/>
-          <w:numId w:val="1000"/>
-        </w:numPr>
-        <w:pStyle w:val="Compact"/>
-      </w:pPr>
-      <w:r>
-        <w:t xml:space="preserve">ASIC · 15 October 2026</w:t>
-      </w:r>
-    </w:p>
-    <w:p>
-      <w:pPr>
-        <w:numPr>
-          <w:ilvl w:val="0"/>
-          <w:numId w:val="1000"/>
-        </w:numPr>
-        <w:pStyle w:val="Compact"/>
-      </w:pPr>
-      <w:hyperlink r:id="rId72">
-        <w:r>
-          <w:rPr>
-            <w:rStyle w:val="Hyperlink"/>
-          </w:rPr>
-          <w:t xml:space="preserve">https://download.asic.gov.au/media/npwojlkb/user-guide-for-cp392-published-15-october-2026.pdf</w:t>
-        </w:r>
-      </w:hyperlink>
-    </w:p>
-    <w:p>
-      <w:pPr>
-        <w:numPr>
-          <w:ilvl w:val="0"/>
-          <w:numId w:val="1000"/>
-        </w:numPr>
-        <w:pStyle w:val="Compact"/>
-      </w:pPr>
-      <w:r>
-        <w:rPr>
-          <w:bCs/>
-          <w:b/>
-        </w:rPr>
-        <w:t xml:space="preserve">Supports:</w:t>
-      </w:r>
-      <w:r>
-        <w:t xml:space="preserve"> </w:t>
-      </w:r>
-      <w:r>
-        <w:t xml:space="preserve">Plain descriptions of DAPs and TCPs (TCP example: assets held in custody such as gold); new ASIC standards commencing 8 April 2027.</w:t>
-      </w:r>
-    </w:p>
-    <w:p>
-      <w:pPr>
-        <w:numPr>
-          <w:ilvl w:val="0"/>
-          <w:numId w:val="1016"/>
-        </w:numPr>
-        <w:pStyle w:val="Compact"/>
-      </w:pPr>
-      <w:bookmarkStart w:id="73" w:name="S8"/>
-      <w:r>
-        <w:t xml:space="preserve">S8</w:t>
-      </w:r>
-      <w:r>
-        <w:t xml:space="preserve">ASIC extends no-action position for digital asset businesses to 30 September 2026</w:t>
-      </w:r>
-      <w:r>
-        <w:t xml:space="preserve">Primary: regulator</w:t>
-      </w:r>
-      <w:bookmarkEnd w:id="73"/>
-    </w:p>
-    <w:p>
-      <w:pPr>
-        <w:numPr>
-          <w:ilvl w:val="0"/>
-          <w:numId w:val="1000"/>
-        </w:numPr>
-        <w:pStyle w:val="Compact"/>
-      </w:pPr>
-      <w:r>
-        <w:t xml:space="preserve">ASIC · 25 June 2026</w:t>
-      </w:r>
-    </w:p>
-    <w:p>
-      <w:pPr>
-        <w:numPr>
-          <w:ilvl w:val="0"/>
-          <w:numId w:val="1000"/>
-        </w:numPr>
-        <w:pStyle w:val="Compact"/>
-      </w:pPr>
-      <w:hyperlink r:id="rId74">
-        <w:r>
-          <w:rPr>
-            <w:rStyle w:val="Hyperlink"/>
-          </w:rPr>
-          <w:t xml:space="preserve">https://www.asic.gov.au/about-asic/news-centre/news-items/asic-extends-no-action-position-for-digital-asset-businesses-to-30-september-2026</w:t>
-        </w:r>
-      </w:hyperlink>
-    </w:p>
-    <w:p>
-      <w:pPr>
-        <w:numPr>
-          <w:ilvl w:val="0"/>
-          <w:numId w:val="1000"/>
-        </w:numPr>
-        <w:pStyle w:val="Compact"/>
-      </w:pPr>
-      <w:r>
-        <w:rPr>
-          <w:bCs/>
-          <w:b/>
-        </w:rPr>
-        <w:t xml:space="preserve">Supports:</w:t>
-      </w:r>
-      <w:r>
-        <w:t xml:space="preserve"> </w:t>
-      </w:r>
-      <w:r>
-        <w:t xml:space="preserve">Extension of the INFO 225 sector-wide no-action position from 30 June 2026 to 30 September 2026; expanded scope (authorised representative and intermediary arrangements).</w:t>
-      </w:r>
-    </w:p>
-    <w:p>
-      <w:pPr>
-        <w:numPr>
-          <w:ilvl w:val="0"/>
-          <w:numId w:val="1016"/>
-        </w:numPr>
-        <w:pStyle w:val="Compact"/>
-      </w:pPr>
-      <w:bookmarkStart w:id="75" w:name="S9"/>
-      <w:r>
-        <w:t xml:space="preserve">S9</w:t>
-      </w:r>
-      <w:r>
-        <w:t xml:space="preserve">25-250MR Updated ASIC guidance supports digital asset innovation and boosts investor protection</w:t>
-      </w:r>
-      <w:r>
-        <w:t xml:space="preserve">Primary: regulator</w:t>
-      </w:r>
-      <w:bookmarkEnd w:id="75"/>
-    </w:p>
-    <w:p>
-      <w:pPr>
-        <w:numPr>
-          <w:ilvl w:val="0"/>
-          <w:numId w:val="1000"/>
-        </w:numPr>
-        <w:pStyle w:val="Compact"/>
-      </w:pPr>
-      <w:r>
-        <w:t xml:space="preserve">ASIC · 29 October 2025</w:t>
-      </w:r>
-    </w:p>
-    <w:p>
-      <w:pPr>
-        <w:numPr>
-          <w:ilvl w:val="0"/>
-          <w:numId w:val="1000"/>
-        </w:numPr>
-        <w:pStyle w:val="Compact"/>
-      </w:pPr>
-      <w:hyperlink r:id="rId76">
-        <w:r>
-          <w:rPr>
-            <w:rStyle w:val="Hyperlink"/>
-          </w:rPr>
-          <w:t xml:space="preserve">https://asic.gov.au/about-asic/news-centre/find-a-media-release/2025-releases/25-250mr-updated-asic-guidance-supports-digital-asset-innovation-and-boosts-investor-protection/</w:t>
-        </w:r>
-      </w:hyperlink>
-    </w:p>
-    <w:p>
-      <w:pPr>
-        <w:numPr>
-          <w:ilvl w:val="0"/>
-          <w:numId w:val="1000"/>
-        </w:numPr>
-        <w:pStyle w:val="Compact"/>
-      </w:pPr>
-      <w:r>
-        <w:rPr>
-          <w:bCs/>
-          <w:b/>
-        </w:rPr>
-        <w:t xml:space="preserve">Supports:</w:t>
-      </w:r>
-      <w:r>
-        <w:t xml:space="preserve"> </w:t>
-      </w:r>
-      <w:r>
-        <w:t xml:space="preserve">Updated INFO 225; tokenised securities among products ASIC considers financial products; sector-wide no-action position initially to 30 June 2026.</w:t>
-      </w:r>
-    </w:p>
-    <w:p>
-      <w:pPr>
-        <w:numPr>
-          <w:ilvl w:val="0"/>
-          <w:numId w:val="1016"/>
-        </w:numPr>
-        <w:pStyle w:val="Compact"/>
-      </w:pPr>
-      <w:bookmarkStart w:id="77" w:name="S10"/>
-      <w:r>
-        <w:t xml:space="preserve">S10</w:t>
-      </w:r>
-      <w:r>
-        <w:t xml:space="preserve">Deadline looms for digital asset businesses to apply for a licence</w:t>
-      </w:r>
-      <w:r>
-        <w:t xml:space="preserve">Primary: regulator</w:t>
-      </w:r>
-      <w:bookmarkEnd w:id="77"/>
-    </w:p>
-    <w:p>
-      <w:pPr>
-        <w:numPr>
-          <w:ilvl w:val="0"/>
-          <w:numId w:val="1000"/>
-        </w:numPr>
-        <w:pStyle w:val="Compact"/>
-      </w:pPr>
-      <w:r>
-        <w:t xml:space="preserve">ASIC · 4 May 2026</w:t>
-      </w:r>
-    </w:p>
-    <w:p>
-      <w:pPr>
-        <w:numPr>
-          <w:ilvl w:val="0"/>
-          <w:numId w:val="1000"/>
-        </w:numPr>
-        <w:pStyle w:val="Compact"/>
-      </w:pPr>
-      <w:hyperlink r:id="rId78">
-        <w:r>
-          <w:rPr>
-            <w:rStyle w:val="Hyperlink"/>
-          </w:rPr>
-          <w:t xml:space="preserve">https://asic.gov.au/about-asic/news-centre/news-items/deadline-looms-for-digital-asset-businesses-to-apply-for-a-licence</w:t>
-        </w:r>
-      </w:hyperlink>
-    </w:p>
-    <w:p>
-      <w:pPr>
-        <w:numPr>
-          <w:ilvl w:val="0"/>
-          <w:numId w:val="1000"/>
-        </w:numPr>
-        <w:pStyle w:val="Compact"/>
-      </w:pPr>
-      <w:r>
-        <w:rPr>
-          <w:bCs/>
-          <w:b/>
-        </w:rPr>
-        <w:t xml:space="preserve">Supports:</w:t>
-      </w:r>
-      <w:r>
-        <w:t xml:space="preserve"> </w:t>
-      </w:r>
-      <w:r>
-        <w:t xml:space="preserve">Earlier ASIC statement that the Act 'will commence on 9 April 2027' (used only to explain the date difference).</w:t>
-      </w:r>
-    </w:p>
-    <w:p>
-      <w:pPr>
-        <w:numPr>
-          <w:ilvl w:val="0"/>
-          <w:numId w:val="1016"/>
-        </w:numPr>
-        <w:pStyle w:val="Compact"/>
-      </w:pPr>
-      <w:bookmarkStart w:id="79" w:name="S11"/>
-      <w:r>
-        <w:t xml:space="preserve">S11</w:t>
-      </w:r>
-      <w:r>
-        <w:t xml:space="preserve">Tokeniser homepage, including FAQ ('Is Tokeniser regulated?', 'What about compliance?')</w:t>
-      </w:r>
-      <w:r>
-        <w:t xml:space="preserve">Company statement</w:t>
-      </w:r>
-      <w:bookmarkEnd w:id="79"/>
-    </w:p>
-    <w:p>
-      <w:pPr>
-        <w:numPr>
-          <w:ilvl w:val="0"/>
-          <w:numId w:val="1000"/>
-        </w:numPr>
-        <w:pStyle w:val="Compact"/>
-      </w:pPr>
-      <w:r>
-        <w:t xml:space="preserve">Tokeniser Pty Ltd · Accessed 26 October 2026</w:t>
-      </w:r>
-    </w:p>
-    <w:p>
-      <w:pPr>
-        <w:numPr>
-          <w:ilvl w:val="0"/>
-          <w:numId w:val="1000"/>
-        </w:numPr>
-        <w:pStyle w:val="Compact"/>
-      </w:pPr>
-      <w:hyperlink r:id="rId80">
-        <w:r>
-          <w:rPr>
-            <w:rStyle w:val="Hyperlink"/>
-          </w:rPr>
-          <w:t xml:space="preserve">https://tokeniser.com</w:t>
-        </w:r>
-      </w:hyperlink>
-    </w:p>
-    <w:p>
-      <w:pPr>
-        <w:numPr>
-          <w:ilvl w:val="0"/>
-          <w:numId w:val="1000"/>
-        </w:numPr>
-        <w:pStyle w:val="Compact"/>
-      </w:pPr>
-      <w:r>
-        <w:rPr>
-          <w:bCs/>
-          <w:b/>
-        </w:rPr>
-        <w:t xml:space="preserve">Supports:</w:t>
-      </w:r>
-      <w:r>
-        <w:t xml:space="preserve"> </w:t>
-      </w:r>
-      <w:r>
-        <w:t xml:space="preserve">Tokeniser operates on Redbelly Network; 'Products issued through Tokeniser operate under an Asset Issuer's existing licensing'; eligibility programmed into every asset; Tokeniser is a Redbelly Network project.</w:t>
-      </w:r>
-    </w:p>
-    <w:p>
-      <w:pPr>
-        <w:numPr>
-          <w:ilvl w:val="0"/>
-          <w:numId w:val="1016"/>
-        </w:numPr>
-        <w:pStyle w:val="Compact"/>
-      </w:pPr>
-      <w:bookmarkStart w:id="81" w:name="S12"/>
-      <w:r>
-        <w:t xml:space="preserve">S12</w:t>
-      </w:r>
-      <w:r>
-        <w:t xml:space="preserve">Tokeniser: Our Technology</w:t>
-      </w:r>
-      <w:r>
-        <w:t xml:space="preserve">Company statement</w:t>
-      </w:r>
-      <w:bookmarkEnd w:id="81"/>
-    </w:p>
-    <w:p>
-      <w:pPr>
-        <w:numPr>
-          <w:ilvl w:val="0"/>
-          <w:numId w:val="1000"/>
-        </w:numPr>
-        <w:pStyle w:val="Compact"/>
-      </w:pPr>
-      <w:r>
-        <w:t xml:space="preserve">Tokeniser Pty Ltd · Accessed 26 October 2026</w:t>
-      </w:r>
-    </w:p>
-    <w:p>
-      <w:pPr>
-        <w:numPr>
-          <w:ilvl w:val="0"/>
-          <w:numId w:val="1000"/>
-        </w:numPr>
-        <w:pStyle w:val="Compact"/>
-      </w:pPr>
-      <w:hyperlink r:id="rId82">
-        <w:r>
-          <w:rPr>
-            <w:rStyle w:val="Hyperlink"/>
-          </w:rPr>
-          <w:t xml:space="preserve">https://tokeniser.com/technology</w:t>
-        </w:r>
-      </w:hyperlink>
-    </w:p>
-    <w:p>
-      <w:pPr>
-        <w:numPr>
-          <w:ilvl w:val="0"/>
-          <w:numId w:val="1000"/>
-        </w:numPr>
-        <w:pStyle w:val="Compact"/>
-      </w:pPr>
-      <w:r>
-        <w:rPr>
-          <w:bCs/>
-          <w:b/>
-        </w:rPr>
-        <w:t xml:space="preserve">Supports:</w:t>
-      </w:r>
-      <w:r>
-        <w:t xml:space="preserve"> </w:t>
-      </w:r>
-      <w:r>
-        <w:t xml:space="preserve">Tokeniser's statements that Redbelly is designed to meet the three statutory tests for public digital token infrastructure, and that settlement, secondary liquidity and collateral mobility sit in an 'exempt protocol layer'.</w:t>
-      </w:r>
-    </w:p>
-    <w:p>
-      <w:pPr>
-        <w:numPr>
-          <w:ilvl w:val="0"/>
-          <w:numId w:val="1016"/>
-        </w:numPr>
-        <w:pStyle w:val="Compact"/>
-      </w:pPr>
-      <w:bookmarkStart w:id="83" w:name="S13"/>
-      <w:r>
-        <w:t xml:space="preserve">S13</w:t>
-      </w:r>
-      <w:r>
-        <w:t xml:space="preserve">Tokeniser: Protocol Finance</w:t>
-      </w:r>
-      <w:r>
-        <w:t xml:space="preserve">Company statement</w:t>
-      </w:r>
-      <w:bookmarkEnd w:id="83"/>
-    </w:p>
-    <w:p>
-      <w:pPr>
-        <w:numPr>
-          <w:ilvl w:val="0"/>
-          <w:numId w:val="1000"/>
-        </w:numPr>
-        <w:pStyle w:val="Compact"/>
-      </w:pPr>
-      <w:r>
-        <w:t xml:space="preserve">Tokeniser Pty Ltd · Accessed 26 October 2026</w:t>
-      </w:r>
-    </w:p>
-    <w:p>
-      <w:pPr>
-        <w:numPr>
-          <w:ilvl w:val="0"/>
-          <w:numId w:val="1000"/>
-        </w:numPr>
-        <w:pStyle w:val="Compact"/>
-      </w:pPr>
-      <w:hyperlink r:id="rId84">
-        <w:r>
-          <w:rPr>
-            <w:rStyle w:val="Hyperlink"/>
-          </w:rPr>
-          <w:t xml:space="preserve">https://tokeniser.com/protocol-finance</w:t>
-        </w:r>
-      </w:hyperlink>
-    </w:p>
-    <w:p>
-      <w:pPr>
-        <w:numPr>
-          <w:ilvl w:val="0"/>
-          <w:numId w:val="1000"/>
-        </w:numPr>
-        <w:pStyle w:val="Compact"/>
-      </w:pPr>
-      <w:r>
-        <w:rPr>
-          <w:bCs/>
-          <w:b/>
-        </w:rPr>
-        <w:t xml:space="preserve">Supports:</w:t>
-      </w:r>
-      <w:r>
-        <w:t xml:space="preserve"> </w:t>
-      </w:r>
-      <w:r>
-        <w:t xml:space="preserve">Use of ERC-3643 and ERC-7575 structures; Tokeniser's own 'Guardrails' (offer still regulated; regulations can move the line; critical participant test; rights attached to tokens).</w:t>
-      </w:r>
-    </w:p>
-    <w:p>
-      <w:pPr>
-        <w:numPr>
-          <w:ilvl w:val="0"/>
-          <w:numId w:val="1016"/>
-        </w:numPr>
-        <w:pStyle w:val="Compact"/>
-      </w:pPr>
-      <w:bookmarkStart w:id="85" w:name="S14"/>
-      <w:r>
-        <w:t xml:space="preserve">S14</w:t>
-      </w:r>
-      <w:r>
-        <w:t xml:space="preserve">Tokeniser: Automated compliance</w:t>
-      </w:r>
-      <w:r>
-        <w:t xml:space="preserve">Company statement</w:t>
-      </w:r>
-      <w:bookmarkEnd w:id="85"/>
-    </w:p>
-    <w:p>
-      <w:pPr>
-        <w:numPr>
-          <w:ilvl w:val="0"/>
-          <w:numId w:val="1000"/>
-        </w:numPr>
-        <w:pStyle w:val="Compact"/>
-      </w:pPr>
-      <w:r>
-        <w:t xml:space="preserve">Tokeniser Pty Ltd · Accessed 26 October 2026</w:t>
-      </w:r>
-    </w:p>
-    <w:p>
-      <w:pPr>
-        <w:numPr>
-          <w:ilvl w:val="0"/>
-          <w:numId w:val="1000"/>
-        </w:numPr>
-        <w:pStyle w:val="Compact"/>
-      </w:pPr>
-      <w:hyperlink r:id="rId86">
-        <w:r>
-          <w:rPr>
-            <w:rStyle w:val="Hyperlink"/>
-          </w:rPr>
-          <w:t xml:space="preserve">https://tokeniser.com/product/superpowers/automated-compliance</w:t>
-        </w:r>
-      </w:hyperlink>
-    </w:p>
-    <w:p>
-      <w:pPr>
-        <w:numPr>
-          <w:ilvl w:val="0"/>
-          <w:numId w:val="1000"/>
-        </w:numPr>
-        <w:pStyle w:val="Compact"/>
-      </w:pPr>
-      <w:r>
-        <w:rPr>
-          <w:bCs/>
-          <w:b/>
-        </w:rPr>
-        <w:t xml:space="preserve">Supports:</w:t>
-      </w:r>
-      <w:r>
-        <w:t xml:space="preserve"> </w:t>
-      </w:r>
-      <w:r>
-        <w:t xml:space="preserve">Pre-trade eligibility checks, logging of every check; 'Engineered to align with Australia's Digital Assets Framework, operating under your existing licence'.</w:t>
-      </w:r>
-    </w:p>
-    <w:p>
-      <w:pPr>
-        <w:numPr>
-          <w:ilvl w:val="0"/>
-          <w:numId w:val="1016"/>
-        </w:numPr>
-        <w:pStyle w:val="Compact"/>
-      </w:pPr>
-      <w:bookmarkStart w:id="87" w:name="S15"/>
-      <w:r>
-        <w:t xml:space="preserve">S15</w:t>
-      </w:r>
-      <w:r>
-        <w:t xml:space="preserve">Tokeniser Knowledge Hub: How does Tokeniser handle investor compliance?</w:t>
-      </w:r>
-      <w:r>
-        <w:t xml:space="preserve">Company statement</w:t>
-      </w:r>
-      <w:bookmarkEnd w:id="87"/>
-    </w:p>
-    <w:p>
-      <w:pPr>
-        <w:numPr>
-          <w:ilvl w:val="0"/>
-          <w:numId w:val="1000"/>
-        </w:numPr>
-        <w:pStyle w:val="Compact"/>
-      </w:pPr>
-      <w:r>
-        <w:t xml:space="preserve">Tokeniser Pty Ltd · Accessed 26 October 2026</w:t>
-      </w:r>
-    </w:p>
-    <w:p>
-      <w:pPr>
-        <w:numPr>
-          <w:ilvl w:val="0"/>
-          <w:numId w:val="1000"/>
-        </w:numPr>
-        <w:pStyle w:val="Compact"/>
-      </w:pPr>
-      <w:hyperlink r:id="rId88">
-        <w:r>
-          <w:rPr>
-            <w:rStyle w:val="Hyperlink"/>
-          </w:rPr>
-          <w:t xml:space="preserve">https://tokeniser.com/resources/knowledge-hub/australia/how-tokeniser-handles-investor-compliance</w:t>
-        </w:r>
-      </w:hyperlink>
-    </w:p>
-    <w:p>
-      <w:pPr>
-        <w:numPr>
-          <w:ilvl w:val="0"/>
-          <w:numId w:val="1000"/>
-        </w:numPr>
-        <w:pStyle w:val="Compact"/>
-      </w:pPr>
-      <w:r>
-        <w:rPr>
-          <w:bCs/>
-          <w:b/>
-        </w:rPr>
-        <w:t xml:space="preserve">Supports:</w:t>
-      </w:r>
-      <w:r>
-        <w:t xml:space="preserve"> </w:t>
-      </w:r>
-      <w:r>
-        <w:t xml:space="preserve">KYC/AML and investor classification before wallet activation; rules encoded into the token and checked at every transfer; on-chain compliance records.</w:t>
-      </w:r>
-    </w:p>
-    <w:p>
-      <w:pPr>
-        <w:numPr>
-          <w:ilvl w:val="0"/>
-          <w:numId w:val="1016"/>
-        </w:numPr>
-        <w:pStyle w:val="Compact"/>
-      </w:pPr>
-      <w:bookmarkStart w:id="89" w:name="S16"/>
-      <w:r>
-        <w:t xml:space="preserve">S16</w:t>
-      </w:r>
-      <w:r>
-        <w:t xml:space="preserve">Tokeniser Knowledge Hub: What is self-custodial asset administration?</w:t>
-      </w:r>
-      <w:r>
-        <w:t xml:space="preserve">Company statement</w:t>
-      </w:r>
-      <w:bookmarkEnd w:id="89"/>
-    </w:p>
-    <w:p>
-      <w:pPr>
-        <w:numPr>
-          <w:ilvl w:val="0"/>
-          <w:numId w:val="1000"/>
-        </w:numPr>
-        <w:pStyle w:val="Compact"/>
-      </w:pPr>
-      <w:r>
-        <w:t xml:space="preserve">Tokeniser Pty Ltd · Accessed 26 October 2026</w:t>
-      </w:r>
-    </w:p>
-    <w:p>
-      <w:pPr>
-        <w:numPr>
-          <w:ilvl w:val="0"/>
-          <w:numId w:val="1000"/>
-        </w:numPr>
-        <w:pStyle w:val="Compact"/>
-      </w:pPr>
-      <w:hyperlink r:id="rId90">
-        <w:r>
-          <w:rPr>
-            <w:rStyle w:val="Hyperlink"/>
-          </w:rPr>
-          <w:t xml:space="preserve">https://tokeniser.com/resources/knowledge-hub/platform/what-is-self-custodial-asset-administration</w:t>
-        </w:r>
-      </w:hyperlink>
-    </w:p>
-    <w:p>
-      <w:pPr>
-        <w:numPr>
-          <w:ilvl w:val="0"/>
-          <w:numId w:val="1000"/>
-        </w:numPr>
-        <w:pStyle w:val="Compact"/>
-      </w:pPr>
-      <w:r>
-        <w:rPr>
-          <w:bCs/>
-          <w:b/>
-        </w:rPr>
-        <w:t xml:space="preserve">Supports:</w:t>
-      </w:r>
-      <w:r>
-        <w:t xml:space="preserve"> </w:t>
-      </w:r>
-      <w:r>
-        <w:t xml:space="preserve">Investors hold tokens in their own wallets; Tokeniser designed for professional fund administration, not retail self-custody; provides key management and recovery mechanisms.</w:t>
-      </w:r>
-    </w:p>
-    <w:p>
-      <w:pPr>
-        <w:numPr>
-          <w:ilvl w:val="0"/>
-          <w:numId w:val="1016"/>
-        </w:numPr>
-        <w:pStyle w:val="Compact"/>
-      </w:pPr>
-      <w:bookmarkStart w:id="91" w:name="S17"/>
-      <w:r>
-        <w:t xml:space="preserve">S17</w:t>
-      </w:r>
-      <w:r>
-        <w:t xml:space="preserve">Redbelly Network: Asset Tokenisation</w:t>
-      </w:r>
-      <w:r>
-        <w:t xml:space="preserve">Company statement</w:t>
-      </w:r>
-      <w:bookmarkEnd w:id="91"/>
-    </w:p>
-    <w:p>
-      <w:pPr>
-        <w:numPr>
-          <w:ilvl w:val="0"/>
-          <w:numId w:val="1000"/>
-        </w:numPr>
-        <w:pStyle w:val="Compact"/>
-      </w:pPr>
-      <w:r>
-        <w:t xml:space="preserve">Redbelly Network Pty Ltd · Accessed 26 October 2026</w:t>
-      </w:r>
-    </w:p>
-    <w:p>
-      <w:pPr>
-        <w:numPr>
-          <w:ilvl w:val="0"/>
-          <w:numId w:val="1000"/>
-        </w:numPr>
-        <w:pStyle w:val="Compact"/>
-      </w:pPr>
-      <w:hyperlink r:id="rId92">
-        <w:r>
-          <w:rPr>
-            <w:rStyle w:val="Hyperlink"/>
-          </w:rPr>
-          <w:t xml:space="preserve">https://redbelly.network/asset-tokenisation</w:t>
-        </w:r>
-      </w:hyperlink>
-    </w:p>
-    <w:p>
-      <w:pPr>
-        <w:numPr>
-          <w:ilvl w:val="0"/>
-          <w:numId w:val="1000"/>
-        </w:numPr>
-        <w:pStyle w:val="Compact"/>
-      </w:pPr>
-      <w:r>
-        <w:rPr>
-          <w:bCs/>
-          <w:b/>
-        </w:rPr>
-        <w:t xml:space="preserve">Supports:</w:t>
-      </w:r>
-      <w:r>
-        <w:t xml:space="preserve"> </w:t>
-      </w:r>
-      <w:r>
-        <w:t xml:space="preserve">Redbelly describes itself as public digital token infrastructure; verifiable credentials and eligibility at point of trade; AML/CTF/Travel Rule applied 'as needed ... without restricting access at the network level'.</w:t>
-      </w:r>
-    </w:p>
-    <w:p>
-      <w:pPr>
-        <w:numPr>
-          <w:ilvl w:val="0"/>
-          <w:numId w:val="1016"/>
-        </w:numPr>
-        <w:pStyle w:val="Compact"/>
-      </w:pPr>
-      <w:bookmarkStart w:id="93" w:name="S18"/>
-      <w:r>
-        <w:t xml:space="preserve">S18</w:t>
-      </w:r>
-      <w:r>
-        <w:t xml:space="preserve">Redbelly Network Technical Documentation (Receptor; Onboarding and Eligibility Kit)</w:t>
-      </w:r>
-      <w:r>
-        <w:t xml:space="preserve">Technical documentation</w:t>
-      </w:r>
-      <w:bookmarkEnd w:id="93"/>
-    </w:p>
-    <w:p>
-      <w:pPr>
-        <w:numPr>
-          <w:ilvl w:val="0"/>
-          <w:numId w:val="1000"/>
-        </w:numPr>
-        <w:pStyle w:val="Compact"/>
-      </w:pPr>
-      <w:r>
-        <w:t xml:space="preserve">Redbelly Network · Accessed 26 October 2026</w:t>
-      </w:r>
-    </w:p>
-    <w:p>
-      <w:pPr>
-        <w:numPr>
-          <w:ilvl w:val="0"/>
-          <w:numId w:val="1000"/>
-        </w:numPr>
-        <w:pStyle w:val="Compact"/>
-      </w:pPr>
-      <w:hyperlink r:id="rId94">
-        <w:r>
-          <w:rPr>
-            <w:rStyle w:val="Hyperlink"/>
-          </w:rPr>
-          <w:t xml:space="preserve">https://docs.redbelly.network</w:t>
-        </w:r>
-      </w:hyperlink>
-    </w:p>
-    <w:p>
-      <w:pPr>
-        <w:numPr>
-          <w:ilvl w:val="0"/>
-          <w:numId w:val="1000"/>
-        </w:numPr>
-        <w:pStyle w:val="Compact"/>
-      </w:pPr>
-      <w:r>
-        <w:rPr>
-          <w:bCs/>
-          <w:b/>
-        </w:rPr>
-        <w:t xml:space="preserve">Supports:</w:t>
-      </w:r>
-      <w:r>
-        <w:t xml:space="preserve"> </w:t>
-      </w:r>
-      <w:r>
-        <w:t xml:space="preserve">Redbelly is a layer 1 blockchain built for real-world asset tokenisation; Receptor and the Eligibility SDK.</w:t>
-      </w:r>
-    </w:p>
-    <w:p>
-      <w:pPr>
-        <w:numPr>
-          <w:ilvl w:val="0"/>
-          <w:numId w:val="1016"/>
-        </w:numPr>
-        <w:pStyle w:val="Compact"/>
-      </w:pPr>
-      <w:bookmarkStart w:id="95" w:name="S19"/>
-      <w:r>
-        <w:t xml:space="preserve">S19</w:t>
-      </w:r>
-      <w:r>
-        <w:t xml:space="preserve">Redbelly docs: IndividualOnboardingSDK overview</w:t>
-      </w:r>
-      <w:r>
-        <w:t xml:space="preserve">Technical documentation</w:t>
-      </w:r>
-      <w:bookmarkEnd w:id="95"/>
-    </w:p>
-    <w:p>
-      <w:pPr>
-        <w:numPr>
-          <w:ilvl w:val="0"/>
-          <w:numId w:val="1000"/>
-        </w:numPr>
-        <w:pStyle w:val="Compact"/>
-      </w:pPr>
-      <w:r>
-        <w:t xml:space="preserve">Redbelly Network · Accessed 26 October 2026</w:t>
-      </w:r>
-    </w:p>
-    <w:p>
-      <w:pPr>
-        <w:numPr>
-          <w:ilvl w:val="0"/>
-          <w:numId w:val="1000"/>
-        </w:numPr>
-        <w:pStyle w:val="Compact"/>
-      </w:pPr>
-      <w:hyperlink r:id="rId96">
-        <w:r>
-          <w:rPr>
-            <w:rStyle w:val="Hyperlink"/>
-          </w:rPr>
-          <w:t xml:space="preserve">https://docs.redbelly.network/pages/eligibility-sdk/onboarding/individual/overview/</w:t>
-        </w:r>
-      </w:hyperlink>
-    </w:p>
-    <w:p>
-      <w:pPr>
-        <w:numPr>
-          <w:ilvl w:val="0"/>
-          <w:numId w:val="1000"/>
-        </w:numPr>
-        <w:pStyle w:val="Compact"/>
-      </w:pPr>
-      <w:r>
-        <w:rPr>
-          <w:bCs/>
-          <w:b/>
-        </w:rPr>
-        <w:t xml:space="preserve">Supports:</w:t>
-      </w:r>
-      <w:r>
-        <w:t xml:space="preserve"> </w:t>
-      </w:r>
-      <w:r>
-        <w:t xml:space="preserve">Onboarding includes wallet authentication, KYC verification and Redbelly on-chain permission setup.</w:t>
-      </w:r>
-    </w:p>
-    <w:p>
-      <w:pPr>
-        <w:numPr>
-          <w:ilvl w:val="0"/>
-          <w:numId w:val="1016"/>
-        </w:numPr>
-        <w:pStyle w:val="Compact"/>
-      </w:pPr>
-      <w:bookmarkStart w:id="97" w:name="S20"/>
-      <w:r>
-        <w:t xml:space="preserve">S20</w:t>
-      </w:r>
-      <w:r>
-        <w:t xml:space="preserve">Redbelly Developer Portal (Vine): Eligibility on Redbelly</w:t>
-      </w:r>
-      <w:r>
-        <w:t xml:space="preserve">Technical documentation</w:t>
-      </w:r>
-      <w:bookmarkEnd w:id="97"/>
-    </w:p>
-    <w:p>
-      <w:pPr>
-        <w:numPr>
-          <w:ilvl w:val="0"/>
-          <w:numId w:val="1000"/>
-        </w:numPr>
-        <w:pStyle w:val="Compact"/>
-      </w:pPr>
-      <w:r>
-        <w:t xml:space="preserve">Redbelly Network · Accessed 26 October 2026</w:t>
-      </w:r>
-    </w:p>
-    <w:p>
-      <w:pPr>
-        <w:numPr>
-          <w:ilvl w:val="0"/>
-          <w:numId w:val="1000"/>
-        </w:numPr>
-        <w:pStyle w:val="Compact"/>
-      </w:pPr>
-      <w:hyperlink r:id="rId98">
-        <w:r>
-          <w:rPr>
-            <w:rStyle w:val="Hyperlink"/>
-          </w:rPr>
-          <w:t xml:space="preserve">https://vine.redbelly.network/identity/eligibility/</w:t>
-        </w:r>
-      </w:hyperlink>
-    </w:p>
-    <w:p>
-      <w:pPr>
-        <w:numPr>
-          <w:ilvl w:val="0"/>
-          <w:numId w:val="1000"/>
-        </w:numPr>
-        <w:pStyle w:val="Compact"/>
-      </w:pPr>
-      <w:r>
-        <w:rPr>
-          <w:bCs/>
-          <w:b/>
-        </w:rPr>
-        <w:t xml:space="preserve">Supports:</w:t>
-      </w:r>
-      <w:r>
-        <w:t xml:space="preserve"> </w:t>
-      </w:r>
-      <w:r>
-        <w:t xml:space="preserve">Programmable eligibility criteria via Receptor; Proof by Query (zero-knowledge, on chain) and Selective Disclosure (off chain); developers decide which issuers they trust; accredited issuers for network access credentials.</w:t>
-      </w:r>
-    </w:p>
-    <w:p>
-      <w:pPr>
-        <w:numPr>
-          <w:ilvl w:val="0"/>
-          <w:numId w:val="1016"/>
-        </w:numPr>
-        <w:pStyle w:val="Compact"/>
-      </w:pPr>
-      <w:bookmarkStart w:id="99" w:name="S21"/>
-      <w:r>
-        <w:t xml:space="preserve">S21</w:t>
-      </w:r>
-      <w:r>
-        <w:t xml:space="preserve">Redbelly Developer Portal (Vine): Verifiable credentials</w:t>
-      </w:r>
-      <w:r>
-        <w:t xml:space="preserve">Technical documentation</w:t>
-      </w:r>
-      <w:bookmarkEnd w:id="99"/>
-    </w:p>
-    <w:p>
-      <w:pPr>
-        <w:numPr>
-          <w:ilvl w:val="0"/>
-          <w:numId w:val="1000"/>
-        </w:numPr>
-        <w:pStyle w:val="Compact"/>
-      </w:pPr>
-      <w:r>
-        <w:t xml:space="preserve">Redbelly Network · Accessed 26 October 2026</w:t>
-      </w:r>
-    </w:p>
-    <w:p>
-      <w:pPr>
-        <w:numPr>
-          <w:ilvl w:val="0"/>
-          <w:numId w:val="1000"/>
-        </w:numPr>
-        <w:pStyle w:val="Compact"/>
-      </w:pPr>
-      <w:hyperlink r:id="rId100">
-        <w:r>
-          <w:rPr>
-            <w:rStyle w:val="Hyperlink"/>
-          </w:rPr>
-          <w:t xml:space="preserve">https://vine.redbelly.network/identity/verifiable-credentials/</w:t>
-        </w:r>
-      </w:hyperlink>
-    </w:p>
-    <w:p>
-      <w:pPr>
-        <w:numPr>
-          <w:ilvl w:val="0"/>
-          <w:numId w:val="1000"/>
-        </w:numPr>
-        <w:pStyle w:val="Compact"/>
-      </w:pPr>
-      <w:r>
-        <w:rPr>
-          <w:bCs/>
-          <w:b/>
-        </w:rPr>
-        <w:t xml:space="preserve">Supports:</w:t>
-      </w:r>
-      <w:r>
-        <w:t xml:space="preserve"> </w:t>
-      </w:r>
-      <w:r>
-        <w:t xml:space="preserve">Receptor is built on the W3C verifiable credential model (issuer, holder, verifier).</w:t>
-      </w:r>
-    </w:p>
-    <w:p>
-      <w:pPr>
-        <w:numPr>
-          <w:ilvl w:val="0"/>
-          <w:numId w:val="1016"/>
-        </w:numPr>
-        <w:pStyle w:val="Compact"/>
-      </w:pPr>
-      <w:bookmarkStart w:id="101" w:name="S22"/>
-      <w:r>
-        <w:t xml:space="preserve">S22</w:t>
-      </w:r>
-      <w:r>
-        <w:t xml:space="preserve">Redbelly Developer Portal (Vine): Accessing Redbelly Network</w:t>
-      </w:r>
-      <w:r>
-        <w:t xml:space="preserve">Technical documentation</w:t>
-      </w:r>
-      <w:bookmarkEnd w:id="101"/>
-    </w:p>
-    <w:p>
-      <w:pPr>
-        <w:numPr>
-          <w:ilvl w:val="0"/>
-          <w:numId w:val="1000"/>
-        </w:numPr>
-        <w:pStyle w:val="Compact"/>
-      </w:pPr>
-      <w:r>
-        <w:t xml:space="preserve">Redbelly Network · Accessed 26 October 2026</w:t>
-      </w:r>
-    </w:p>
-    <w:p>
-      <w:pPr>
-        <w:numPr>
-          <w:ilvl w:val="0"/>
-          <w:numId w:val="1000"/>
-        </w:numPr>
-        <w:pStyle w:val="Compact"/>
-      </w:pPr>
-      <w:hyperlink r:id="rId102">
-        <w:r>
-          <w:rPr>
-            <w:rStyle w:val="Hyperlink"/>
-          </w:rPr>
-          <w:t xml:space="preserve">https://vine.redbelly.network/identity/user-access/</w:t>
-        </w:r>
-      </w:hyperlink>
-    </w:p>
-    <w:p>
-      <w:pPr>
-        <w:numPr>
-          <w:ilvl w:val="0"/>
-          <w:numId w:val="1000"/>
-        </w:numPr>
-        <w:pStyle w:val="Compact"/>
-      </w:pPr>
-      <w:r>
-        <w:rPr>
-          <w:bCs/>
-          <w:b/>
-        </w:rPr>
-        <w:t xml:space="preserve">Supports:</w:t>
-      </w:r>
-      <w:r>
-        <w:t xml:space="preserve"> </w:t>
-      </w:r>
-      <w:r>
-        <w:t xml:space="preserve">Users must claim an access credential from a network accredited issuer (passport with biometric checks) before enabling write access.</w:t>
-      </w:r>
-    </w:p>
-    <w:p>
-      <w:pPr>
-        <w:numPr>
-          <w:ilvl w:val="0"/>
-          <w:numId w:val="1016"/>
-        </w:numPr>
-        <w:pStyle w:val="Compact"/>
-      </w:pPr>
-      <w:bookmarkStart w:id="103" w:name="S23"/>
-      <w:r>
-        <w:t xml:space="preserve">S23</w:t>
-      </w:r>
-      <w:r>
-        <w:t xml:space="preserve">Redbelly Developer Portal (Vine): Accredited issuers</w:t>
-      </w:r>
-      <w:r>
-        <w:t xml:space="preserve">Technical documentation</w:t>
-      </w:r>
-      <w:bookmarkEnd w:id="103"/>
-    </w:p>
-    <w:p>
-      <w:pPr>
-        <w:numPr>
-          <w:ilvl w:val="0"/>
-          <w:numId w:val="1000"/>
-        </w:numPr>
-        <w:pStyle w:val="Compact"/>
-      </w:pPr>
-      <w:r>
-        <w:t xml:space="preserve">Redbelly Network · Accessed 26 October 2026</w:t>
-      </w:r>
-    </w:p>
-    <w:p>
-      <w:pPr>
-        <w:numPr>
-          <w:ilvl w:val="0"/>
-          <w:numId w:val="1000"/>
-        </w:numPr>
-        <w:pStyle w:val="Compact"/>
-      </w:pPr>
-      <w:hyperlink r:id="rId104">
-        <w:r>
-          <w:rPr>
-            <w:rStyle w:val="Hyperlink"/>
-          </w:rPr>
-          <w:t xml:space="preserve">https://vine.redbelly.network/identity/accredited-issuers/</w:t>
-        </w:r>
-      </w:hyperlink>
-    </w:p>
-    <w:p>
-      <w:pPr>
-        <w:numPr>
-          <w:ilvl w:val="0"/>
-          <w:numId w:val="1000"/>
-        </w:numPr>
-        <w:pStyle w:val="Compact"/>
-      </w:pPr>
-      <w:r>
-        <w:rPr>
-          <w:bCs/>
-          <w:b/>
-        </w:rPr>
-        <w:t xml:space="preserve">Supports:</w:t>
-      </w:r>
-      <w:r>
-        <w:t xml:space="preserve"> </w:t>
-      </w:r>
-      <w:r>
-        <w:t xml:space="preserve">'On Redbelly, all network participants must prove they are who they say they are in order to get network access.'</w:t>
-      </w:r>
-    </w:p>
-    <w:p>
-      <w:pPr>
-        <w:numPr>
-          <w:ilvl w:val="0"/>
-          <w:numId w:val="1016"/>
-        </w:numPr>
-        <w:pStyle w:val="Compact"/>
-      </w:pPr>
-      <w:bookmarkStart w:id="105" w:name="S24"/>
-      <w:r>
-        <w:t xml:space="preserve">S24</w:t>
-      </w:r>
-      <w:r>
-        <w:t xml:space="preserve">Redbelly Developer Portal (Vine): Become an operator</w:t>
-      </w:r>
-      <w:r>
-        <w:t xml:space="preserve">Technical documentation</w:t>
-      </w:r>
-      <w:bookmarkEnd w:id="105"/>
-    </w:p>
-    <w:p>
-      <w:pPr>
-        <w:numPr>
-          <w:ilvl w:val="0"/>
-          <w:numId w:val="1000"/>
-        </w:numPr>
-        <w:pStyle w:val="Compact"/>
-      </w:pPr>
-      <w:r>
-        <w:t xml:space="preserve">Redbelly Network · Accessed 26 October 2026</w:t>
-      </w:r>
-    </w:p>
-    <w:p>
-      <w:pPr>
-        <w:numPr>
-          <w:ilvl w:val="0"/>
-          <w:numId w:val="1000"/>
-        </w:numPr>
-        <w:pStyle w:val="Compact"/>
-      </w:pPr>
-      <w:hyperlink r:id="rId106">
-        <w:r>
-          <w:rPr>
-            <w:rStyle w:val="Hyperlink"/>
-          </w:rPr>
-          <w:t xml:space="preserve">https://vine.redbelly.network/nodes/become-operator/</w:t>
-        </w:r>
-      </w:hyperlink>
-    </w:p>
-    <w:p>
-      <w:pPr>
-        <w:numPr>
-          <w:ilvl w:val="0"/>
-          <w:numId w:val="1000"/>
-        </w:numPr>
-        <w:pStyle w:val="Compact"/>
-      </w:pPr>
-      <w:r>
-        <w:rPr>
-          <w:bCs/>
-          <w:b/>
-        </w:rPr>
-        <w:t xml:space="preserve">Supports:</w:t>
-      </w:r>
-      <w:r>
-        <w:t xml:space="preserve"> </w:t>
-      </w:r>
-      <w:r>
-        <w:t xml:space="preserve">Node operators need network access for two accounts, must stake 100,000 RBNT, apply and are selected on experience, location and commitment; submissions currently closed.</w:t>
-      </w:r>
-    </w:p>
-    <w:p>
-      <w:pPr>
-        <w:numPr>
-          <w:ilvl w:val="0"/>
-          <w:numId w:val="1016"/>
-        </w:numPr>
-        <w:pStyle w:val="Compact"/>
-      </w:pPr>
-      <w:bookmarkStart w:id="107" w:name="S25"/>
-      <w:r>
-        <w:t xml:space="preserve">S25</w:t>
-      </w:r>
-      <w:r>
-        <w:t xml:space="preserve">Redbelly Developer Portal (Vine): DBFT and super block (Consensus)</w:t>
-      </w:r>
-      <w:r>
-        <w:t xml:space="preserve">Technical documentation</w:t>
-      </w:r>
-      <w:bookmarkEnd w:id="107"/>
-    </w:p>
-    <w:p>
-      <w:pPr>
-        <w:numPr>
-          <w:ilvl w:val="0"/>
-          <w:numId w:val="1000"/>
-        </w:numPr>
-        <w:pStyle w:val="Compact"/>
-      </w:pPr>
-      <w:r>
-        <w:t xml:space="preserve">Redbelly Network · Accessed 26 October 2026</w:t>
-      </w:r>
-    </w:p>
-    <w:p>
-      <w:pPr>
-        <w:numPr>
-          <w:ilvl w:val="0"/>
-          <w:numId w:val="1000"/>
-        </w:numPr>
-        <w:pStyle w:val="Compact"/>
-      </w:pPr>
-      <w:hyperlink r:id="rId108">
-        <w:r>
-          <w:rPr>
-            <w:rStyle w:val="Hyperlink"/>
-          </w:rPr>
-          <w:t xml:space="preserve">https://vine.redbelly.network/consensus/</w:t>
-        </w:r>
-      </w:hyperlink>
-    </w:p>
-    <w:p>
-      <w:pPr>
-        <w:numPr>
-          <w:ilvl w:val="0"/>
-          <w:numId w:val="1000"/>
-        </w:numPr>
-        <w:pStyle w:val="Compact"/>
-      </w:pPr>
-      <w:r>
-        <w:rPr>
-          <w:bCs/>
-          <w:b/>
-        </w:rPr>
-        <w:t xml:space="preserve">Supports:</w:t>
-      </w:r>
-      <w:r>
-        <w:t xml:space="preserve"> </w:t>
-      </w:r>
-      <w:r>
-        <w:t xml:space="preserve">Leaderless DBFT consensus; deterministic (quasi-instant) finality; Redbelly states the chain cannot fork.</w:t>
-      </w:r>
-    </w:p>
-    <w:p>
-      <w:pPr>
-        <w:numPr>
-          <w:ilvl w:val="0"/>
-          <w:numId w:val="1016"/>
-        </w:numPr>
-        <w:pStyle w:val="Compact"/>
-      </w:pPr>
-      <w:bookmarkStart w:id="109" w:name="S26"/>
-      <w:r>
-        <w:t xml:space="preserve">S26</w:t>
-      </w:r>
-      <w:r>
-        <w:t xml:space="preserve">ERC-3643: T-REX - Token for Regulated EXchanges</w:t>
-      </w:r>
-      <w:r>
-        <w:t xml:space="preserve">Technical standard</w:t>
-      </w:r>
-      <w:bookmarkEnd w:id="109"/>
-    </w:p>
-    <w:p>
-      <w:pPr>
-        <w:numPr>
-          <w:ilvl w:val="0"/>
-          <w:numId w:val="1000"/>
-        </w:numPr>
-        <w:pStyle w:val="Compact"/>
-      </w:pPr>
-      <w:r>
-        <w:t xml:space="preserve">Ethereum Improvement Proposals (eips.ethereum.org) · Accessed 26 October 2026</w:t>
-      </w:r>
-    </w:p>
-    <w:p>
-      <w:pPr>
-        <w:numPr>
-          <w:ilvl w:val="0"/>
-          <w:numId w:val="1000"/>
-        </w:numPr>
-        <w:pStyle w:val="Compact"/>
-      </w:pPr>
-      <w:hyperlink r:id="rId110">
-        <w:r>
-          <w:rPr>
-            <w:rStyle w:val="Hyperlink"/>
-          </w:rPr>
-          <w:t xml:space="preserve">https://eips.ethereum.org/EIPS/eip-3643</w:t>
-        </w:r>
-      </w:hyperlink>
-    </w:p>
-    <w:p>
-      <w:pPr>
-        <w:numPr>
-          <w:ilvl w:val="0"/>
-          <w:numId w:val="1000"/>
-        </w:numPr>
-        <w:pStyle w:val="Compact"/>
-      </w:pPr>
-      <w:r>
-        <w:rPr>
-          <w:bCs/>
-          <w:b/>
-        </w:rPr>
-        <w:t xml:space="preserve">Supports:</w:t>
-      </w:r>
-      <w:r>
-        <w:t xml:space="preserve"> </w:t>
-      </w:r>
-      <w:r>
-        <w:t xml:space="preserve">Standard requires an on-chain identity system, a recovery system, the ability to freeze investor wallets, pause, and agent forced transfers; compliance check on each transfer.</w:t>
-      </w:r>
-    </w:p>
-    <w:p>
-      <w:pPr>
-        <w:numPr>
-          <w:ilvl w:val="0"/>
-          <w:numId w:val="1016"/>
-        </w:numPr>
-        <w:pStyle w:val="Compact"/>
-      </w:pPr>
-      <w:bookmarkStart w:id="111" w:name="S27"/>
-      <w:r>
-        <w:t xml:space="preserve">S27</w:t>
-      </w:r>
-      <w:r>
-        <w:t xml:space="preserve">Redbelly Network: Project Acacia</w:t>
-      </w:r>
-      <w:r>
-        <w:t xml:space="preserve">Company statement</w:t>
-      </w:r>
-      <w:bookmarkEnd w:id="111"/>
-    </w:p>
-    <w:p>
-      <w:pPr>
-        <w:numPr>
-          <w:ilvl w:val="0"/>
-          <w:numId w:val="1000"/>
-        </w:numPr>
-        <w:pStyle w:val="Compact"/>
-      </w:pPr>
-      <w:r>
-        <w:t xml:space="preserve">Redbelly Network Pty Ltd · Accessed 26 October 2026</w:t>
-      </w:r>
-    </w:p>
-    <w:p>
-      <w:pPr>
-        <w:numPr>
-          <w:ilvl w:val="0"/>
-          <w:numId w:val="1000"/>
-        </w:numPr>
-        <w:pStyle w:val="Compact"/>
-      </w:pPr>
-      <w:hyperlink r:id="rId112">
-        <w:r>
-          <w:rPr>
-            <w:rStyle w:val="Hyperlink"/>
-          </w:rPr>
-          <w:t xml:space="preserve">https://redbelly.network/projectacacia</w:t>
-        </w:r>
-      </w:hyperlink>
-    </w:p>
-    <w:p>
-      <w:pPr>
-        <w:numPr>
-          <w:ilvl w:val="0"/>
-          <w:numId w:val="1000"/>
-        </w:numPr>
-        <w:pStyle w:val="Compact"/>
-      </w:pPr>
-      <w:r>
-        <w:rPr>
-          <w:bCs/>
-          <w:b/>
-        </w:rPr>
-        <w:t xml:space="preserve">Supports:</w:t>
-      </w:r>
-      <w:r>
-        <w:t xml:space="preserve"> </w:t>
-      </w:r>
-      <w:r>
-        <w:t xml:space="preserve">Redbelly's statement that it was selected for the Reserve Bank of Australia's Project Acacia pilot as part of NotCentralised's securitisation use case.</w:t>
-      </w:r>
-    </w:p>
-    <w:bookmarkEnd w:id="113"/>
-    <w:bookmarkEnd w:id="114"/>
-    <w:bookmarkStart w:id="116" w:name="verification"/>
-    <w:bookmarkStart w:id="115" w:name="verification-h"/>
-    <w:p>
-      <w:pPr>
-        <w:pStyle w:val="Heading2"/>
-      </w:pPr>
-      <w:r>
-        <w:t xml:space="preserve">How we checked</w:t>
-      </w:r>
-    </w:p>
-    <w:p>
-      <w:pPr>
-        <w:numPr>
-          <w:ilvl w:val="0"/>
-          <w:numId w:val="1017"/>
-        </w:numPr>
-        <w:pStyle w:val="Compact"/>
-      </w:pPr>
-      <w:r>
-        <w:t xml:space="preserve">We read the full text of the Act as made, from the Federal Register of Legislation, and took every definition, threshold and date from it.</w:t>
-      </w:r>
-      <w:r>
-        <w:t xml:space="preserve"> </w:t>
-      </w:r>
-      <w:hyperlink w:anchor="S1">
-        <w:r>
-          <w:rPr>
-            <w:rStyle w:val="Hyperlink"/>
-          </w:rPr>
-          <w:t xml:space="preserve">[S1 · whole Act]</w:t>
-        </w:r>
-      </w:hyperlink>
-    </w:p>
-    <w:p>
-      <w:pPr>
-        <w:numPr>
-          <w:ilvl w:val="0"/>
-          <w:numId w:val="1017"/>
         </w:numPr>
         <w:pStyle w:val="Compact"/>
       </w:pPr>
@@ -7951,26 +5681,181 @@
       <w:pPr>
         <w:numPr>
           <w:ilvl w:val="0"/>
+          <w:numId w:val="1016"/>
+        </w:numPr>
+        <w:pStyle w:val="Compact"/>
+      </w:pPr>
+      <w:r>
+        <w:t xml:space="preserve">We checked the commencement date against both the Act and ASIC's latest material, and explain the 8/9 April difference</w:t>
+      </w:r>
+      <w:r>
+        <w:t xml:space="preserve"> </w:t>
+      </w:r>
+      <w:hyperlink w:anchor="date-note">
+        <w:r>
+          <w:rPr>
+            <w:rStyle w:val="Hyperlink"/>
+          </w:rPr>
+          <w:t xml:space="preserve">in the timeline</w:t>
+        </w:r>
+      </w:hyperlink>
+      <w:r>
+        <w:t xml:space="preserve">.</w:t>
+      </w:r>
+    </w:p>
+    <w:p>
+      <w:pPr>
+        <w:numPr>
+          <w:ilvl w:val="0"/>
+          <w:numId w:val="1016"/>
+        </w:numPr>
+        <w:pStyle w:val="Compact"/>
+      </w:pPr>
+      <w:r>
+        <w:t xml:space="preserve">Statements by Redbelly and Tokeniser are labelled as company statements and are not treated as facts about the law.</w:t>
+      </w:r>
+    </w:p>
+    <w:p>
+      <w:pPr>
+        <w:numPr>
+          <w:ilvl w:val="0"/>
+          <w:numId w:val="1016"/>
+        </w:numPr>
+        <w:pStyle w:val="Compact"/>
+      </w:pPr>
+      <w:r>
+        <w:t xml:space="preserve">Each source was fetched and its cited content confirmed against the text it supports. The result for each source is shown under it in the Sources list below.</w:t>
+      </w:r>
+    </w:p>
+    <w:p>
+      <w:pPr>
+        <w:pStyle w:val="FirstParagraph"/>
+      </w:pPr>
+      <w:r>
+        <w:rPr>
+          <w:bCs/>
+          <w:b/>
+        </w:rPr>
+        <w:t xml:space="preserve">27 of 27</w:t>
+      </w:r>
+      <w:r>
+        <w:t xml:space="preserve"> </w:t>
+      </w:r>
+      <w:r>
+        <w:t xml:space="preserve">source links returned HTTP 200 when checked on 30 October 2026, 19:24 UTC.</w:t>
+      </w:r>
+    </w:p>
+    <w:bookmarkEnd w:id="54"/>
+    <w:bookmarkEnd w:id="55"/>
+    <w:bookmarkStart w:id="111" w:name="sources"/>
+    <w:bookmarkStart w:id="110" w:name="sources-h"/>
+    <w:p>
+      <w:pPr>
+        <w:pStyle w:val="Heading2"/>
+      </w:pPr>
+      <w:r>
+        <w:t xml:space="preserve">Sources</w:t>
+      </w:r>
+    </w:p>
+    <w:p>
+      <w:pPr>
+        <w:pStyle w:val="FirstParagraph"/>
+      </w:pPr>
+      <w:r>
+        <w:t xml:space="preserve">Primary sources come first: the Act itself (S1) and ASIC material (S2–S10). Redbelly and Tokeniser pages (S11–S27) are used only to report what those organisations say about themselves, and are labelled that way in the text. No factual claim relies on news coverage or law-firm commentary. Every in-text citation gives a pinpoint (a section, paragraph, table or page section).</w:t>
+      </w:r>
+    </w:p>
+    <w:p>
+      <w:pPr>
+        <w:numPr>
+          <w:ilvl w:val="0"/>
           <w:numId w:val="1017"/>
         </w:numPr>
         <w:pStyle w:val="Compact"/>
       </w:pPr>
-      <w:r>
-        <w:t xml:space="preserve">We checked the commencement date against both the Act and ASIC's latest material, and explain the 8/9 April difference</w:t>
-      </w:r>
-      <w:r>
-        <w:t xml:space="preserve"> </w:t>
-      </w:r>
-      <w:hyperlink w:anchor="date-note">
-        <w:r>
-          <w:rPr>
-            <w:rStyle w:val="Hyperlink"/>
-          </w:rPr>
-          <w:t xml:space="preserve">in the timeline</w:t>
-        </w:r>
-      </w:hyperlink>
-      <w:r>
-        <w:t xml:space="preserve">.</w:t>
+      <w:bookmarkStart w:id="56" w:name="S1"/>
+      <w:r>
+        <w:t xml:space="preserve">S1</w:t>
+      </w:r>
+      <w:r>
+        <w:t xml:space="preserve">Corporations Amendment (Digital Assets Framework) Act 2026 (No. 38, 2026), as made, C2026A00038</w:t>
+      </w:r>
+      <w:r>
+        <w:t xml:space="preserve">Primary: legislation</w:t>
+      </w:r>
+      <w:bookmarkEnd w:id="56"/>
+    </w:p>
+    <w:p>
+      <w:pPr>
+        <w:numPr>
+          <w:ilvl w:val="0"/>
+          <w:numId w:val="1000"/>
+        </w:numPr>
+        <w:pStyle w:val="Compact"/>
+      </w:pPr>
+      <w:r>
+        <w:t xml:space="preserve">Federal Register of Legislation (Australian Government) · Assented to 8 April 2026</w:t>
+      </w:r>
+    </w:p>
+    <w:p>
+      <w:pPr>
+        <w:numPr>
+          <w:ilvl w:val="0"/>
+          <w:numId w:val="1000"/>
+        </w:numPr>
+        <w:pStyle w:val="Compact"/>
+      </w:pPr>
+      <w:hyperlink r:id="rId57">
+        <w:r>
+          <w:rPr>
+            <w:rStyle w:val="Hyperlink"/>
+          </w:rPr>
+          <w:t xml:space="preserve">https://www.legislation.gov.au/C2026A00038/asmade/text</w:t>
+        </w:r>
+      </w:hyperlink>
+    </w:p>
+    <w:p>
+      <w:pPr>
+        <w:numPr>
+          <w:ilvl w:val="0"/>
+          <w:numId w:val="1000"/>
+        </w:numPr>
+        <w:pStyle w:val="Compact"/>
+      </w:pPr>
+      <w:r>
+        <w:rPr>
+          <w:bCs/>
+          <w:b/>
+        </w:rPr>
+        <w:t xml:space="preserve">Supports:</w:t>
+      </w:r>
+      <w:r>
+        <w:t xml:space="preserve"> </w:t>
+      </w:r>
+      <w:r>
+        <w:t xml:space="preserve">Definitions (s 761GB digital token, s 86 possession, s 761GC DAP, s 761GD TCP, s 9E PDTI, s 9F custodial staking, s 765E wrapped tokens); DAPs/TCPs as financial products (s 764A(1)(la)-(lb)); constitutionally-covered corporation rule (s 766M, s 9); new dealing (s 766C(1)(ca)); exemptions (s 911A(2)(ja)-(jb), s 911A(4B), s 766A(3)(b)); operator duties (ss 912BB-912BI, 1020AN-1020AR); fundraising (ss 741A-741B); commencement (s 2) and transition (ss 1730-1735); second reading speech dates (endnote).</w:t>
+      </w:r>
+    </w:p>
+    <w:p>
+      <w:pPr>
+        <w:numPr>
+          <w:ilvl w:val="0"/>
+          <w:numId w:val="1000"/>
+        </w:numPr>
+        <w:pStyle w:val="Compact"/>
+      </w:pPr>
+      <w:r>
+        <w:rPr>
+          <w:bCs/>
+          <w:b/>
+        </w:rPr>
+        <w:t xml:space="preserve">Link check:</w:t>
+      </w:r>
+      <w:r>
+        <w:t xml:space="preserve"> </w:t>
+      </w:r>
+      <w:r>
+        <w:t xml:space="preserve">HTTP 200; 7/7 cited phrases found</w:t>
       </w:r>
     </w:p>
     <w:p>
@@ -7981,8 +5866,89 @@
         </w:numPr>
         <w:pStyle w:val="Compact"/>
       </w:pPr>
-      <w:r>
-        <w:t xml:space="preserve">Statements by Redbelly and Tokeniser are labelled as company statements and are not treated as facts about the law.</w:t>
+      <w:bookmarkStart w:id="58" w:name="S2"/>
+      <w:r>
+        <w:t xml:space="preserve">S2</w:t>
+      </w:r>
+      <w:r>
+        <w:t xml:space="preserve">ASIC's roadmap for digital assets law reform implementation</w:t>
+      </w:r>
+      <w:r>
+        <w:t xml:space="preserve">Primary: regulator</w:t>
+      </w:r>
+      <w:bookmarkEnd w:id="58"/>
+    </w:p>
+    <w:p>
+      <w:pPr>
+        <w:numPr>
+          <w:ilvl w:val="0"/>
+          <w:numId w:val="1000"/>
+        </w:numPr>
+        <w:pStyle w:val="Compact"/>
+      </w:pPr>
+      <w:r>
+        <w:t xml:space="preserve">Australian Securities and Investments Commission (ASIC) · 20 April 2026</w:t>
+      </w:r>
+    </w:p>
+    <w:p>
+      <w:pPr>
+        <w:numPr>
+          <w:ilvl w:val="0"/>
+          <w:numId w:val="1000"/>
+        </w:numPr>
+        <w:pStyle w:val="Compact"/>
+      </w:pPr>
+      <w:hyperlink r:id="rId59">
+        <w:r>
+          <w:rPr>
+            <w:rStyle w:val="Hyperlink"/>
+          </w:rPr>
+          <w:t xml:space="preserve">https://www.asic.gov.au/about-asic/news-centre/news-items/asics-roadmap-for-digital-assets-law-reform-implementation</w:t>
+        </w:r>
+      </w:hyperlink>
+    </w:p>
+    <w:p>
+      <w:pPr>
+        <w:numPr>
+          <w:ilvl w:val="0"/>
+          <w:numId w:val="1000"/>
+        </w:numPr>
+        <w:pStyle w:val="Compact"/>
+      </w:pPr>
+      <w:r>
+        <w:rPr>
+          <w:bCs/>
+          <w:b/>
+        </w:rPr>
+        <w:t xml:space="preserve">Supports:</w:t>
+      </w:r>
+      <w:r>
+        <w:t xml:space="preserve"> </w:t>
+      </w:r>
+      <w:r>
+        <w:t xml:space="preserve">Passage on 1 April 2026; 18-month implementation timeline; original statement of 9 April 2027 commencement; duty to comply with existing licensing during implementation; indicative content of asset-holding and transactional and settlement standards (Table 1); 'Month 18 onwards' full implementation.</w:t>
+      </w:r>
+    </w:p>
+    <w:p>
+      <w:pPr>
+        <w:numPr>
+          <w:ilvl w:val="0"/>
+          <w:numId w:val="1000"/>
+        </w:numPr>
+        <w:pStyle w:val="Compact"/>
+      </w:pPr>
+      <w:r>
+        <w:rPr>
+          <w:bCs/>
+          <w:b/>
+        </w:rPr>
+        <w:t xml:space="preserve">Link check:</w:t>
+      </w:r>
+      <w:r>
+        <w:t xml:space="preserve"> </w:t>
+      </w:r>
+      <w:r>
+        <w:t xml:space="preserve">HTTP 200; 3/3 cited phrases found</w:t>
       </w:r>
     </w:p>
     <w:p>
@@ -7993,1136 +5959,2325 @@
         </w:numPr>
         <w:pStyle w:val="Compact"/>
       </w:pPr>
-      <w:r>
-        <w:t xml:space="preserve">Each source was fetched and its cited content confirmed against the text it supports. The results are below.</w:t>
-      </w:r>
-    </w:p>
-    <w:p>
-      <w:pPr>
-        <w:pStyle w:val="FirstParagraph"/>
-      </w:pPr>
-      <w:r>
-        <w:rPr>
-          <w:bCs/>
-          <w:b/>
-        </w:rPr>
-        <w:t xml:space="preserve">27 of 27</w:t>
-      </w:r>
-      <w:r>
-        <w:t xml:space="preserve"> </w:t>
-      </w:r>
-      <w:r>
-        <w:t xml:space="preserve">source links returned HTTP 200 when checked on 26 October 2026, 13:02 UTC.</w:t>
-      </w:r>
-    </w:p>
-    <w:tbl>
-      <w:tblPr>
-        <w:tblStyle w:val="Table"/>
-        <w:jc w:val="center"/>
-        <w:tblLook w:firstRow="1" w:lastRow="0" w:firstColumn="0" w:lastColumn="0" w:noHBand="0" w:noVBand="0" w:val="0020"/>
-        <w:tblW w:w="5000" w:type="pct"/>
-        <w:tblBorders>
-          <w:top w:val="single" w:sz="4" w:color="DCDCDC"/>
-          <w:left w:val="single" w:sz="4" w:color="DCDCDC"/>
-          <w:bottom w:val="single" w:sz="4" w:color="DCDCDC"/>
-          <w:right w:val="single" w:sz="4" w:color="DCDCDC"/>
-          <w:insideH w:val="single" w:sz="4" w:color="DCDCDC"/>
-          <w:insideV w:val="single" w:sz="4" w:color="DCDCDC"/>
-        </w:tblBorders>
-      </w:tblPr>
-      <w:tblGrid>
-        <w:gridCol w:w="2640"/>
-        <w:gridCol w:w="2640"/>
-        <w:gridCol w:w="2640"/>
-      </w:tblGrid>
-      <w:tr>
-        <w:trPr>
-          <w:tblHeader w:val="true"/>
-        </w:trPr>
-        <w:tc>
-          <w:tcPr>
-            <w:shd w:val="clear" w:color="auto" w:fill="283A46"/>
-          </w:tcPr>
-          <w:p>
-            <w:pPr>
-              <w:pStyle w:val="Compact"/>
-              <w:jc w:val="left"/>
-            </w:pPr>
-            <w:r>
-              <w:rPr>
-                <w:b/>
-                <w:color w:val="FFFFFF"/>
-              </w:rPr>
-              <w:t xml:space="preserve">Source</w:t>
-            </w:r>
-          </w:p>
-        </w:tc>
-        <w:tc>
-          <w:tcPr>
-            <w:shd w:val="clear" w:color="auto" w:fill="283A46"/>
-          </w:tcPr>
-          <w:p>
-            <w:pPr>
-              <w:pStyle w:val="Compact"/>
-              <w:jc w:val="left"/>
-            </w:pPr>
-            <w:r>
-              <w:rPr>
-                <w:b/>
-                <w:color w:val="FFFFFF"/>
-              </w:rPr>
-              <w:t xml:space="preserve">HTTP status</w:t>
-            </w:r>
-          </w:p>
-        </w:tc>
-        <w:tc>
-          <w:tcPr>
-            <w:shd w:val="clear" w:color="auto" w:fill="283A46"/>
-          </w:tcPr>
-          <w:p>
-            <w:pPr>
-              <w:pStyle w:val="Compact"/>
-              <w:jc w:val="left"/>
-            </w:pPr>
-            <w:r>
-              <w:rPr>
-                <w:b/>
-                <w:color w:val="FFFFFF"/>
-              </w:rPr>
-              <w:t xml:space="preserve">Content check</w:t>
-            </w:r>
-          </w:p>
-        </w:tc>
-      </w:tr>
-      <w:tr>
-        <w:tc>
-          <w:tcPr/>
-          <w:p>
-            <w:pPr>
-              <w:pStyle w:val="Compact"/>
-              <w:jc w:val="left"/>
-            </w:pPr>
-            <w:r>
-              <w:t xml:space="preserve">S1</w:t>
-            </w:r>
-          </w:p>
-        </w:tc>
-        <w:tc>
-          <w:tcPr/>
-          <w:p>
-            <w:pPr>
-              <w:pStyle w:val="Compact"/>
-              <w:jc w:val="left"/>
-            </w:pPr>
-            <w:r>
-              <w:t xml:space="preserve">200</w:t>
-            </w:r>
-          </w:p>
-        </w:tc>
-        <w:tc>
-          <w:tcPr/>
-          <w:p>
-            <w:pPr>
-              <w:pStyle w:val="Compact"/>
-              <w:jc w:val="left"/>
-            </w:pPr>
-            <w:r>
-              <w:t xml:space="preserve">5/5 cited phrases found</w:t>
-            </w:r>
-          </w:p>
-        </w:tc>
-      </w:tr>
-      <w:tr>
-        <w:tc>
-          <w:tcPr/>
-          <w:p>
-            <w:pPr>
-              <w:pStyle w:val="Compact"/>
-              <w:jc w:val="left"/>
-            </w:pPr>
-            <w:r>
-              <w:t xml:space="preserve">S2</w:t>
-            </w:r>
-          </w:p>
-        </w:tc>
-        <w:tc>
-          <w:tcPr/>
-          <w:p>
-            <w:pPr>
-              <w:pStyle w:val="Compact"/>
-              <w:jc w:val="left"/>
-            </w:pPr>
-            <w:r>
-              <w:t xml:space="preserve">200</w:t>
-            </w:r>
-          </w:p>
-        </w:tc>
-        <w:tc>
-          <w:tcPr/>
-          <w:p>
-            <w:pPr>
-              <w:pStyle w:val="Compact"/>
-              <w:jc w:val="left"/>
-            </w:pPr>
-            <w:r>
-              <w:t xml:space="preserve">3/3 cited phrases found</w:t>
-            </w:r>
-          </w:p>
-        </w:tc>
-      </w:tr>
-      <w:tr>
-        <w:tc>
-          <w:tcPr/>
-          <w:p>
-            <w:pPr>
-              <w:pStyle w:val="Compact"/>
-              <w:jc w:val="left"/>
-            </w:pPr>
-            <w:r>
-              <w:t xml:space="preserve">S3</w:t>
-            </w:r>
-          </w:p>
-        </w:tc>
-        <w:tc>
-          <w:tcPr/>
-          <w:p>
-            <w:pPr>
-              <w:pStyle w:val="Compact"/>
-              <w:jc w:val="left"/>
-            </w:pPr>
-            <w:r>
-              <w:t xml:space="preserve">200</w:t>
-            </w:r>
-          </w:p>
-        </w:tc>
-        <w:tc>
-          <w:tcPr/>
-          <w:p>
-            <w:pPr>
-              <w:pStyle w:val="Compact"/>
-              <w:jc w:val="left"/>
-            </w:pPr>
-            <w:r>
-              <w:t xml:space="preserve">4/4 cited phrases found</w:t>
-            </w:r>
-          </w:p>
-        </w:tc>
-      </w:tr>
-      <w:tr>
-        <w:tc>
-          <w:tcPr/>
-          <w:p>
-            <w:pPr>
-              <w:pStyle w:val="Compact"/>
-              <w:jc w:val="left"/>
-            </w:pPr>
-            <w:r>
-              <w:t xml:space="preserve">S4</w:t>
-            </w:r>
-          </w:p>
-        </w:tc>
-        <w:tc>
-          <w:tcPr/>
-          <w:p>
-            <w:pPr>
-              <w:pStyle w:val="Compact"/>
-              <w:jc w:val="left"/>
-            </w:pPr>
-            <w:r>
-              <w:t xml:space="preserve">200</w:t>
-            </w:r>
-          </w:p>
-        </w:tc>
-        <w:tc>
-          <w:tcPr/>
-          <w:p>
-            <w:pPr>
-              <w:pStyle w:val="Compact"/>
-              <w:jc w:val="left"/>
-            </w:pPr>
-            <w:r>
-              <w:t xml:space="preserve">2/2 cited phrases found</w:t>
-            </w:r>
-          </w:p>
-        </w:tc>
-      </w:tr>
-      <w:tr>
-        <w:tc>
-          <w:tcPr/>
-          <w:p>
-            <w:pPr>
-              <w:pStyle w:val="Compact"/>
-              <w:jc w:val="left"/>
-            </w:pPr>
-            <w:r>
-              <w:t xml:space="preserve">S5</w:t>
-            </w:r>
-          </w:p>
-        </w:tc>
-        <w:tc>
-          <w:tcPr/>
-          <w:p>
-            <w:pPr>
-              <w:pStyle w:val="Compact"/>
-              <w:jc w:val="left"/>
-            </w:pPr>
-            <w:r>
-              <w:t xml:space="preserve">200</w:t>
-            </w:r>
-          </w:p>
-        </w:tc>
-        <w:tc>
-          <w:tcPr/>
-          <w:p>
-            <w:pPr>
-              <w:pStyle w:val="Compact"/>
-              <w:jc w:val="left"/>
-            </w:pPr>
-            <w:r>
-              <w:t xml:space="preserve">3/3 cited phrases found</w:t>
-            </w:r>
-          </w:p>
-        </w:tc>
-      </w:tr>
-      <w:tr>
-        <w:tc>
-          <w:tcPr/>
-          <w:p>
-            <w:pPr>
-              <w:pStyle w:val="Compact"/>
-              <w:jc w:val="left"/>
-            </w:pPr>
-            <w:r>
-              <w:t xml:space="preserve">S6</w:t>
-            </w:r>
-          </w:p>
-        </w:tc>
-        <w:tc>
-          <w:tcPr/>
-          <w:p>
-            <w:pPr>
-              <w:pStyle w:val="Compact"/>
-              <w:jc w:val="left"/>
-            </w:pPr>
-            <w:r>
-              <w:t xml:space="preserve">200</w:t>
-            </w:r>
-          </w:p>
-        </w:tc>
-        <w:tc>
-          <w:tcPr/>
-          <w:p>
-            <w:pPr>
-              <w:pStyle w:val="Compact"/>
-              <w:jc w:val="left"/>
-            </w:pPr>
-            <w:r>
-              <w:t xml:space="preserve">3/3 cited phrases found</w:t>
-            </w:r>
-          </w:p>
-        </w:tc>
-      </w:tr>
-      <w:tr>
-        <w:tc>
-          <w:tcPr/>
-          <w:p>
-            <w:pPr>
-              <w:pStyle w:val="Compact"/>
-              <w:jc w:val="left"/>
-            </w:pPr>
-            <w:r>
-              <w:t xml:space="preserve">S7</w:t>
-            </w:r>
-          </w:p>
-        </w:tc>
-        <w:tc>
-          <w:tcPr/>
-          <w:p>
-            <w:pPr>
-              <w:pStyle w:val="Compact"/>
-              <w:jc w:val="left"/>
-            </w:pPr>
-            <w:r>
-              <w:t xml:space="preserve">200</w:t>
-            </w:r>
-          </w:p>
-        </w:tc>
-        <w:tc>
-          <w:tcPr/>
-          <w:p>
-            <w:pPr>
-              <w:pStyle w:val="Compact"/>
-              <w:jc w:val="left"/>
-            </w:pPr>
-            <w:r>
-              <w:t xml:space="preserve">1/1 cited phrases found</w:t>
-            </w:r>
-          </w:p>
-        </w:tc>
-      </w:tr>
-      <w:tr>
-        <w:tc>
-          <w:tcPr/>
-          <w:p>
-            <w:pPr>
-              <w:pStyle w:val="Compact"/>
-              <w:jc w:val="left"/>
-            </w:pPr>
-            <w:r>
-              <w:t xml:space="preserve">S8</w:t>
-            </w:r>
-          </w:p>
-        </w:tc>
-        <w:tc>
-          <w:tcPr/>
-          <w:p>
-            <w:pPr>
-              <w:pStyle w:val="Compact"/>
-              <w:jc w:val="left"/>
-            </w:pPr>
-            <w:r>
-              <w:t xml:space="preserve">200</w:t>
-            </w:r>
-          </w:p>
-        </w:tc>
-        <w:tc>
-          <w:tcPr/>
-          <w:p>
-            <w:pPr>
-              <w:pStyle w:val="Compact"/>
-              <w:jc w:val="left"/>
-            </w:pPr>
-            <w:r>
-              <w:t xml:space="preserve">1/1 cited phrases found</w:t>
-            </w:r>
-          </w:p>
-        </w:tc>
-      </w:tr>
-      <w:tr>
-        <w:tc>
-          <w:tcPr/>
-          <w:p>
-            <w:pPr>
-              <w:pStyle w:val="Compact"/>
-              <w:jc w:val="left"/>
-            </w:pPr>
-            <w:r>
-              <w:t xml:space="preserve">S9</w:t>
-            </w:r>
-          </w:p>
-        </w:tc>
-        <w:tc>
-          <w:tcPr/>
-          <w:p>
-            <w:pPr>
-              <w:pStyle w:val="Compact"/>
-              <w:jc w:val="left"/>
-            </w:pPr>
-            <w:r>
-              <w:t xml:space="preserve">200</w:t>
-            </w:r>
-          </w:p>
-        </w:tc>
-        <w:tc>
-          <w:tcPr/>
-          <w:p>
-            <w:pPr>
-              <w:pStyle w:val="Compact"/>
-              <w:jc w:val="left"/>
-            </w:pPr>
-            <w:r>
-              <w:t xml:space="preserve">2/2 cited phrases found</w:t>
-            </w:r>
-          </w:p>
-        </w:tc>
-      </w:tr>
-      <w:tr>
-        <w:tc>
-          <w:tcPr/>
-          <w:p>
-            <w:pPr>
-              <w:pStyle w:val="Compact"/>
-              <w:jc w:val="left"/>
-            </w:pPr>
-            <w:r>
-              <w:t xml:space="preserve">S10</w:t>
-            </w:r>
-          </w:p>
-        </w:tc>
-        <w:tc>
-          <w:tcPr/>
-          <w:p>
-            <w:pPr>
-              <w:pStyle w:val="Compact"/>
-              <w:jc w:val="left"/>
-            </w:pPr>
-            <w:r>
-              <w:t xml:space="preserve">200</w:t>
-            </w:r>
-          </w:p>
-        </w:tc>
-        <w:tc>
-          <w:tcPr/>
-          <w:p>
-            <w:pPr>
-              <w:pStyle w:val="Compact"/>
-              <w:jc w:val="left"/>
-            </w:pPr>
-            <w:r>
-              <w:t xml:space="preserve">1/1 cited phrases found</w:t>
-            </w:r>
-          </w:p>
-        </w:tc>
-      </w:tr>
-      <w:tr>
-        <w:tc>
-          <w:tcPr/>
-          <w:p>
-            <w:pPr>
-              <w:pStyle w:val="Compact"/>
-              <w:jc w:val="left"/>
-            </w:pPr>
-            <w:r>
-              <w:t xml:space="preserve">S11</w:t>
-            </w:r>
-          </w:p>
-        </w:tc>
-        <w:tc>
-          <w:tcPr/>
-          <w:p>
-            <w:pPr>
-              <w:pStyle w:val="Compact"/>
-              <w:jc w:val="left"/>
-            </w:pPr>
-            <w:r>
-              <w:t xml:space="preserve">200</w:t>
-            </w:r>
-          </w:p>
-        </w:tc>
-        <w:tc>
-          <w:tcPr/>
-          <w:p>
-            <w:pPr>
-              <w:pStyle w:val="Compact"/>
-              <w:jc w:val="left"/>
-            </w:pPr>
-            <w:r>
-              <w:t xml:space="preserve">2/2 cited phrases found</w:t>
-            </w:r>
-          </w:p>
-        </w:tc>
-      </w:tr>
-      <w:tr>
-        <w:tc>
-          <w:tcPr/>
-          <w:p>
-            <w:pPr>
-              <w:pStyle w:val="Compact"/>
-              <w:jc w:val="left"/>
-            </w:pPr>
-            <w:r>
-              <w:t xml:space="preserve">S12</w:t>
-            </w:r>
-          </w:p>
-        </w:tc>
-        <w:tc>
-          <w:tcPr/>
-          <w:p>
-            <w:pPr>
-              <w:pStyle w:val="Compact"/>
-              <w:jc w:val="left"/>
-            </w:pPr>
-            <w:r>
-              <w:t xml:space="preserve">200</w:t>
-            </w:r>
-          </w:p>
-        </w:tc>
-        <w:tc>
-          <w:tcPr/>
-          <w:p>
-            <w:pPr>
-              <w:pStyle w:val="Compact"/>
-              <w:jc w:val="left"/>
-            </w:pPr>
-            <w:r>
-              <w:t xml:space="preserve">2/2 cited phrases found</w:t>
-            </w:r>
-          </w:p>
-        </w:tc>
-      </w:tr>
-      <w:tr>
-        <w:tc>
-          <w:tcPr/>
-          <w:p>
-            <w:pPr>
-              <w:pStyle w:val="Compact"/>
-              <w:jc w:val="left"/>
-            </w:pPr>
-            <w:r>
-              <w:t xml:space="preserve">S13</w:t>
-            </w:r>
-          </w:p>
-        </w:tc>
-        <w:tc>
-          <w:tcPr/>
-          <w:p>
-            <w:pPr>
-              <w:pStyle w:val="Compact"/>
-              <w:jc w:val="left"/>
-            </w:pPr>
-            <w:r>
-              <w:t xml:space="preserve">200</w:t>
-            </w:r>
-          </w:p>
-        </w:tc>
-        <w:tc>
-          <w:tcPr/>
-          <w:p>
-            <w:pPr>
-              <w:pStyle w:val="Compact"/>
-              <w:jc w:val="left"/>
-            </w:pPr>
-            <w:r>
-              <w:t xml:space="preserve">2/2 cited phrases found</w:t>
-            </w:r>
-          </w:p>
-        </w:tc>
-      </w:tr>
-      <w:tr>
-        <w:tc>
-          <w:tcPr/>
-          <w:p>
-            <w:pPr>
-              <w:pStyle w:val="Compact"/>
-              <w:jc w:val="left"/>
-            </w:pPr>
-            <w:r>
-              <w:t xml:space="preserve">S14</w:t>
-            </w:r>
-          </w:p>
-        </w:tc>
-        <w:tc>
-          <w:tcPr/>
-          <w:p>
-            <w:pPr>
-              <w:pStyle w:val="Compact"/>
-              <w:jc w:val="left"/>
-            </w:pPr>
-            <w:r>
-              <w:t xml:space="preserve">200</w:t>
-            </w:r>
-          </w:p>
-        </w:tc>
-        <w:tc>
-          <w:tcPr/>
-          <w:p>
-            <w:pPr>
-              <w:pStyle w:val="Compact"/>
-              <w:jc w:val="left"/>
-            </w:pPr>
-            <w:r>
-              <w:t xml:space="preserve">2/2 cited phrases found</w:t>
-            </w:r>
-          </w:p>
-        </w:tc>
-      </w:tr>
-      <w:tr>
-        <w:tc>
-          <w:tcPr/>
-          <w:p>
-            <w:pPr>
-              <w:pStyle w:val="Compact"/>
-              <w:jc w:val="left"/>
-            </w:pPr>
-            <w:r>
-              <w:t xml:space="preserve">S15</w:t>
-            </w:r>
-          </w:p>
-        </w:tc>
-        <w:tc>
-          <w:tcPr/>
-          <w:p>
-            <w:pPr>
-              <w:pStyle w:val="Compact"/>
-              <w:jc w:val="left"/>
-            </w:pPr>
-            <w:r>
-              <w:t xml:space="preserve">200</w:t>
-            </w:r>
-          </w:p>
-        </w:tc>
-        <w:tc>
-          <w:tcPr/>
-          <w:p>
-            <w:pPr>
-              <w:pStyle w:val="Compact"/>
-              <w:jc w:val="left"/>
-            </w:pPr>
-            <w:r>
-              <w:t xml:space="preserve">2/2 cited phrases found</w:t>
-            </w:r>
-          </w:p>
-        </w:tc>
-      </w:tr>
-      <w:tr>
-        <w:tc>
-          <w:tcPr/>
-          <w:p>
-            <w:pPr>
-              <w:pStyle w:val="Compact"/>
-              <w:jc w:val="left"/>
-            </w:pPr>
-            <w:r>
-              <w:t xml:space="preserve">S16</w:t>
-            </w:r>
-          </w:p>
-        </w:tc>
-        <w:tc>
-          <w:tcPr/>
-          <w:p>
-            <w:pPr>
-              <w:pStyle w:val="Compact"/>
-              <w:jc w:val="left"/>
-            </w:pPr>
-            <w:r>
-              <w:t xml:space="preserve">200</w:t>
-            </w:r>
-          </w:p>
-        </w:tc>
-        <w:tc>
-          <w:tcPr/>
-          <w:p>
-            <w:pPr>
-              <w:pStyle w:val="Compact"/>
-              <w:jc w:val="left"/>
-            </w:pPr>
-            <w:r>
-              <w:t xml:space="preserve">2/2 cited phrases found</w:t>
-            </w:r>
-          </w:p>
-        </w:tc>
-      </w:tr>
-      <w:tr>
-        <w:tc>
-          <w:tcPr/>
-          <w:p>
-            <w:pPr>
-              <w:pStyle w:val="Compact"/>
-              <w:jc w:val="left"/>
-            </w:pPr>
-            <w:r>
-              <w:t xml:space="preserve">S17</w:t>
-            </w:r>
-          </w:p>
-        </w:tc>
-        <w:tc>
-          <w:tcPr/>
-          <w:p>
-            <w:pPr>
-              <w:pStyle w:val="Compact"/>
-              <w:jc w:val="left"/>
-            </w:pPr>
-            <w:r>
-              <w:t xml:space="preserve">200</w:t>
-            </w:r>
-          </w:p>
-        </w:tc>
-        <w:tc>
-          <w:tcPr/>
-          <w:p>
-            <w:pPr>
-              <w:pStyle w:val="Compact"/>
-              <w:jc w:val="left"/>
-            </w:pPr>
-            <w:r>
-              <w:t xml:space="preserve">1/1 cited phrases found</w:t>
-            </w:r>
-          </w:p>
-        </w:tc>
-      </w:tr>
-      <w:tr>
-        <w:tc>
-          <w:tcPr/>
-          <w:p>
-            <w:pPr>
-              <w:pStyle w:val="Compact"/>
-              <w:jc w:val="left"/>
-            </w:pPr>
-            <w:r>
-              <w:t xml:space="preserve">S18</w:t>
-            </w:r>
-          </w:p>
-        </w:tc>
-        <w:tc>
-          <w:tcPr/>
-          <w:p>
-            <w:pPr>
-              <w:pStyle w:val="Compact"/>
-              <w:jc w:val="left"/>
-            </w:pPr>
-            <w:r>
-              <w:t xml:space="preserve">200</w:t>
-            </w:r>
-          </w:p>
-        </w:tc>
-        <w:tc>
-          <w:tcPr/>
-          <w:p>
-            <w:pPr>
-              <w:pStyle w:val="Compact"/>
-              <w:jc w:val="left"/>
-            </w:pPr>
-            <w:r>
-              <w:t xml:space="preserve">1/1 cited phrases found</w:t>
-            </w:r>
-          </w:p>
-        </w:tc>
-      </w:tr>
-      <w:tr>
-        <w:tc>
-          <w:tcPr/>
-          <w:p>
-            <w:pPr>
-              <w:pStyle w:val="Compact"/>
-              <w:jc w:val="left"/>
-            </w:pPr>
-            <w:r>
-              <w:t xml:space="preserve">S19</w:t>
-            </w:r>
-          </w:p>
-        </w:tc>
-        <w:tc>
-          <w:tcPr/>
-          <w:p>
-            <w:pPr>
-              <w:pStyle w:val="Compact"/>
-              <w:jc w:val="left"/>
-            </w:pPr>
-            <w:r>
-              <w:t xml:space="preserve">200</w:t>
-            </w:r>
-          </w:p>
-        </w:tc>
-        <w:tc>
-          <w:tcPr/>
-          <w:p>
-            <w:pPr>
-              <w:pStyle w:val="Compact"/>
-              <w:jc w:val="left"/>
-            </w:pPr>
-            <w:r>
-              <w:t xml:space="preserve">1/1 cited phrases found</w:t>
-            </w:r>
-          </w:p>
-        </w:tc>
-      </w:tr>
-      <w:tr>
-        <w:tc>
-          <w:tcPr/>
-          <w:p>
-            <w:pPr>
-              <w:pStyle w:val="Compact"/>
-              <w:jc w:val="left"/>
-            </w:pPr>
-            <w:r>
-              <w:t xml:space="preserve">S20</w:t>
-            </w:r>
-          </w:p>
-        </w:tc>
-        <w:tc>
-          <w:tcPr/>
-          <w:p>
-            <w:pPr>
-              <w:pStyle w:val="Compact"/>
-              <w:jc w:val="left"/>
-            </w:pPr>
-            <w:r>
-              <w:t xml:space="preserve">200</w:t>
-            </w:r>
-          </w:p>
-        </w:tc>
-        <w:tc>
-          <w:tcPr/>
-          <w:p>
-            <w:pPr>
-              <w:pStyle w:val="Compact"/>
-              <w:jc w:val="left"/>
-            </w:pPr>
-            <w:r>
-              <w:t xml:space="preserve">2/2 cited phrases found</w:t>
-            </w:r>
-          </w:p>
-        </w:tc>
-      </w:tr>
-      <w:tr>
-        <w:tc>
-          <w:tcPr/>
-          <w:p>
-            <w:pPr>
-              <w:pStyle w:val="Compact"/>
-              <w:jc w:val="left"/>
-            </w:pPr>
-            <w:r>
-              <w:t xml:space="preserve">S21</w:t>
-            </w:r>
-          </w:p>
-        </w:tc>
-        <w:tc>
-          <w:tcPr/>
-          <w:p>
-            <w:pPr>
-              <w:pStyle w:val="Compact"/>
-              <w:jc w:val="left"/>
-            </w:pPr>
-            <w:r>
-              <w:t xml:space="preserve">200</w:t>
-            </w:r>
-          </w:p>
-        </w:tc>
-        <w:tc>
-          <w:tcPr/>
-          <w:p>
-            <w:pPr>
-              <w:pStyle w:val="Compact"/>
-              <w:jc w:val="left"/>
-            </w:pPr>
-            <w:r>
-              <w:t xml:space="preserve">1/1 cited phrases found</w:t>
-            </w:r>
-          </w:p>
-        </w:tc>
-      </w:tr>
-      <w:tr>
-        <w:tc>
-          <w:tcPr/>
-          <w:p>
-            <w:pPr>
-              <w:pStyle w:val="Compact"/>
-              <w:jc w:val="left"/>
-            </w:pPr>
-            <w:r>
-              <w:t xml:space="preserve">S22</w:t>
-            </w:r>
-          </w:p>
-        </w:tc>
-        <w:tc>
-          <w:tcPr/>
-          <w:p>
-            <w:pPr>
-              <w:pStyle w:val="Compact"/>
-              <w:jc w:val="left"/>
-            </w:pPr>
-            <w:r>
-              <w:t xml:space="preserve">200</w:t>
-            </w:r>
-          </w:p>
-        </w:tc>
-        <w:tc>
-          <w:tcPr/>
-          <w:p>
-            <w:pPr>
-              <w:pStyle w:val="Compact"/>
-              <w:jc w:val="left"/>
-            </w:pPr>
-            <w:r>
-              <w:t xml:space="preserve">1/1 cited phrases found</w:t>
-            </w:r>
-          </w:p>
-        </w:tc>
-      </w:tr>
-      <w:tr>
-        <w:tc>
-          <w:tcPr/>
-          <w:p>
-            <w:pPr>
-              <w:pStyle w:val="Compact"/>
-              <w:jc w:val="left"/>
-            </w:pPr>
-            <w:r>
-              <w:t xml:space="preserve">S23</w:t>
-            </w:r>
-          </w:p>
-        </w:tc>
-        <w:tc>
-          <w:tcPr/>
-          <w:p>
-            <w:pPr>
-              <w:pStyle w:val="Compact"/>
-              <w:jc w:val="left"/>
-            </w:pPr>
-            <w:r>
-              <w:t xml:space="preserve">200</w:t>
-            </w:r>
-          </w:p>
-        </w:tc>
-        <w:tc>
-          <w:tcPr/>
-          <w:p>
-            <w:pPr>
-              <w:pStyle w:val="Compact"/>
-              <w:jc w:val="left"/>
-            </w:pPr>
-            <w:r>
-              <w:t xml:space="preserve">1/1 cited phrases found</w:t>
-            </w:r>
-          </w:p>
-        </w:tc>
-      </w:tr>
-      <w:tr>
-        <w:tc>
-          <w:tcPr/>
-          <w:p>
-            <w:pPr>
-              <w:pStyle w:val="Compact"/>
-              <w:jc w:val="left"/>
-            </w:pPr>
-            <w:r>
-              <w:t xml:space="preserve">S24</w:t>
-            </w:r>
-          </w:p>
-        </w:tc>
-        <w:tc>
-          <w:tcPr/>
-          <w:p>
-            <w:pPr>
-              <w:pStyle w:val="Compact"/>
-              <w:jc w:val="left"/>
-            </w:pPr>
-            <w:r>
-              <w:t xml:space="preserve">200</w:t>
-            </w:r>
-          </w:p>
-        </w:tc>
-        <w:tc>
-          <w:tcPr/>
-          <w:p>
-            <w:pPr>
-              <w:pStyle w:val="Compact"/>
-              <w:jc w:val="left"/>
-            </w:pPr>
-            <w:r>
-              <w:t xml:space="preserve">3/3 cited phrases found</w:t>
-            </w:r>
-          </w:p>
-        </w:tc>
-      </w:tr>
-      <w:tr>
-        <w:tc>
-          <w:tcPr/>
-          <w:p>
-            <w:pPr>
-              <w:pStyle w:val="Compact"/>
-              <w:jc w:val="left"/>
-            </w:pPr>
-            <w:r>
-              <w:t xml:space="preserve">S25</w:t>
-            </w:r>
-          </w:p>
-        </w:tc>
-        <w:tc>
-          <w:tcPr/>
-          <w:p>
-            <w:pPr>
-              <w:pStyle w:val="Compact"/>
-              <w:jc w:val="left"/>
-            </w:pPr>
-            <w:r>
-              <w:t xml:space="preserve">200</w:t>
-            </w:r>
-          </w:p>
-        </w:tc>
-        <w:tc>
-          <w:tcPr/>
-          <w:p>
-            <w:pPr>
-              <w:pStyle w:val="Compact"/>
-              <w:jc w:val="left"/>
-            </w:pPr>
-            <w:r>
-              <w:t xml:space="preserve">1/1 cited phrases found</w:t>
-            </w:r>
-          </w:p>
-        </w:tc>
-      </w:tr>
-      <w:tr>
-        <w:tc>
-          <w:tcPr/>
-          <w:p>
-            <w:pPr>
-              <w:pStyle w:val="Compact"/>
-              <w:jc w:val="left"/>
-            </w:pPr>
-            <w:r>
-              <w:t xml:space="preserve">S26</w:t>
-            </w:r>
-          </w:p>
-        </w:tc>
-        <w:tc>
-          <w:tcPr/>
-          <w:p>
-            <w:pPr>
-              <w:pStyle w:val="Compact"/>
-              <w:jc w:val="left"/>
-            </w:pPr>
-            <w:r>
-              <w:t xml:space="preserve">200</w:t>
-            </w:r>
-          </w:p>
-        </w:tc>
-        <w:tc>
-          <w:tcPr/>
-          <w:p>
-            <w:pPr>
-              <w:pStyle w:val="Compact"/>
-              <w:jc w:val="left"/>
-            </w:pPr>
-            <w:r>
-              <w:t xml:space="preserve">3/3 cited phrases found</w:t>
-            </w:r>
-          </w:p>
-        </w:tc>
-      </w:tr>
-      <w:tr>
-        <w:tc>
-          <w:tcPr/>
-          <w:p>
-            <w:pPr>
-              <w:pStyle w:val="Compact"/>
-              <w:jc w:val="left"/>
-            </w:pPr>
-            <w:r>
-              <w:t xml:space="preserve">S27</w:t>
-            </w:r>
-          </w:p>
-        </w:tc>
-        <w:tc>
-          <w:tcPr/>
-          <w:p>
-            <w:pPr>
-              <w:pStyle w:val="Compact"/>
-              <w:jc w:val="left"/>
-            </w:pPr>
-            <w:r>
-              <w:t xml:space="preserve">200</w:t>
-            </w:r>
-          </w:p>
-        </w:tc>
-        <w:tc>
-          <w:tcPr/>
-          <w:p>
-            <w:pPr>
-              <w:pStyle w:val="Compact"/>
-              <w:jc w:val="left"/>
-            </w:pPr>
-            <w:r>
-              <w:t xml:space="preserve">2/2 cited phrases found</w:t>
-            </w:r>
-          </w:p>
-        </w:tc>
-      </w:tr>
-    </w:tbl>
-    <w:bookmarkEnd w:id="115"/>
-    <w:bookmarkEnd w:id="116"/>
+      <w:bookmarkStart w:id="60" w:name="S3"/>
+      <w:r>
+        <w:t xml:space="preserve">S3</w:t>
+      </w:r>
+      <w:r>
+        <w:t xml:space="preserve">26-245MR ASIC consults on implementation of new digital asset laws</w:t>
+      </w:r>
+      <w:r>
+        <w:t xml:space="preserve">Primary: regulator</w:t>
+      </w:r>
+      <w:bookmarkEnd w:id="60"/>
+    </w:p>
+    <w:p>
+      <w:pPr>
+        <w:numPr>
+          <w:ilvl w:val="0"/>
+          <w:numId w:val="1000"/>
+        </w:numPr>
+        <w:pStyle w:val="Compact"/>
+      </w:pPr>
+      <w:r>
+        <w:t xml:space="preserve">ASIC · 15 October 2026</w:t>
+      </w:r>
+    </w:p>
+    <w:p>
+      <w:pPr>
+        <w:numPr>
+          <w:ilvl w:val="0"/>
+          <w:numId w:val="1000"/>
+        </w:numPr>
+        <w:pStyle w:val="Compact"/>
+      </w:pPr>
+      <w:hyperlink r:id="rId61">
+        <w:r>
+          <w:rPr>
+            <w:rStyle w:val="Hyperlink"/>
+          </w:rPr>
+          <w:t xml:space="preserve">https://www.asic.gov.au/about-asic/news-centre/find-a-media-release/2026-releases/26-245mr-asic-consults-on-implementation-of-new-digital-asset-laws</w:t>
+        </w:r>
+      </w:hyperlink>
+    </w:p>
+    <w:p>
+      <w:pPr>
+        <w:numPr>
+          <w:ilvl w:val="0"/>
+          <w:numId w:val="1000"/>
+        </w:numPr>
+        <w:pStyle w:val="Compact"/>
+      </w:pPr>
+      <w:r>
+        <w:rPr>
+          <w:bCs/>
+          <w:b/>
+        </w:rPr>
+        <w:t xml:space="preserve">Supports:</w:t>
+      </w:r>
+      <w:r>
+        <w:t xml:space="preserve"> </w:t>
+      </w:r>
+      <w:r>
+        <w:t xml:space="preserve">Laws commence 8 April 2027; 'same activity, same risk, same regulatory outcome' and Commissioner Kirkland quote; what firms will need to do; consultation closes 5pm AEDT 27 November 2026; no-action period October 2025 to 30 September 2026; over 140 applications; Project Acacia (2025-26); Government regulatory design in parallel.</w:t>
+      </w:r>
+    </w:p>
+    <w:p>
+      <w:pPr>
+        <w:numPr>
+          <w:ilvl w:val="0"/>
+          <w:numId w:val="1000"/>
+        </w:numPr>
+        <w:pStyle w:val="Compact"/>
+      </w:pPr>
+      <w:r>
+        <w:rPr>
+          <w:bCs/>
+          <w:b/>
+        </w:rPr>
+        <w:t xml:space="preserve">Link check:</w:t>
+      </w:r>
+      <w:r>
+        <w:t xml:space="preserve"> </w:t>
+      </w:r>
+      <w:r>
+        <w:t xml:space="preserve">HTTP 200; 4/4 cited phrases found</w:t>
+      </w:r>
+    </w:p>
+    <w:p>
+      <w:pPr>
+        <w:numPr>
+          <w:ilvl w:val="0"/>
+          <w:numId w:val="1017"/>
+        </w:numPr>
+        <w:pStyle w:val="Compact"/>
+      </w:pPr>
+      <w:bookmarkStart w:id="62" w:name="S4"/>
+      <w:r>
+        <w:t xml:space="preserve">S4</w:t>
+      </w:r>
+      <w:r>
+        <w:t xml:space="preserve">CP 392 Digital asset law reform implementation: Proposed standards and guidance (landing page and downloads)</w:t>
+      </w:r>
+      <w:r>
+        <w:t xml:space="preserve">Primary: regulator</w:t>
+      </w:r>
+      <w:bookmarkEnd w:id="62"/>
+    </w:p>
+    <w:p>
+      <w:pPr>
+        <w:numPr>
+          <w:ilvl w:val="0"/>
+          <w:numId w:val="1000"/>
+        </w:numPr>
+        <w:pStyle w:val="Compact"/>
+      </w:pPr>
+      <w:r>
+        <w:t xml:space="preserve">ASIC · 15 October 2026</w:t>
+      </w:r>
+    </w:p>
+    <w:p>
+      <w:pPr>
+        <w:numPr>
+          <w:ilvl w:val="0"/>
+          <w:numId w:val="1000"/>
+        </w:numPr>
+        <w:pStyle w:val="Compact"/>
+      </w:pPr>
+      <w:hyperlink r:id="rId63">
+        <w:r>
+          <w:rPr>
+            <w:rStyle w:val="Hyperlink"/>
+          </w:rPr>
+          <w:t xml:space="preserve">https://www.asic.gov.au/regulatory-resources/find-a-document/consultations/cp-392-digital-asset-law-reform-implementation-proposed-standards-and-guidance</w:t>
+        </w:r>
+      </w:hyperlink>
+    </w:p>
+    <w:p>
+      <w:pPr>
+        <w:numPr>
+          <w:ilvl w:val="0"/>
+          <w:numId w:val="1000"/>
+        </w:numPr>
+        <w:pStyle w:val="Compact"/>
+      </w:pPr>
+      <w:r>
+        <w:rPr>
+          <w:bCs/>
+          <w:b/>
+        </w:rPr>
+        <w:t xml:space="preserve">Supports:</w:t>
+      </w:r>
+      <w:r>
+        <w:t xml:space="preserve"> </w:t>
+      </w:r>
+      <w:r>
+        <w:t xml:space="preserve">Contents of the consultation package: draft regulatory guide, draft asset-holding standards, draft transactional and settlement standards, draft financial requirements.</w:t>
+      </w:r>
+    </w:p>
+    <w:p>
+      <w:pPr>
+        <w:numPr>
+          <w:ilvl w:val="0"/>
+          <w:numId w:val="1000"/>
+        </w:numPr>
+        <w:pStyle w:val="Compact"/>
+      </w:pPr>
+      <w:r>
+        <w:rPr>
+          <w:bCs/>
+          <w:b/>
+        </w:rPr>
+        <w:t xml:space="preserve">Link check:</w:t>
+      </w:r>
+      <w:r>
+        <w:t xml:space="preserve"> </w:t>
+      </w:r>
+      <w:r>
+        <w:t xml:space="preserve">HTTP 200; 2/2 cited phrases found</w:t>
+      </w:r>
+    </w:p>
+    <w:p>
+      <w:pPr>
+        <w:numPr>
+          <w:ilvl w:val="0"/>
+          <w:numId w:val="1017"/>
+        </w:numPr>
+        <w:pStyle w:val="Compact"/>
+      </w:pPr>
+      <w:bookmarkStart w:id="64" w:name="S5"/>
+      <w:r>
+        <w:t xml:space="preserve">S5</w:t>
+      </w:r>
+      <w:r>
+        <w:t xml:space="preserve">Consultation Paper 392 (CP 392), Digital asset law reform implementation: Proposed standards and guidance (PDF)</w:t>
+      </w:r>
+      <w:r>
+        <w:t xml:space="preserve">Primary: regulator (consultation, proposals may change)</w:t>
+      </w:r>
+      <w:bookmarkEnd w:id="64"/>
+    </w:p>
+    <w:p>
+      <w:pPr>
+        <w:numPr>
+          <w:ilvl w:val="0"/>
+          <w:numId w:val="1000"/>
+        </w:numPr>
+        <w:pStyle w:val="Compact"/>
+      </w:pPr>
+      <w:r>
+        <w:t xml:space="preserve">ASIC · October 2026 (issued 15 October 2026)</w:t>
+      </w:r>
+    </w:p>
+    <w:p>
+      <w:pPr>
+        <w:numPr>
+          <w:ilvl w:val="0"/>
+          <w:numId w:val="1000"/>
+        </w:numPr>
+        <w:pStyle w:val="Compact"/>
+      </w:pPr>
+      <w:hyperlink r:id="rId65">
+        <w:r>
+          <w:rPr>
+            <w:rStyle w:val="Hyperlink"/>
+          </w:rPr>
+          <w:t xml:space="preserve">https://download.asic.gov.au/media/0pqj5lgc/cp392-published-15-october-2026.pdf</w:t>
+        </w:r>
+      </w:hyperlink>
+    </w:p>
+    <w:p>
+      <w:pPr>
+        <w:numPr>
+          <w:ilvl w:val="0"/>
+          <w:numId w:val="1000"/>
+        </w:numPr>
+        <w:pStyle w:val="Compact"/>
+      </w:pPr>
+      <w:r>
+        <w:rPr>
+          <w:bCs/>
+          <w:b/>
+        </w:rPr>
+        <w:t xml:space="preserve">Supports:</w:t>
+      </w:r>
+      <w:r>
+        <w:t xml:space="preserve"> </w:t>
+      </w:r>
+      <w:r>
+        <w:t xml:space="preserve">Timeline (p 5: stages 1-6, incl. 8 April 2027 and 7 October 2027); purpose of the Act (paras 2-5); payments reforms (paras 6-7); international context (paras 8-9); risk warning (para 14); transparency (para 22); exemptions list (para 38); authorisation needed from 8 October 2027 (para 39); apply by 7 October 2027 (para 45); proposal A4 (list of applicants); platform vs asset protections (para 53); proposal B5 (wallet and address reporting); Section D (three NTA options); Table 9 (proposed INFO 225 guidance on PDTI).</w:t>
+      </w:r>
+    </w:p>
+    <w:p>
+      <w:pPr>
+        <w:numPr>
+          <w:ilvl w:val="0"/>
+          <w:numId w:val="1000"/>
+        </w:numPr>
+        <w:pStyle w:val="Compact"/>
+      </w:pPr>
+      <w:r>
+        <w:rPr>
+          <w:bCs/>
+          <w:b/>
+        </w:rPr>
+        <w:t xml:space="preserve">Link check:</w:t>
+      </w:r>
+      <w:r>
+        <w:t xml:space="preserve"> </w:t>
+      </w:r>
+      <w:r>
+        <w:t xml:space="preserve">HTTP 200; 3/3 cited phrases found</w:t>
+      </w:r>
+    </w:p>
+    <w:p>
+      <w:pPr>
+        <w:numPr>
+          <w:ilvl w:val="0"/>
+          <w:numId w:val="1017"/>
+        </w:numPr>
+        <w:pStyle w:val="Compact"/>
+      </w:pPr>
+      <w:bookmarkStart w:id="66" w:name="S6"/>
+      <w:r>
+        <w:t xml:space="preserve">S6</w:t>
+      </w:r>
+      <w:r>
+        <w:t xml:space="preserve">Attachment 1 to CP 392: Draft Regulatory Guide 000 Digital asset platforms and tokenised custody platforms (draft RG 000)</w:t>
+      </w:r>
+      <w:r>
+        <w:t xml:space="preserve">Primary: regulator (draft guidance, may change)</w:t>
+      </w:r>
+      <w:bookmarkEnd w:id="66"/>
+    </w:p>
+    <w:p>
+      <w:pPr>
+        <w:numPr>
+          <w:ilvl w:val="0"/>
+          <w:numId w:val="1000"/>
+        </w:numPr>
+        <w:pStyle w:val="Compact"/>
+      </w:pPr>
+      <w:r>
+        <w:t xml:space="preserve">ASIC · October 2026</w:t>
+      </w:r>
+    </w:p>
+    <w:p>
+      <w:pPr>
+        <w:numPr>
+          <w:ilvl w:val="0"/>
+          <w:numId w:val="1000"/>
+        </w:numPr>
+        <w:pStyle w:val="Compact"/>
+      </w:pPr>
+      <w:hyperlink r:id="rId67">
+        <w:r>
+          <w:rPr>
+            <w:rStyle w:val="Hyperlink"/>
+          </w:rPr>
+          <w:t xml:space="preserve">https://download.asic.gov.au/media/a3cpo5ds/attachment-1-to-cp392-published-15-october-2026.pdf</w:t>
+        </w:r>
+      </w:hyperlink>
+    </w:p>
+    <w:p>
+      <w:pPr>
+        <w:numPr>
+          <w:ilvl w:val="0"/>
+          <w:numId w:val="1000"/>
+        </w:numPr>
+        <w:pStyle w:val="Compact"/>
+      </w:pPr>
+      <w:r>
+        <w:rPr>
+          <w:bCs/>
+          <w:b/>
+        </w:rPr>
+        <w:t xml:space="preserve">Supports:</w:t>
+      </w:r>
+      <w:r>
+        <w:t xml:space="preserve"> </w:t>
+      </w:r>
+      <w:r>
+        <w:t xml:space="preserve">RG 000.7-000.8 (regime overview, operators need an AFS licence); RG 000.20 (platform is a separate financial product); RG 000.22 note (INFO 225 update before finalisation in early 2027); Figure 1 (seven questions); RG 000.35 and note (what is not a TCP; native tokenised fund generally a managed investment scheme); RG 000.36-000.42 (DAP definition and what is not a DAP, incl. MPC technology providers); RG 000.43 (agents); RG 000.46-000.48 (tokens that are financial products); RG 000.60-000.62 (markets and CS facilities); RG 000.67, Table 2, RG 000.80 (financial services around platforms); Table 3 (exemptions, incl. anticipated regulations and inflation indexing); RG 000.76; RG 000.78; RG 000.82-000.84 (no corporate authorised representative issue; authorised intermediary exemption); Table 4 (issue authorisations by business model).</w:t>
+      </w:r>
+    </w:p>
+    <w:p>
+      <w:pPr>
+        <w:numPr>
+          <w:ilvl w:val="0"/>
+          <w:numId w:val="1000"/>
+        </w:numPr>
+        <w:pStyle w:val="Compact"/>
+      </w:pPr>
+      <w:r>
+        <w:rPr>
+          <w:bCs/>
+          <w:b/>
+        </w:rPr>
+        <w:t xml:space="preserve">Link check:</w:t>
+      </w:r>
+      <w:r>
+        <w:t xml:space="preserve"> </w:t>
+      </w:r>
+      <w:r>
+        <w:t xml:space="preserve">HTTP 200; 3/3 cited phrases found</w:t>
+      </w:r>
+    </w:p>
+    <w:p>
+      <w:pPr>
+        <w:numPr>
+          <w:ilvl w:val="0"/>
+          <w:numId w:val="1017"/>
+        </w:numPr>
+        <w:pStyle w:val="Compact"/>
+      </w:pPr>
+      <w:bookmarkStart w:id="68" w:name="S7"/>
+      <w:r>
+        <w:t xml:space="preserve">S7</w:t>
+      </w:r>
+      <w:r>
+        <w:t xml:space="preserve">User guide for CP 392: Digital asset law reform implementation, consultation package reader guide (PDF)</w:t>
+      </w:r>
+      <w:r>
+        <w:t xml:space="preserve">Primary: regulator</w:t>
+      </w:r>
+      <w:bookmarkEnd w:id="68"/>
+    </w:p>
+    <w:p>
+      <w:pPr>
+        <w:numPr>
+          <w:ilvl w:val="0"/>
+          <w:numId w:val="1000"/>
+        </w:numPr>
+        <w:pStyle w:val="Compact"/>
+      </w:pPr>
+      <w:r>
+        <w:t xml:space="preserve">ASIC · 15 October 2026</w:t>
+      </w:r>
+    </w:p>
+    <w:p>
+      <w:pPr>
+        <w:numPr>
+          <w:ilvl w:val="0"/>
+          <w:numId w:val="1000"/>
+        </w:numPr>
+        <w:pStyle w:val="Compact"/>
+      </w:pPr>
+      <w:hyperlink r:id="rId69">
+        <w:r>
+          <w:rPr>
+            <w:rStyle w:val="Hyperlink"/>
+          </w:rPr>
+          <w:t xml:space="preserve">https://download.asic.gov.au/media/npwojlkb/user-guide-for-cp392-published-15-october-2026.pdf</w:t>
+        </w:r>
+      </w:hyperlink>
+    </w:p>
+    <w:p>
+      <w:pPr>
+        <w:numPr>
+          <w:ilvl w:val="0"/>
+          <w:numId w:val="1000"/>
+        </w:numPr>
+        <w:pStyle w:val="Compact"/>
+      </w:pPr>
+      <w:r>
+        <w:rPr>
+          <w:bCs/>
+          <w:b/>
+        </w:rPr>
+        <w:t xml:space="preserve">Supports:</w:t>
+      </w:r>
+      <w:r>
+        <w:t xml:space="preserve"> </w:t>
+      </w:r>
+      <w:r>
+        <w:t xml:space="preserve">Plain descriptions of DAPs and TCPs (TCP example: assets held in custody such as gold); new ASIC standards commencing 8 April 2027.</w:t>
+      </w:r>
+    </w:p>
+    <w:p>
+      <w:pPr>
+        <w:numPr>
+          <w:ilvl w:val="0"/>
+          <w:numId w:val="1000"/>
+        </w:numPr>
+        <w:pStyle w:val="Compact"/>
+      </w:pPr>
+      <w:r>
+        <w:rPr>
+          <w:bCs/>
+          <w:b/>
+        </w:rPr>
+        <w:t xml:space="preserve">Link check:</w:t>
+      </w:r>
+      <w:r>
+        <w:t xml:space="preserve"> </w:t>
+      </w:r>
+      <w:r>
+        <w:t xml:space="preserve">HTTP 200; 1/1 cited phrases found</w:t>
+      </w:r>
+    </w:p>
+    <w:p>
+      <w:pPr>
+        <w:numPr>
+          <w:ilvl w:val="0"/>
+          <w:numId w:val="1017"/>
+        </w:numPr>
+        <w:pStyle w:val="Compact"/>
+      </w:pPr>
+      <w:bookmarkStart w:id="70" w:name="S8"/>
+      <w:r>
+        <w:t xml:space="preserve">S8</w:t>
+      </w:r>
+      <w:r>
+        <w:t xml:space="preserve">ASIC extends no-action position for digital asset businesses to 30 September 2026</w:t>
+      </w:r>
+      <w:r>
+        <w:t xml:space="preserve">Primary: regulator</w:t>
+      </w:r>
+      <w:bookmarkEnd w:id="70"/>
+    </w:p>
+    <w:p>
+      <w:pPr>
+        <w:numPr>
+          <w:ilvl w:val="0"/>
+          <w:numId w:val="1000"/>
+        </w:numPr>
+        <w:pStyle w:val="Compact"/>
+      </w:pPr>
+      <w:r>
+        <w:t xml:space="preserve">ASIC · 25 June 2026</w:t>
+      </w:r>
+    </w:p>
+    <w:p>
+      <w:pPr>
+        <w:numPr>
+          <w:ilvl w:val="0"/>
+          <w:numId w:val="1000"/>
+        </w:numPr>
+        <w:pStyle w:val="Compact"/>
+      </w:pPr>
+      <w:hyperlink r:id="rId71">
+        <w:r>
+          <w:rPr>
+            <w:rStyle w:val="Hyperlink"/>
+          </w:rPr>
+          <w:t xml:space="preserve">https://www.asic.gov.au/about-asic/news-centre/news-items/asic-extends-no-action-position-for-digital-asset-businesses-to-30-september-2026</w:t>
+        </w:r>
+      </w:hyperlink>
+    </w:p>
+    <w:p>
+      <w:pPr>
+        <w:numPr>
+          <w:ilvl w:val="0"/>
+          <w:numId w:val="1000"/>
+        </w:numPr>
+        <w:pStyle w:val="Compact"/>
+      </w:pPr>
+      <w:r>
+        <w:rPr>
+          <w:bCs/>
+          <w:b/>
+        </w:rPr>
+        <w:t xml:space="preserve">Supports:</w:t>
+      </w:r>
+      <w:r>
+        <w:t xml:space="preserve"> </w:t>
+      </w:r>
+      <w:r>
+        <w:t xml:space="preserve">Extension of the INFO 225 sector-wide no-action position from 30 June 2026 to 30 September 2026; expanded scope (authorised representative and intermediary arrangements).</w:t>
+      </w:r>
+    </w:p>
+    <w:p>
+      <w:pPr>
+        <w:numPr>
+          <w:ilvl w:val="0"/>
+          <w:numId w:val="1000"/>
+        </w:numPr>
+        <w:pStyle w:val="Compact"/>
+      </w:pPr>
+      <w:r>
+        <w:rPr>
+          <w:bCs/>
+          <w:b/>
+        </w:rPr>
+        <w:t xml:space="preserve">Link check:</w:t>
+      </w:r>
+      <w:r>
+        <w:t xml:space="preserve"> </w:t>
+      </w:r>
+      <w:r>
+        <w:t xml:space="preserve">HTTP 200; 1/1 cited phrases found</w:t>
+      </w:r>
+    </w:p>
+    <w:p>
+      <w:pPr>
+        <w:numPr>
+          <w:ilvl w:val="0"/>
+          <w:numId w:val="1017"/>
+        </w:numPr>
+        <w:pStyle w:val="Compact"/>
+      </w:pPr>
+      <w:bookmarkStart w:id="72" w:name="S9"/>
+      <w:r>
+        <w:t xml:space="preserve">S9</w:t>
+      </w:r>
+      <w:r>
+        <w:t xml:space="preserve">25-250MR Updated ASIC guidance supports digital asset innovation and boosts investor protection</w:t>
+      </w:r>
+      <w:r>
+        <w:t xml:space="preserve">Primary: regulator</w:t>
+      </w:r>
+      <w:bookmarkEnd w:id="72"/>
+    </w:p>
+    <w:p>
+      <w:pPr>
+        <w:numPr>
+          <w:ilvl w:val="0"/>
+          <w:numId w:val="1000"/>
+        </w:numPr>
+        <w:pStyle w:val="Compact"/>
+      </w:pPr>
+      <w:r>
+        <w:t xml:space="preserve">ASIC · 29 October 2025</w:t>
+      </w:r>
+    </w:p>
+    <w:p>
+      <w:pPr>
+        <w:numPr>
+          <w:ilvl w:val="0"/>
+          <w:numId w:val="1000"/>
+        </w:numPr>
+        <w:pStyle w:val="Compact"/>
+      </w:pPr>
+      <w:hyperlink r:id="rId73">
+        <w:r>
+          <w:rPr>
+            <w:rStyle w:val="Hyperlink"/>
+          </w:rPr>
+          <w:t xml:space="preserve">https://asic.gov.au/about-asic/news-centre/find-a-media-release/2025-releases/25-250mr-updated-asic-guidance-supports-digital-asset-innovation-and-boosts-investor-protection/</w:t>
+        </w:r>
+      </w:hyperlink>
+    </w:p>
+    <w:p>
+      <w:pPr>
+        <w:numPr>
+          <w:ilvl w:val="0"/>
+          <w:numId w:val="1000"/>
+        </w:numPr>
+        <w:pStyle w:val="Compact"/>
+      </w:pPr>
+      <w:r>
+        <w:rPr>
+          <w:bCs/>
+          <w:b/>
+        </w:rPr>
+        <w:t xml:space="preserve">Supports:</w:t>
+      </w:r>
+      <w:r>
+        <w:t xml:space="preserve"> </w:t>
+      </w:r>
+      <w:r>
+        <w:t xml:space="preserve">Updated INFO 225; tokenised securities among products ASIC considers financial products; sector-wide no-action position initially to 30 June 2026.</w:t>
+      </w:r>
+    </w:p>
+    <w:p>
+      <w:pPr>
+        <w:numPr>
+          <w:ilvl w:val="0"/>
+          <w:numId w:val="1000"/>
+        </w:numPr>
+        <w:pStyle w:val="Compact"/>
+      </w:pPr>
+      <w:r>
+        <w:rPr>
+          <w:bCs/>
+          <w:b/>
+        </w:rPr>
+        <w:t xml:space="preserve">Link check:</w:t>
+      </w:r>
+      <w:r>
+        <w:t xml:space="preserve"> </w:t>
+      </w:r>
+      <w:r>
+        <w:t xml:space="preserve">HTTP 200; 2/2 cited phrases found</w:t>
+      </w:r>
+    </w:p>
+    <w:p>
+      <w:pPr>
+        <w:numPr>
+          <w:ilvl w:val="0"/>
+          <w:numId w:val="1017"/>
+        </w:numPr>
+        <w:pStyle w:val="Compact"/>
+      </w:pPr>
+      <w:bookmarkStart w:id="74" w:name="S10"/>
+      <w:r>
+        <w:t xml:space="preserve">S10</w:t>
+      </w:r>
+      <w:r>
+        <w:t xml:space="preserve">Deadline looms for digital asset businesses to apply for a licence</w:t>
+      </w:r>
+      <w:r>
+        <w:t xml:space="preserve">Primary: regulator</w:t>
+      </w:r>
+      <w:bookmarkEnd w:id="74"/>
+    </w:p>
+    <w:p>
+      <w:pPr>
+        <w:numPr>
+          <w:ilvl w:val="0"/>
+          <w:numId w:val="1000"/>
+        </w:numPr>
+        <w:pStyle w:val="Compact"/>
+      </w:pPr>
+      <w:r>
+        <w:t xml:space="preserve">ASIC · 4 May 2026</w:t>
+      </w:r>
+    </w:p>
+    <w:p>
+      <w:pPr>
+        <w:numPr>
+          <w:ilvl w:val="0"/>
+          <w:numId w:val="1000"/>
+        </w:numPr>
+        <w:pStyle w:val="Compact"/>
+      </w:pPr>
+      <w:hyperlink r:id="rId75">
+        <w:r>
+          <w:rPr>
+            <w:rStyle w:val="Hyperlink"/>
+          </w:rPr>
+          <w:t xml:space="preserve">https://asic.gov.au/about-asic/news-centre/news-items/deadline-looms-for-digital-asset-businesses-to-apply-for-a-licence</w:t>
+        </w:r>
+      </w:hyperlink>
+    </w:p>
+    <w:p>
+      <w:pPr>
+        <w:numPr>
+          <w:ilvl w:val="0"/>
+          <w:numId w:val="1000"/>
+        </w:numPr>
+        <w:pStyle w:val="Compact"/>
+      </w:pPr>
+      <w:r>
+        <w:rPr>
+          <w:bCs/>
+          <w:b/>
+        </w:rPr>
+        <w:t xml:space="preserve">Supports:</w:t>
+      </w:r>
+      <w:r>
+        <w:t xml:space="preserve"> </w:t>
+      </w:r>
+      <w:r>
+        <w:t xml:space="preserve">Earlier ASIC statement that the Act 'will commence on 9 April 2027' (used only to explain the date difference).</w:t>
+      </w:r>
+    </w:p>
+    <w:p>
+      <w:pPr>
+        <w:numPr>
+          <w:ilvl w:val="0"/>
+          <w:numId w:val="1000"/>
+        </w:numPr>
+        <w:pStyle w:val="Compact"/>
+      </w:pPr>
+      <w:r>
+        <w:rPr>
+          <w:bCs/>
+          <w:b/>
+        </w:rPr>
+        <w:t xml:space="preserve">Link check:</w:t>
+      </w:r>
+      <w:r>
+        <w:t xml:space="preserve"> </w:t>
+      </w:r>
+      <w:r>
+        <w:t xml:space="preserve">HTTP 200; 1/1 cited phrases found</w:t>
+      </w:r>
+    </w:p>
+    <w:p>
+      <w:pPr>
+        <w:numPr>
+          <w:ilvl w:val="0"/>
+          <w:numId w:val="1017"/>
+        </w:numPr>
+        <w:pStyle w:val="Compact"/>
+      </w:pPr>
+      <w:bookmarkStart w:id="76" w:name="S11"/>
+      <w:r>
+        <w:t xml:space="preserve">S11</w:t>
+      </w:r>
+      <w:r>
+        <w:t xml:space="preserve">Tokeniser homepage, including FAQ ('Is Tokeniser regulated?', 'What about compliance?')</w:t>
+      </w:r>
+      <w:r>
+        <w:t xml:space="preserve">Company statement</w:t>
+      </w:r>
+      <w:bookmarkEnd w:id="76"/>
+    </w:p>
+    <w:p>
+      <w:pPr>
+        <w:numPr>
+          <w:ilvl w:val="0"/>
+          <w:numId w:val="1000"/>
+        </w:numPr>
+        <w:pStyle w:val="Compact"/>
+      </w:pPr>
+      <w:r>
+        <w:t xml:space="preserve">Tokeniser Pty Ltd · Accessed 26 October 2026</w:t>
+      </w:r>
+    </w:p>
+    <w:p>
+      <w:pPr>
+        <w:numPr>
+          <w:ilvl w:val="0"/>
+          <w:numId w:val="1000"/>
+        </w:numPr>
+        <w:pStyle w:val="Compact"/>
+      </w:pPr>
+      <w:hyperlink r:id="rId77">
+        <w:r>
+          <w:rPr>
+            <w:rStyle w:val="Hyperlink"/>
+          </w:rPr>
+          <w:t xml:space="preserve">https://tokeniser.com</w:t>
+        </w:r>
+      </w:hyperlink>
+    </w:p>
+    <w:p>
+      <w:pPr>
+        <w:numPr>
+          <w:ilvl w:val="0"/>
+          <w:numId w:val="1000"/>
+        </w:numPr>
+        <w:pStyle w:val="Compact"/>
+      </w:pPr>
+      <w:r>
+        <w:rPr>
+          <w:bCs/>
+          <w:b/>
+        </w:rPr>
+        <w:t xml:space="preserve">Supports:</w:t>
+      </w:r>
+      <w:r>
+        <w:t xml:space="preserve"> </w:t>
+      </w:r>
+      <w:r>
+        <w:t xml:space="preserve">Tokeniser operates on Redbelly Network; 'Products issued through Tokeniser operate under an Asset Issuer's existing licensing'; eligibility programmed into every asset; Tokeniser is a Redbelly Network project.</w:t>
+      </w:r>
+    </w:p>
+    <w:p>
+      <w:pPr>
+        <w:numPr>
+          <w:ilvl w:val="0"/>
+          <w:numId w:val="1000"/>
+        </w:numPr>
+        <w:pStyle w:val="Compact"/>
+      </w:pPr>
+      <w:r>
+        <w:rPr>
+          <w:bCs/>
+          <w:b/>
+        </w:rPr>
+        <w:t xml:space="preserve">Link check:</w:t>
+      </w:r>
+      <w:r>
+        <w:t xml:space="preserve"> </w:t>
+      </w:r>
+      <w:r>
+        <w:t xml:space="preserve">HTTP 200; 2/2 cited phrases found</w:t>
+      </w:r>
+    </w:p>
+    <w:p>
+      <w:pPr>
+        <w:numPr>
+          <w:ilvl w:val="0"/>
+          <w:numId w:val="1017"/>
+        </w:numPr>
+        <w:pStyle w:val="Compact"/>
+      </w:pPr>
+      <w:bookmarkStart w:id="78" w:name="S12"/>
+      <w:r>
+        <w:t xml:space="preserve">S12</w:t>
+      </w:r>
+      <w:r>
+        <w:t xml:space="preserve">Tokeniser: Our Technology</w:t>
+      </w:r>
+      <w:r>
+        <w:t xml:space="preserve">Company statement</w:t>
+      </w:r>
+      <w:bookmarkEnd w:id="78"/>
+    </w:p>
+    <w:p>
+      <w:pPr>
+        <w:numPr>
+          <w:ilvl w:val="0"/>
+          <w:numId w:val="1000"/>
+        </w:numPr>
+        <w:pStyle w:val="Compact"/>
+      </w:pPr>
+      <w:r>
+        <w:t xml:space="preserve">Tokeniser Pty Ltd · Accessed 26 October 2026</w:t>
+      </w:r>
+    </w:p>
+    <w:p>
+      <w:pPr>
+        <w:numPr>
+          <w:ilvl w:val="0"/>
+          <w:numId w:val="1000"/>
+        </w:numPr>
+        <w:pStyle w:val="Compact"/>
+      </w:pPr>
+      <w:hyperlink r:id="rId79">
+        <w:r>
+          <w:rPr>
+            <w:rStyle w:val="Hyperlink"/>
+          </w:rPr>
+          <w:t xml:space="preserve">https://tokeniser.com/technology</w:t>
+        </w:r>
+      </w:hyperlink>
+    </w:p>
+    <w:p>
+      <w:pPr>
+        <w:numPr>
+          <w:ilvl w:val="0"/>
+          <w:numId w:val="1000"/>
+        </w:numPr>
+        <w:pStyle w:val="Compact"/>
+      </w:pPr>
+      <w:r>
+        <w:rPr>
+          <w:bCs/>
+          <w:b/>
+        </w:rPr>
+        <w:t xml:space="preserve">Supports:</w:t>
+      </w:r>
+      <w:r>
+        <w:t xml:space="preserve"> </w:t>
+      </w:r>
+      <w:r>
+        <w:t xml:space="preserve">Tokeniser's statements that Redbelly is designed to meet the three statutory tests for public digital token infrastructure, and that settlement, secondary liquidity and collateral mobility sit in an 'exempt protocol layer'.</w:t>
+      </w:r>
+    </w:p>
+    <w:p>
+      <w:pPr>
+        <w:numPr>
+          <w:ilvl w:val="0"/>
+          <w:numId w:val="1000"/>
+        </w:numPr>
+        <w:pStyle w:val="Compact"/>
+      </w:pPr>
+      <w:r>
+        <w:rPr>
+          <w:bCs/>
+          <w:b/>
+        </w:rPr>
+        <w:t xml:space="preserve">Link check:</w:t>
+      </w:r>
+      <w:r>
+        <w:t xml:space="preserve"> </w:t>
+      </w:r>
+      <w:r>
+        <w:t xml:space="preserve">HTTP 200; 2/2 cited phrases found</w:t>
+      </w:r>
+    </w:p>
+    <w:p>
+      <w:pPr>
+        <w:numPr>
+          <w:ilvl w:val="0"/>
+          <w:numId w:val="1017"/>
+        </w:numPr>
+        <w:pStyle w:val="Compact"/>
+      </w:pPr>
+      <w:bookmarkStart w:id="80" w:name="S13"/>
+      <w:r>
+        <w:t xml:space="preserve">S13</w:t>
+      </w:r>
+      <w:r>
+        <w:t xml:space="preserve">Tokeniser: Protocol Finance</w:t>
+      </w:r>
+      <w:r>
+        <w:t xml:space="preserve">Company statement</w:t>
+      </w:r>
+      <w:bookmarkEnd w:id="80"/>
+    </w:p>
+    <w:p>
+      <w:pPr>
+        <w:numPr>
+          <w:ilvl w:val="0"/>
+          <w:numId w:val="1000"/>
+        </w:numPr>
+        <w:pStyle w:val="Compact"/>
+      </w:pPr>
+      <w:r>
+        <w:t xml:space="preserve">Tokeniser Pty Ltd · Accessed 26 October 2026</w:t>
+      </w:r>
+    </w:p>
+    <w:p>
+      <w:pPr>
+        <w:numPr>
+          <w:ilvl w:val="0"/>
+          <w:numId w:val="1000"/>
+        </w:numPr>
+        <w:pStyle w:val="Compact"/>
+      </w:pPr>
+      <w:hyperlink r:id="rId81">
+        <w:r>
+          <w:rPr>
+            <w:rStyle w:val="Hyperlink"/>
+          </w:rPr>
+          <w:t xml:space="preserve">https://tokeniser.com/protocol-finance</w:t>
+        </w:r>
+      </w:hyperlink>
+    </w:p>
+    <w:p>
+      <w:pPr>
+        <w:numPr>
+          <w:ilvl w:val="0"/>
+          <w:numId w:val="1000"/>
+        </w:numPr>
+        <w:pStyle w:val="Compact"/>
+      </w:pPr>
+      <w:r>
+        <w:rPr>
+          <w:bCs/>
+          <w:b/>
+        </w:rPr>
+        <w:t xml:space="preserve">Supports:</w:t>
+      </w:r>
+      <w:r>
+        <w:t xml:space="preserve"> </w:t>
+      </w:r>
+      <w:r>
+        <w:t xml:space="preserve">Use of ERC-3643 and ERC-7575 structures; Tokeniser's own 'Guardrails' (offer still regulated; regulations can move the line; critical participant test; rights attached to tokens).</w:t>
+      </w:r>
+    </w:p>
+    <w:p>
+      <w:pPr>
+        <w:numPr>
+          <w:ilvl w:val="0"/>
+          <w:numId w:val="1000"/>
+        </w:numPr>
+        <w:pStyle w:val="Compact"/>
+      </w:pPr>
+      <w:r>
+        <w:rPr>
+          <w:bCs/>
+          <w:b/>
+        </w:rPr>
+        <w:t xml:space="preserve">Link check:</w:t>
+      </w:r>
+      <w:r>
+        <w:t xml:space="preserve"> </w:t>
+      </w:r>
+      <w:r>
+        <w:t xml:space="preserve">HTTP 200; 2/2 cited phrases found</w:t>
+      </w:r>
+    </w:p>
+    <w:p>
+      <w:pPr>
+        <w:numPr>
+          <w:ilvl w:val="0"/>
+          <w:numId w:val="1017"/>
+        </w:numPr>
+        <w:pStyle w:val="Compact"/>
+      </w:pPr>
+      <w:bookmarkStart w:id="82" w:name="S14"/>
+      <w:r>
+        <w:t xml:space="preserve">S14</w:t>
+      </w:r>
+      <w:r>
+        <w:t xml:space="preserve">Tokeniser: Automated compliance</w:t>
+      </w:r>
+      <w:r>
+        <w:t xml:space="preserve">Company statement</w:t>
+      </w:r>
+      <w:bookmarkEnd w:id="82"/>
+    </w:p>
+    <w:p>
+      <w:pPr>
+        <w:numPr>
+          <w:ilvl w:val="0"/>
+          <w:numId w:val="1000"/>
+        </w:numPr>
+        <w:pStyle w:val="Compact"/>
+      </w:pPr>
+      <w:r>
+        <w:t xml:space="preserve">Tokeniser Pty Ltd · Accessed 26 October 2026</w:t>
+      </w:r>
+    </w:p>
+    <w:p>
+      <w:pPr>
+        <w:numPr>
+          <w:ilvl w:val="0"/>
+          <w:numId w:val="1000"/>
+        </w:numPr>
+        <w:pStyle w:val="Compact"/>
+      </w:pPr>
+      <w:hyperlink r:id="rId83">
+        <w:r>
+          <w:rPr>
+            <w:rStyle w:val="Hyperlink"/>
+          </w:rPr>
+          <w:t xml:space="preserve">https://tokeniser.com/product/superpowers/automated-compliance</w:t>
+        </w:r>
+      </w:hyperlink>
+    </w:p>
+    <w:p>
+      <w:pPr>
+        <w:numPr>
+          <w:ilvl w:val="0"/>
+          <w:numId w:val="1000"/>
+        </w:numPr>
+        <w:pStyle w:val="Compact"/>
+      </w:pPr>
+      <w:r>
+        <w:rPr>
+          <w:bCs/>
+          <w:b/>
+        </w:rPr>
+        <w:t xml:space="preserve">Supports:</w:t>
+      </w:r>
+      <w:r>
+        <w:t xml:space="preserve"> </w:t>
+      </w:r>
+      <w:r>
+        <w:t xml:space="preserve">Pre-trade eligibility checks, logging of every check; 'Engineered to align with Australia's Digital Assets Framework, operating under your existing licence'.</w:t>
+      </w:r>
+    </w:p>
+    <w:p>
+      <w:pPr>
+        <w:numPr>
+          <w:ilvl w:val="0"/>
+          <w:numId w:val="1000"/>
+        </w:numPr>
+        <w:pStyle w:val="Compact"/>
+      </w:pPr>
+      <w:r>
+        <w:rPr>
+          <w:bCs/>
+          <w:b/>
+        </w:rPr>
+        <w:t xml:space="preserve">Link check:</w:t>
+      </w:r>
+      <w:r>
+        <w:t xml:space="preserve"> </w:t>
+      </w:r>
+      <w:r>
+        <w:t xml:space="preserve">HTTP 200; 2/2 cited phrases found</w:t>
+      </w:r>
+    </w:p>
+    <w:p>
+      <w:pPr>
+        <w:numPr>
+          <w:ilvl w:val="0"/>
+          <w:numId w:val="1017"/>
+        </w:numPr>
+        <w:pStyle w:val="Compact"/>
+      </w:pPr>
+      <w:bookmarkStart w:id="84" w:name="S15"/>
+      <w:r>
+        <w:t xml:space="preserve">S15</w:t>
+      </w:r>
+      <w:r>
+        <w:t xml:space="preserve">Tokeniser Knowledge Hub: How does Tokeniser handle investor compliance?</w:t>
+      </w:r>
+      <w:r>
+        <w:t xml:space="preserve">Company statement</w:t>
+      </w:r>
+      <w:bookmarkEnd w:id="84"/>
+    </w:p>
+    <w:p>
+      <w:pPr>
+        <w:numPr>
+          <w:ilvl w:val="0"/>
+          <w:numId w:val="1000"/>
+        </w:numPr>
+        <w:pStyle w:val="Compact"/>
+      </w:pPr>
+      <w:r>
+        <w:t xml:space="preserve">Tokeniser Pty Ltd · Accessed 26 October 2026</w:t>
+      </w:r>
+    </w:p>
+    <w:p>
+      <w:pPr>
+        <w:numPr>
+          <w:ilvl w:val="0"/>
+          <w:numId w:val="1000"/>
+        </w:numPr>
+        <w:pStyle w:val="Compact"/>
+      </w:pPr>
+      <w:hyperlink r:id="rId85">
+        <w:r>
+          <w:rPr>
+            <w:rStyle w:val="Hyperlink"/>
+          </w:rPr>
+          <w:t xml:space="preserve">https://tokeniser.com/resources/knowledge-hub/australia/how-tokeniser-handles-investor-compliance</w:t>
+        </w:r>
+      </w:hyperlink>
+    </w:p>
+    <w:p>
+      <w:pPr>
+        <w:numPr>
+          <w:ilvl w:val="0"/>
+          <w:numId w:val="1000"/>
+        </w:numPr>
+        <w:pStyle w:val="Compact"/>
+      </w:pPr>
+      <w:r>
+        <w:rPr>
+          <w:bCs/>
+          <w:b/>
+        </w:rPr>
+        <w:t xml:space="preserve">Supports:</w:t>
+      </w:r>
+      <w:r>
+        <w:t xml:space="preserve"> </w:t>
+      </w:r>
+      <w:r>
+        <w:t xml:space="preserve">KYC/AML and investor classification before wallet activation; rules encoded into the token and checked at every transfer; on-chain compliance records.</w:t>
+      </w:r>
+    </w:p>
+    <w:p>
+      <w:pPr>
+        <w:numPr>
+          <w:ilvl w:val="0"/>
+          <w:numId w:val="1000"/>
+        </w:numPr>
+        <w:pStyle w:val="Compact"/>
+      </w:pPr>
+      <w:r>
+        <w:rPr>
+          <w:bCs/>
+          <w:b/>
+        </w:rPr>
+        <w:t xml:space="preserve">Link check:</w:t>
+      </w:r>
+      <w:r>
+        <w:t xml:space="preserve"> </w:t>
+      </w:r>
+      <w:r>
+        <w:t xml:space="preserve">HTTP 200; 2/2 cited phrases found</w:t>
+      </w:r>
+    </w:p>
+    <w:p>
+      <w:pPr>
+        <w:numPr>
+          <w:ilvl w:val="0"/>
+          <w:numId w:val="1017"/>
+        </w:numPr>
+        <w:pStyle w:val="Compact"/>
+      </w:pPr>
+      <w:bookmarkStart w:id="86" w:name="S16"/>
+      <w:r>
+        <w:t xml:space="preserve">S16</w:t>
+      </w:r>
+      <w:r>
+        <w:t xml:space="preserve">Tokeniser Knowledge Hub: What is self-custodial asset administration?</w:t>
+      </w:r>
+      <w:r>
+        <w:t xml:space="preserve">Company statement</w:t>
+      </w:r>
+      <w:bookmarkEnd w:id="86"/>
+    </w:p>
+    <w:p>
+      <w:pPr>
+        <w:numPr>
+          <w:ilvl w:val="0"/>
+          <w:numId w:val="1000"/>
+        </w:numPr>
+        <w:pStyle w:val="Compact"/>
+      </w:pPr>
+      <w:r>
+        <w:t xml:space="preserve">Tokeniser Pty Ltd · Accessed 26 October 2026</w:t>
+      </w:r>
+    </w:p>
+    <w:p>
+      <w:pPr>
+        <w:numPr>
+          <w:ilvl w:val="0"/>
+          <w:numId w:val="1000"/>
+        </w:numPr>
+        <w:pStyle w:val="Compact"/>
+      </w:pPr>
+      <w:hyperlink r:id="rId87">
+        <w:r>
+          <w:rPr>
+            <w:rStyle w:val="Hyperlink"/>
+          </w:rPr>
+          <w:t xml:space="preserve">https://tokeniser.com/resources/knowledge-hub/platform/what-is-self-custodial-asset-administration</w:t>
+        </w:r>
+      </w:hyperlink>
+    </w:p>
+    <w:p>
+      <w:pPr>
+        <w:numPr>
+          <w:ilvl w:val="0"/>
+          <w:numId w:val="1000"/>
+        </w:numPr>
+        <w:pStyle w:val="Compact"/>
+      </w:pPr>
+      <w:r>
+        <w:rPr>
+          <w:bCs/>
+          <w:b/>
+        </w:rPr>
+        <w:t xml:space="preserve">Supports:</w:t>
+      </w:r>
+      <w:r>
+        <w:t xml:space="preserve"> </w:t>
+      </w:r>
+      <w:r>
+        <w:t xml:space="preserve">Investors hold tokens in their own wallets; Tokeniser designed for professional fund administration, not retail self-custody; provides key management and recovery mechanisms.</w:t>
+      </w:r>
+    </w:p>
+    <w:p>
+      <w:pPr>
+        <w:numPr>
+          <w:ilvl w:val="0"/>
+          <w:numId w:val="1000"/>
+        </w:numPr>
+        <w:pStyle w:val="Compact"/>
+      </w:pPr>
+      <w:r>
+        <w:rPr>
+          <w:bCs/>
+          <w:b/>
+        </w:rPr>
+        <w:t xml:space="preserve">Link check:</w:t>
+      </w:r>
+      <w:r>
+        <w:t xml:space="preserve"> </w:t>
+      </w:r>
+      <w:r>
+        <w:t xml:space="preserve">HTTP 200; 2/2 cited phrases found</w:t>
+      </w:r>
+    </w:p>
+    <w:p>
+      <w:pPr>
+        <w:numPr>
+          <w:ilvl w:val="0"/>
+          <w:numId w:val="1017"/>
+        </w:numPr>
+        <w:pStyle w:val="Compact"/>
+      </w:pPr>
+      <w:bookmarkStart w:id="88" w:name="S17"/>
+      <w:r>
+        <w:t xml:space="preserve">S17</w:t>
+      </w:r>
+      <w:r>
+        <w:t xml:space="preserve">Redbelly Network: Asset Tokenisation</w:t>
+      </w:r>
+      <w:r>
+        <w:t xml:space="preserve">Company statement</w:t>
+      </w:r>
+      <w:bookmarkEnd w:id="88"/>
+    </w:p>
+    <w:p>
+      <w:pPr>
+        <w:numPr>
+          <w:ilvl w:val="0"/>
+          <w:numId w:val="1000"/>
+        </w:numPr>
+        <w:pStyle w:val="Compact"/>
+      </w:pPr>
+      <w:r>
+        <w:t xml:space="preserve">Redbelly Network Pty Ltd · Accessed 26 October 2026</w:t>
+      </w:r>
+    </w:p>
+    <w:p>
+      <w:pPr>
+        <w:numPr>
+          <w:ilvl w:val="0"/>
+          <w:numId w:val="1000"/>
+        </w:numPr>
+        <w:pStyle w:val="Compact"/>
+      </w:pPr>
+      <w:hyperlink r:id="rId89">
+        <w:r>
+          <w:rPr>
+            <w:rStyle w:val="Hyperlink"/>
+          </w:rPr>
+          <w:t xml:space="preserve">https://redbelly.network/asset-tokenisation</w:t>
+        </w:r>
+      </w:hyperlink>
+    </w:p>
+    <w:p>
+      <w:pPr>
+        <w:numPr>
+          <w:ilvl w:val="0"/>
+          <w:numId w:val="1000"/>
+        </w:numPr>
+        <w:pStyle w:val="Compact"/>
+      </w:pPr>
+      <w:r>
+        <w:rPr>
+          <w:bCs/>
+          <w:b/>
+        </w:rPr>
+        <w:t xml:space="preserve">Supports:</w:t>
+      </w:r>
+      <w:r>
+        <w:t xml:space="preserve"> </w:t>
+      </w:r>
+      <w:r>
+        <w:t xml:space="preserve">Redbelly describes itself as public digital token infrastructure; verifiable credentials and eligibility at point of trade; AML/CTF/Travel Rule applied 'as needed ... without restricting access at the network level'.</w:t>
+      </w:r>
+    </w:p>
+    <w:p>
+      <w:pPr>
+        <w:numPr>
+          <w:ilvl w:val="0"/>
+          <w:numId w:val="1000"/>
+        </w:numPr>
+        <w:pStyle w:val="Compact"/>
+      </w:pPr>
+      <w:r>
+        <w:rPr>
+          <w:bCs/>
+          <w:b/>
+        </w:rPr>
+        <w:t xml:space="preserve">Link check:</w:t>
+      </w:r>
+      <w:r>
+        <w:t xml:space="preserve"> </w:t>
+      </w:r>
+      <w:r>
+        <w:t xml:space="preserve">HTTP 200; 1/1 cited phrases found</w:t>
+      </w:r>
+    </w:p>
+    <w:p>
+      <w:pPr>
+        <w:numPr>
+          <w:ilvl w:val="0"/>
+          <w:numId w:val="1017"/>
+        </w:numPr>
+        <w:pStyle w:val="Compact"/>
+      </w:pPr>
+      <w:bookmarkStart w:id="90" w:name="S18"/>
+      <w:r>
+        <w:t xml:space="preserve">S18</w:t>
+      </w:r>
+      <w:r>
+        <w:t xml:space="preserve">Redbelly Network Technical Documentation (Receptor; Onboarding and Eligibility Kit)</w:t>
+      </w:r>
+      <w:r>
+        <w:t xml:space="preserve">Technical documentation</w:t>
+      </w:r>
+      <w:bookmarkEnd w:id="90"/>
+    </w:p>
+    <w:p>
+      <w:pPr>
+        <w:numPr>
+          <w:ilvl w:val="0"/>
+          <w:numId w:val="1000"/>
+        </w:numPr>
+        <w:pStyle w:val="Compact"/>
+      </w:pPr>
+      <w:r>
+        <w:t xml:space="preserve">Redbelly Network · Accessed 26 October 2026</w:t>
+      </w:r>
+    </w:p>
+    <w:p>
+      <w:pPr>
+        <w:numPr>
+          <w:ilvl w:val="0"/>
+          <w:numId w:val="1000"/>
+        </w:numPr>
+        <w:pStyle w:val="Compact"/>
+      </w:pPr>
+      <w:hyperlink r:id="rId91">
+        <w:r>
+          <w:rPr>
+            <w:rStyle w:val="Hyperlink"/>
+          </w:rPr>
+          <w:t xml:space="preserve">https://docs.redbelly.network</w:t>
+        </w:r>
+      </w:hyperlink>
+    </w:p>
+    <w:p>
+      <w:pPr>
+        <w:numPr>
+          <w:ilvl w:val="0"/>
+          <w:numId w:val="1000"/>
+        </w:numPr>
+        <w:pStyle w:val="Compact"/>
+      </w:pPr>
+      <w:r>
+        <w:rPr>
+          <w:bCs/>
+          <w:b/>
+        </w:rPr>
+        <w:t xml:space="preserve">Supports:</w:t>
+      </w:r>
+      <w:r>
+        <w:t xml:space="preserve"> </w:t>
+      </w:r>
+      <w:r>
+        <w:t xml:space="preserve">Redbelly is a layer 1 blockchain built for real-world asset tokenisation; Receptor and the Eligibility SDK.</w:t>
+      </w:r>
+    </w:p>
+    <w:p>
+      <w:pPr>
+        <w:numPr>
+          <w:ilvl w:val="0"/>
+          <w:numId w:val="1000"/>
+        </w:numPr>
+        <w:pStyle w:val="Compact"/>
+      </w:pPr>
+      <w:r>
+        <w:rPr>
+          <w:bCs/>
+          <w:b/>
+        </w:rPr>
+        <w:t xml:space="preserve">Link check:</w:t>
+      </w:r>
+      <w:r>
+        <w:t xml:space="preserve"> </w:t>
+      </w:r>
+      <w:r>
+        <w:t xml:space="preserve">HTTP 200; 1/1 cited phrases found</w:t>
+      </w:r>
+    </w:p>
+    <w:p>
+      <w:pPr>
+        <w:numPr>
+          <w:ilvl w:val="0"/>
+          <w:numId w:val="1017"/>
+        </w:numPr>
+        <w:pStyle w:val="Compact"/>
+      </w:pPr>
+      <w:bookmarkStart w:id="92" w:name="S19"/>
+      <w:r>
+        <w:t xml:space="preserve">S19</w:t>
+      </w:r>
+      <w:r>
+        <w:t xml:space="preserve">Redbelly docs: IndividualOnboardingSDK overview</w:t>
+      </w:r>
+      <w:r>
+        <w:t xml:space="preserve">Technical documentation</w:t>
+      </w:r>
+      <w:bookmarkEnd w:id="92"/>
+    </w:p>
+    <w:p>
+      <w:pPr>
+        <w:numPr>
+          <w:ilvl w:val="0"/>
+          <w:numId w:val="1000"/>
+        </w:numPr>
+        <w:pStyle w:val="Compact"/>
+      </w:pPr>
+      <w:r>
+        <w:t xml:space="preserve">Redbelly Network · Accessed 26 October 2026</w:t>
+      </w:r>
+    </w:p>
+    <w:p>
+      <w:pPr>
+        <w:numPr>
+          <w:ilvl w:val="0"/>
+          <w:numId w:val="1000"/>
+        </w:numPr>
+        <w:pStyle w:val="Compact"/>
+      </w:pPr>
+      <w:hyperlink r:id="rId93">
+        <w:r>
+          <w:rPr>
+            <w:rStyle w:val="Hyperlink"/>
+          </w:rPr>
+          <w:t xml:space="preserve">https://docs.redbelly.network/pages/eligibility-sdk/onboarding/individual/overview/</w:t>
+        </w:r>
+      </w:hyperlink>
+    </w:p>
+    <w:p>
+      <w:pPr>
+        <w:numPr>
+          <w:ilvl w:val="0"/>
+          <w:numId w:val="1000"/>
+        </w:numPr>
+        <w:pStyle w:val="Compact"/>
+      </w:pPr>
+      <w:r>
+        <w:rPr>
+          <w:bCs/>
+          <w:b/>
+        </w:rPr>
+        <w:t xml:space="preserve">Supports:</w:t>
+      </w:r>
+      <w:r>
+        <w:t xml:space="preserve"> </w:t>
+      </w:r>
+      <w:r>
+        <w:t xml:space="preserve">Onboarding includes wallet authentication, KYC verification and Redbelly on-chain permission setup.</w:t>
+      </w:r>
+    </w:p>
+    <w:p>
+      <w:pPr>
+        <w:numPr>
+          <w:ilvl w:val="0"/>
+          <w:numId w:val="1000"/>
+        </w:numPr>
+        <w:pStyle w:val="Compact"/>
+      </w:pPr>
+      <w:r>
+        <w:rPr>
+          <w:bCs/>
+          <w:b/>
+        </w:rPr>
+        <w:t xml:space="preserve">Link check:</w:t>
+      </w:r>
+      <w:r>
+        <w:t xml:space="preserve"> </w:t>
+      </w:r>
+      <w:r>
+        <w:t xml:space="preserve">HTTP 200; 1/1 cited phrases found</w:t>
+      </w:r>
+    </w:p>
+    <w:p>
+      <w:pPr>
+        <w:numPr>
+          <w:ilvl w:val="0"/>
+          <w:numId w:val="1017"/>
+        </w:numPr>
+        <w:pStyle w:val="Compact"/>
+      </w:pPr>
+      <w:bookmarkStart w:id="94" w:name="S20"/>
+      <w:r>
+        <w:t xml:space="preserve">S20</w:t>
+      </w:r>
+      <w:r>
+        <w:t xml:space="preserve">Redbelly Developer Portal (Vine): Eligibility on Redbelly</w:t>
+      </w:r>
+      <w:r>
+        <w:t xml:space="preserve">Technical documentation</w:t>
+      </w:r>
+      <w:bookmarkEnd w:id="94"/>
+    </w:p>
+    <w:p>
+      <w:pPr>
+        <w:numPr>
+          <w:ilvl w:val="0"/>
+          <w:numId w:val="1000"/>
+        </w:numPr>
+        <w:pStyle w:val="Compact"/>
+      </w:pPr>
+      <w:r>
+        <w:t xml:space="preserve">Redbelly Network · Accessed 26 October 2026</w:t>
+      </w:r>
+    </w:p>
+    <w:p>
+      <w:pPr>
+        <w:numPr>
+          <w:ilvl w:val="0"/>
+          <w:numId w:val="1000"/>
+        </w:numPr>
+        <w:pStyle w:val="Compact"/>
+      </w:pPr>
+      <w:hyperlink r:id="rId95">
+        <w:r>
+          <w:rPr>
+            <w:rStyle w:val="Hyperlink"/>
+          </w:rPr>
+          <w:t xml:space="preserve">https://vine.redbelly.network/identity/eligibility/</w:t>
+        </w:r>
+      </w:hyperlink>
+    </w:p>
+    <w:p>
+      <w:pPr>
+        <w:numPr>
+          <w:ilvl w:val="0"/>
+          <w:numId w:val="1000"/>
+        </w:numPr>
+        <w:pStyle w:val="Compact"/>
+      </w:pPr>
+      <w:r>
+        <w:rPr>
+          <w:bCs/>
+          <w:b/>
+        </w:rPr>
+        <w:t xml:space="preserve">Supports:</w:t>
+      </w:r>
+      <w:r>
+        <w:t xml:space="preserve"> </w:t>
+      </w:r>
+      <w:r>
+        <w:t xml:space="preserve">Programmable eligibility criteria via Receptor; Proof by Query (zero-knowledge, on chain) and Selective Disclosure (off chain); developers decide which issuers they trust; accredited issuers for network access credentials.</w:t>
+      </w:r>
+    </w:p>
+    <w:p>
+      <w:pPr>
+        <w:numPr>
+          <w:ilvl w:val="0"/>
+          <w:numId w:val="1000"/>
+        </w:numPr>
+        <w:pStyle w:val="Compact"/>
+      </w:pPr>
+      <w:r>
+        <w:rPr>
+          <w:bCs/>
+          <w:b/>
+        </w:rPr>
+        <w:t xml:space="preserve">Link check:</w:t>
+      </w:r>
+      <w:r>
+        <w:t xml:space="preserve"> </w:t>
+      </w:r>
+      <w:r>
+        <w:t xml:space="preserve">HTTP 200; 2/2 cited phrases found</w:t>
+      </w:r>
+    </w:p>
+    <w:p>
+      <w:pPr>
+        <w:numPr>
+          <w:ilvl w:val="0"/>
+          <w:numId w:val="1017"/>
+        </w:numPr>
+        <w:pStyle w:val="Compact"/>
+      </w:pPr>
+      <w:bookmarkStart w:id="96" w:name="S21"/>
+      <w:r>
+        <w:t xml:space="preserve">S21</w:t>
+      </w:r>
+      <w:r>
+        <w:t xml:space="preserve">Redbelly Developer Portal (Vine): Verifiable credentials</w:t>
+      </w:r>
+      <w:r>
+        <w:t xml:space="preserve">Technical documentation</w:t>
+      </w:r>
+      <w:bookmarkEnd w:id="96"/>
+    </w:p>
+    <w:p>
+      <w:pPr>
+        <w:numPr>
+          <w:ilvl w:val="0"/>
+          <w:numId w:val="1000"/>
+        </w:numPr>
+        <w:pStyle w:val="Compact"/>
+      </w:pPr>
+      <w:r>
+        <w:t xml:space="preserve">Redbelly Network · Accessed 26 October 2026</w:t>
+      </w:r>
+    </w:p>
+    <w:p>
+      <w:pPr>
+        <w:numPr>
+          <w:ilvl w:val="0"/>
+          <w:numId w:val="1000"/>
+        </w:numPr>
+        <w:pStyle w:val="Compact"/>
+      </w:pPr>
+      <w:hyperlink r:id="rId97">
+        <w:r>
+          <w:rPr>
+            <w:rStyle w:val="Hyperlink"/>
+          </w:rPr>
+          <w:t xml:space="preserve">https://vine.redbelly.network/identity/verifiable-credentials/</w:t>
+        </w:r>
+      </w:hyperlink>
+    </w:p>
+    <w:p>
+      <w:pPr>
+        <w:numPr>
+          <w:ilvl w:val="0"/>
+          <w:numId w:val="1000"/>
+        </w:numPr>
+        <w:pStyle w:val="Compact"/>
+      </w:pPr>
+      <w:r>
+        <w:rPr>
+          <w:bCs/>
+          <w:b/>
+        </w:rPr>
+        <w:t xml:space="preserve">Supports:</w:t>
+      </w:r>
+      <w:r>
+        <w:t xml:space="preserve"> </w:t>
+      </w:r>
+      <w:r>
+        <w:t xml:space="preserve">Receptor is built on the W3C verifiable credential model (issuer, holder, verifier).</w:t>
+      </w:r>
+    </w:p>
+    <w:p>
+      <w:pPr>
+        <w:numPr>
+          <w:ilvl w:val="0"/>
+          <w:numId w:val="1000"/>
+        </w:numPr>
+        <w:pStyle w:val="Compact"/>
+      </w:pPr>
+      <w:r>
+        <w:rPr>
+          <w:bCs/>
+          <w:b/>
+        </w:rPr>
+        <w:t xml:space="preserve">Link check:</w:t>
+      </w:r>
+      <w:r>
+        <w:t xml:space="preserve"> </w:t>
+      </w:r>
+      <w:r>
+        <w:t xml:space="preserve">HTTP 200; 1/1 cited phrases found</w:t>
+      </w:r>
+    </w:p>
+    <w:p>
+      <w:pPr>
+        <w:numPr>
+          <w:ilvl w:val="0"/>
+          <w:numId w:val="1017"/>
+        </w:numPr>
+        <w:pStyle w:val="Compact"/>
+      </w:pPr>
+      <w:bookmarkStart w:id="98" w:name="S22"/>
+      <w:r>
+        <w:t xml:space="preserve">S22</w:t>
+      </w:r>
+      <w:r>
+        <w:t xml:space="preserve">Redbelly Developer Portal (Vine): Accessing Redbelly Network</w:t>
+      </w:r>
+      <w:r>
+        <w:t xml:space="preserve">Technical documentation</w:t>
+      </w:r>
+      <w:bookmarkEnd w:id="98"/>
+    </w:p>
+    <w:p>
+      <w:pPr>
+        <w:numPr>
+          <w:ilvl w:val="0"/>
+          <w:numId w:val="1000"/>
+        </w:numPr>
+        <w:pStyle w:val="Compact"/>
+      </w:pPr>
+      <w:r>
+        <w:t xml:space="preserve">Redbelly Network · Accessed 26 October 2026</w:t>
+      </w:r>
+    </w:p>
+    <w:p>
+      <w:pPr>
+        <w:numPr>
+          <w:ilvl w:val="0"/>
+          <w:numId w:val="1000"/>
+        </w:numPr>
+        <w:pStyle w:val="Compact"/>
+      </w:pPr>
+      <w:hyperlink r:id="rId99">
+        <w:r>
+          <w:rPr>
+            <w:rStyle w:val="Hyperlink"/>
+          </w:rPr>
+          <w:t xml:space="preserve">https://vine.redbelly.network/identity/user-access/</w:t>
+        </w:r>
+      </w:hyperlink>
+    </w:p>
+    <w:p>
+      <w:pPr>
+        <w:numPr>
+          <w:ilvl w:val="0"/>
+          <w:numId w:val="1000"/>
+        </w:numPr>
+        <w:pStyle w:val="Compact"/>
+      </w:pPr>
+      <w:r>
+        <w:rPr>
+          <w:bCs/>
+          <w:b/>
+        </w:rPr>
+        <w:t xml:space="preserve">Supports:</w:t>
+      </w:r>
+      <w:r>
+        <w:t xml:space="preserve"> </w:t>
+      </w:r>
+      <w:r>
+        <w:t xml:space="preserve">Users must claim an access credential from a network accredited issuer (passport with biometric checks) before enabling write access.</w:t>
+      </w:r>
+    </w:p>
+    <w:p>
+      <w:pPr>
+        <w:numPr>
+          <w:ilvl w:val="0"/>
+          <w:numId w:val="1000"/>
+        </w:numPr>
+        <w:pStyle w:val="Compact"/>
+      </w:pPr>
+      <w:r>
+        <w:rPr>
+          <w:bCs/>
+          <w:b/>
+        </w:rPr>
+        <w:t xml:space="preserve">Link check:</w:t>
+      </w:r>
+      <w:r>
+        <w:t xml:space="preserve"> </w:t>
+      </w:r>
+      <w:r>
+        <w:t xml:space="preserve">HTTP 200; 1/1 cited phrases found</w:t>
+      </w:r>
+    </w:p>
+    <w:p>
+      <w:pPr>
+        <w:numPr>
+          <w:ilvl w:val="0"/>
+          <w:numId w:val="1017"/>
+        </w:numPr>
+        <w:pStyle w:val="Compact"/>
+      </w:pPr>
+      <w:bookmarkStart w:id="100" w:name="S23"/>
+      <w:r>
+        <w:t xml:space="preserve">S23</w:t>
+      </w:r>
+      <w:r>
+        <w:t xml:space="preserve">Redbelly Developer Portal (Vine): Accredited issuers</w:t>
+      </w:r>
+      <w:r>
+        <w:t xml:space="preserve">Technical documentation</w:t>
+      </w:r>
+      <w:bookmarkEnd w:id="100"/>
+    </w:p>
+    <w:p>
+      <w:pPr>
+        <w:numPr>
+          <w:ilvl w:val="0"/>
+          <w:numId w:val="1000"/>
+        </w:numPr>
+        <w:pStyle w:val="Compact"/>
+      </w:pPr>
+      <w:r>
+        <w:t xml:space="preserve">Redbelly Network · Accessed 26 October 2026</w:t>
+      </w:r>
+    </w:p>
+    <w:p>
+      <w:pPr>
+        <w:numPr>
+          <w:ilvl w:val="0"/>
+          <w:numId w:val="1000"/>
+        </w:numPr>
+        <w:pStyle w:val="Compact"/>
+      </w:pPr>
+      <w:hyperlink r:id="rId101">
+        <w:r>
+          <w:rPr>
+            <w:rStyle w:val="Hyperlink"/>
+          </w:rPr>
+          <w:t xml:space="preserve">https://vine.redbelly.network/identity/accredited-issuers/</w:t>
+        </w:r>
+      </w:hyperlink>
+    </w:p>
+    <w:p>
+      <w:pPr>
+        <w:numPr>
+          <w:ilvl w:val="0"/>
+          <w:numId w:val="1000"/>
+        </w:numPr>
+        <w:pStyle w:val="Compact"/>
+      </w:pPr>
+      <w:r>
+        <w:rPr>
+          <w:bCs/>
+          <w:b/>
+        </w:rPr>
+        <w:t xml:space="preserve">Supports:</w:t>
+      </w:r>
+      <w:r>
+        <w:t xml:space="preserve"> </w:t>
+      </w:r>
+      <w:r>
+        <w:t xml:space="preserve">'On Redbelly, all network participants must prove they are who they say they are in order to get network access.'</w:t>
+      </w:r>
+    </w:p>
+    <w:p>
+      <w:pPr>
+        <w:numPr>
+          <w:ilvl w:val="0"/>
+          <w:numId w:val="1000"/>
+        </w:numPr>
+        <w:pStyle w:val="Compact"/>
+      </w:pPr>
+      <w:r>
+        <w:rPr>
+          <w:bCs/>
+          <w:b/>
+        </w:rPr>
+        <w:t xml:space="preserve">Link check:</w:t>
+      </w:r>
+      <w:r>
+        <w:t xml:space="preserve"> </w:t>
+      </w:r>
+      <w:r>
+        <w:t xml:space="preserve">HTTP 200; 1/1 cited phrases found</w:t>
+      </w:r>
+    </w:p>
+    <w:p>
+      <w:pPr>
+        <w:numPr>
+          <w:ilvl w:val="0"/>
+          <w:numId w:val="1017"/>
+        </w:numPr>
+        <w:pStyle w:val="Compact"/>
+      </w:pPr>
+      <w:bookmarkStart w:id="102" w:name="S24"/>
+      <w:r>
+        <w:t xml:space="preserve">S24</w:t>
+      </w:r>
+      <w:r>
+        <w:t xml:space="preserve">Redbelly Developer Portal (Vine): Become an operator</w:t>
+      </w:r>
+      <w:r>
+        <w:t xml:space="preserve">Technical documentation</w:t>
+      </w:r>
+      <w:bookmarkEnd w:id="102"/>
+    </w:p>
+    <w:p>
+      <w:pPr>
+        <w:numPr>
+          <w:ilvl w:val="0"/>
+          <w:numId w:val="1000"/>
+        </w:numPr>
+        <w:pStyle w:val="Compact"/>
+      </w:pPr>
+      <w:r>
+        <w:t xml:space="preserve">Redbelly Network · Accessed 26 October 2026</w:t>
+      </w:r>
+    </w:p>
+    <w:p>
+      <w:pPr>
+        <w:numPr>
+          <w:ilvl w:val="0"/>
+          <w:numId w:val="1000"/>
+        </w:numPr>
+        <w:pStyle w:val="Compact"/>
+      </w:pPr>
+      <w:hyperlink r:id="rId103">
+        <w:r>
+          <w:rPr>
+            <w:rStyle w:val="Hyperlink"/>
+          </w:rPr>
+          <w:t xml:space="preserve">https://vine.redbelly.network/nodes/become-operator/</w:t>
+        </w:r>
+      </w:hyperlink>
+    </w:p>
+    <w:p>
+      <w:pPr>
+        <w:numPr>
+          <w:ilvl w:val="0"/>
+          <w:numId w:val="1000"/>
+        </w:numPr>
+        <w:pStyle w:val="Compact"/>
+      </w:pPr>
+      <w:r>
+        <w:rPr>
+          <w:bCs/>
+          <w:b/>
+        </w:rPr>
+        <w:t xml:space="preserve">Supports:</w:t>
+      </w:r>
+      <w:r>
+        <w:t xml:space="preserve"> </w:t>
+      </w:r>
+      <w:r>
+        <w:t xml:space="preserve">Node operators need network access for two accounts, must stake 100,000 RBNT, apply and are selected on experience, location and commitment; submissions currently closed.</w:t>
+      </w:r>
+    </w:p>
+    <w:p>
+      <w:pPr>
+        <w:numPr>
+          <w:ilvl w:val="0"/>
+          <w:numId w:val="1000"/>
+        </w:numPr>
+        <w:pStyle w:val="Compact"/>
+      </w:pPr>
+      <w:r>
+        <w:rPr>
+          <w:bCs/>
+          <w:b/>
+        </w:rPr>
+        <w:t xml:space="preserve">Link check:</w:t>
+      </w:r>
+      <w:r>
+        <w:t xml:space="preserve"> </w:t>
+      </w:r>
+      <w:r>
+        <w:t xml:space="preserve">HTTP 200; 3/3 cited phrases found</w:t>
+      </w:r>
+    </w:p>
+    <w:p>
+      <w:pPr>
+        <w:numPr>
+          <w:ilvl w:val="0"/>
+          <w:numId w:val="1017"/>
+        </w:numPr>
+        <w:pStyle w:val="Compact"/>
+      </w:pPr>
+      <w:bookmarkStart w:id="104" w:name="S25"/>
+      <w:r>
+        <w:t xml:space="preserve">S25</w:t>
+      </w:r>
+      <w:r>
+        <w:t xml:space="preserve">Redbelly Developer Portal (Vine): DBFT and super block (Consensus)</w:t>
+      </w:r>
+      <w:r>
+        <w:t xml:space="preserve">Technical documentation</w:t>
+      </w:r>
+      <w:bookmarkEnd w:id="104"/>
+    </w:p>
+    <w:p>
+      <w:pPr>
+        <w:numPr>
+          <w:ilvl w:val="0"/>
+          <w:numId w:val="1000"/>
+        </w:numPr>
+        <w:pStyle w:val="Compact"/>
+      </w:pPr>
+      <w:r>
+        <w:t xml:space="preserve">Redbelly Network · Accessed 26 October 2026</w:t>
+      </w:r>
+    </w:p>
+    <w:p>
+      <w:pPr>
+        <w:numPr>
+          <w:ilvl w:val="0"/>
+          <w:numId w:val="1000"/>
+        </w:numPr>
+        <w:pStyle w:val="Compact"/>
+      </w:pPr>
+      <w:hyperlink r:id="rId105">
+        <w:r>
+          <w:rPr>
+            <w:rStyle w:val="Hyperlink"/>
+          </w:rPr>
+          <w:t xml:space="preserve">https://vine.redbelly.network/consensus/</w:t>
+        </w:r>
+      </w:hyperlink>
+    </w:p>
+    <w:p>
+      <w:pPr>
+        <w:numPr>
+          <w:ilvl w:val="0"/>
+          <w:numId w:val="1000"/>
+        </w:numPr>
+        <w:pStyle w:val="Compact"/>
+      </w:pPr>
+      <w:r>
+        <w:rPr>
+          <w:bCs/>
+          <w:b/>
+        </w:rPr>
+        <w:t xml:space="preserve">Supports:</w:t>
+      </w:r>
+      <w:r>
+        <w:t xml:space="preserve"> </w:t>
+      </w:r>
+      <w:r>
+        <w:t xml:space="preserve">Leaderless DBFT consensus; deterministic (quasi-instant) finality; Redbelly states the chain cannot fork.</w:t>
+      </w:r>
+    </w:p>
+    <w:p>
+      <w:pPr>
+        <w:numPr>
+          <w:ilvl w:val="0"/>
+          <w:numId w:val="1000"/>
+        </w:numPr>
+        <w:pStyle w:val="Compact"/>
+      </w:pPr>
+      <w:r>
+        <w:rPr>
+          <w:bCs/>
+          <w:b/>
+        </w:rPr>
+        <w:t xml:space="preserve">Link check:</w:t>
+      </w:r>
+      <w:r>
+        <w:t xml:space="preserve"> </w:t>
+      </w:r>
+      <w:r>
+        <w:t xml:space="preserve">HTTP 200; 1/1 cited phrases found</w:t>
+      </w:r>
+    </w:p>
+    <w:p>
+      <w:pPr>
+        <w:numPr>
+          <w:ilvl w:val="0"/>
+          <w:numId w:val="1017"/>
+        </w:numPr>
+        <w:pStyle w:val="Compact"/>
+      </w:pPr>
+      <w:bookmarkStart w:id="106" w:name="S26"/>
+      <w:r>
+        <w:t xml:space="preserve">S26</w:t>
+      </w:r>
+      <w:r>
+        <w:t xml:space="preserve">ERC-3643: T-REX - Token for Regulated EXchanges</w:t>
+      </w:r>
+      <w:r>
+        <w:t xml:space="preserve">Technical standard</w:t>
+      </w:r>
+      <w:bookmarkEnd w:id="106"/>
+    </w:p>
+    <w:p>
+      <w:pPr>
+        <w:numPr>
+          <w:ilvl w:val="0"/>
+          <w:numId w:val="1000"/>
+        </w:numPr>
+        <w:pStyle w:val="Compact"/>
+      </w:pPr>
+      <w:r>
+        <w:t xml:space="preserve">Ethereum Improvement Proposals (eips.ethereum.org) · Accessed 26 October 2026</w:t>
+      </w:r>
+    </w:p>
+    <w:p>
+      <w:pPr>
+        <w:numPr>
+          <w:ilvl w:val="0"/>
+          <w:numId w:val="1000"/>
+        </w:numPr>
+        <w:pStyle w:val="Compact"/>
+      </w:pPr>
+      <w:hyperlink r:id="rId107">
+        <w:r>
+          <w:rPr>
+            <w:rStyle w:val="Hyperlink"/>
+          </w:rPr>
+          <w:t xml:space="preserve">https://eips.ethereum.org/EIPS/eip-3643</w:t>
+        </w:r>
+      </w:hyperlink>
+    </w:p>
+    <w:p>
+      <w:pPr>
+        <w:numPr>
+          <w:ilvl w:val="0"/>
+          <w:numId w:val="1000"/>
+        </w:numPr>
+        <w:pStyle w:val="Compact"/>
+      </w:pPr>
+      <w:r>
+        <w:rPr>
+          <w:bCs/>
+          <w:b/>
+        </w:rPr>
+        <w:t xml:space="preserve">Supports:</w:t>
+      </w:r>
+      <w:r>
+        <w:t xml:space="preserve"> </w:t>
+      </w:r>
+      <w:r>
+        <w:t xml:space="preserve">Standard requires an on-chain identity system, a recovery system, the ability to freeze investor wallets, pause, and agent forced transfers; compliance check on each transfer.</w:t>
+      </w:r>
+    </w:p>
+    <w:p>
+      <w:pPr>
+        <w:numPr>
+          <w:ilvl w:val="0"/>
+          <w:numId w:val="1000"/>
+        </w:numPr>
+        <w:pStyle w:val="Compact"/>
+      </w:pPr>
+      <w:r>
+        <w:rPr>
+          <w:bCs/>
+          <w:b/>
+        </w:rPr>
+        <w:t xml:space="preserve">Link check:</w:t>
+      </w:r>
+      <w:r>
+        <w:t xml:space="preserve"> </w:t>
+      </w:r>
+      <w:r>
+        <w:t xml:space="preserve">HTTP 200; 3/3 cited phrases found</w:t>
+      </w:r>
+    </w:p>
+    <w:p>
+      <w:pPr>
+        <w:numPr>
+          <w:ilvl w:val="0"/>
+          <w:numId w:val="1017"/>
+        </w:numPr>
+        <w:pStyle w:val="Compact"/>
+      </w:pPr>
+      <w:bookmarkStart w:id="108" w:name="S27"/>
+      <w:r>
+        <w:t xml:space="preserve">S27</w:t>
+      </w:r>
+      <w:r>
+        <w:t xml:space="preserve">Redbelly Network: Project Acacia</w:t>
+      </w:r>
+      <w:r>
+        <w:t xml:space="preserve">Company statement</w:t>
+      </w:r>
+      <w:bookmarkEnd w:id="108"/>
+    </w:p>
+    <w:p>
+      <w:pPr>
+        <w:numPr>
+          <w:ilvl w:val="0"/>
+          <w:numId w:val="1000"/>
+        </w:numPr>
+        <w:pStyle w:val="Compact"/>
+      </w:pPr>
+      <w:r>
+        <w:t xml:space="preserve">Redbelly Network Pty Ltd · Accessed 26 October 2026</w:t>
+      </w:r>
+    </w:p>
+    <w:p>
+      <w:pPr>
+        <w:numPr>
+          <w:ilvl w:val="0"/>
+          <w:numId w:val="1000"/>
+        </w:numPr>
+        <w:pStyle w:val="Compact"/>
+      </w:pPr>
+      <w:hyperlink r:id="rId109">
+        <w:r>
+          <w:rPr>
+            <w:rStyle w:val="Hyperlink"/>
+          </w:rPr>
+          <w:t xml:space="preserve">https://redbelly.network/projectacacia</w:t>
+        </w:r>
+      </w:hyperlink>
+    </w:p>
+    <w:p>
+      <w:pPr>
+        <w:numPr>
+          <w:ilvl w:val="0"/>
+          <w:numId w:val="1000"/>
+        </w:numPr>
+        <w:pStyle w:val="Compact"/>
+      </w:pPr>
+      <w:r>
+        <w:rPr>
+          <w:bCs/>
+          <w:b/>
+        </w:rPr>
+        <w:t xml:space="preserve">Supports:</w:t>
+      </w:r>
+      <w:r>
+        <w:t xml:space="preserve"> </w:t>
+      </w:r>
+      <w:r>
+        <w:t xml:space="preserve">Redbelly's statement that it was selected for the Reserve Bank of Australia's Project Acacia pilot as part of NotCentralised's securitisation use case.</w:t>
+      </w:r>
+    </w:p>
+    <w:p>
+      <w:pPr>
+        <w:numPr>
+          <w:ilvl w:val="0"/>
+          <w:numId w:val="1000"/>
+        </w:numPr>
+        <w:pStyle w:val="Compact"/>
+      </w:pPr>
+      <w:r>
+        <w:rPr>
+          <w:bCs/>
+          <w:b/>
+        </w:rPr>
+        <w:t xml:space="preserve">Link check:</w:t>
+      </w:r>
+      <w:r>
+        <w:t xml:space="preserve"> </w:t>
+      </w:r>
+      <w:r>
+        <w:t xml:space="preserve">HTTP 200; 2/2 cited phrases found</w:t>
+      </w:r>
+    </w:p>
+    <w:bookmarkEnd w:id="110"/>
+    <w:bookmarkEnd w:id="111"/>
     <w:sectPr/>
   </w:body>
 </w:document>
@@ -9547,6 +8702,9 @@
     <w:abstractNumId w:val="991"/>
   </w:num>
   <w:num w:numId="1016">
+    <w:abstractNumId w:val="991"/>
+  </w:num>
+  <w:num w:numId="1017">
     <w:abstractNumId w:val="99201"/>
     <w:lvlOverride w:ilvl="0">
       <w:startOverride w:val="1"/>
@@ -9575,9 +8733,6 @@
     <w:lvlOverride w:ilvl="8">
       <w:startOverride w:val="1"/>
     </w:lvlOverride>
-  </w:num>
-  <w:num w:numId="1017">
-    <w:abstractNumId w:val="991"/>
   </w:num>
 </w:numbering>
 </file>
